--- a/Текст и прочее/infa.docx
+++ b/Текст и прочее/infa.docx
@@ -1371,6 +1371,7 @@
           <w:szCs w:val="52"/>
         </w:rPr>
       </w:pPr>
+      <w:bookmarkStart w:id="0" w:name="_Hlk166006063"/>
       <w:r>
         <w:rPr>
           <w:color w:val="000000" w:themeColor="text1"/>
@@ -1410,14 +1411,6 @@
           <w:shd w:val="clear" w:color="auto" w:fill="FFFFFF"/>
         </w:rPr>
         <w:t> — широко распространённый протокол передачи данных, изначально предназначенный для передачи гипертекстовых документов (то есть документов, которые могут содержать ссылки, позволяющие организовать переход к другим документам).</w:t>
-      </w:r>
-      <w:r>
-        <w:rPr>
-          <w:rFonts w:cs="Times New Roman"/>
-          <w:color w:val="000000" w:themeColor="text1"/>
-          <w:szCs w:val="28"/>
-        </w:rPr>
-        <w:br/>
       </w:r>
       <w:r>
         <w:rPr>
@@ -1527,7 +1520,24 @@
           <w:color w:val="000000" w:themeColor="text1"/>
           <w:szCs w:val="28"/>
         </w:rPr>
+        <w:br/>
+      </w:r>
+      <w:r>
+        <w:rPr>
+          <w:rFonts w:cs="Times New Roman"/>
+          <w:color w:val="000000" w:themeColor="text1"/>
+          <w:szCs w:val="28"/>
+          <w:shd w:val="clear" w:color="auto" w:fill="FFFFFF"/>
+        </w:rPr>
         <w:lastRenderedPageBreak/>
+        <w:t>Протокол HTTP предполагает использование клиент-серверной структуры передачи данных. Клиентское приложение формирует запрос и отправляет его на сервер, после чего серверное программное обеспечение обрабатывает данный запрос, формирует ответ и передаёт его обратно клиенту. После этого клиентское приложение может продолжить отправлять другие запросы, которые будут обработаны аналогичным образом.</w:t>
+      </w:r>
+      <w:r>
+        <w:rPr>
+          <w:rFonts w:cs="Times New Roman"/>
+          <w:color w:val="000000" w:themeColor="text1"/>
+          <w:szCs w:val="28"/>
+        </w:rPr>
         <w:br/>
       </w:r>
       <w:r>
@@ -1537,8 +1547,10 @@
           <w:szCs w:val="28"/>
           <w:shd w:val="clear" w:color="auto" w:fill="FFFFFF"/>
         </w:rPr>
-        <w:t>Протокол HTTP предполагает использование клиент-серверной структуры передачи данных. Клиентское приложение формирует запрос и отправляет его на сервер, после чего серверное программное обеспечение обрабатывает данный запрос, формирует ответ и передаёт его обратно клиенту. После этого клиентское приложение может продолжить отправлять другие запросы, которые будут обработаны аналогичным образом.</w:t>
-      </w:r>
+        <w:t>Задача, которая традиционно решается с помощью протокола HTTP — обмен данными между пользовательским приложением, осуществляющим доступ к веб-ресурсам (обычно это веб-браузер) и веб-сервером. На данный момент именно благодаря протоколу HTTP обеспечивается работа Всемирной паутины.</w:t>
+      </w:r>
+      <w:bookmarkStart w:id="1" w:name="habracut"/>
+      <w:bookmarkEnd w:id="1"/>
       <w:r>
         <w:rPr>
           <w:rFonts w:cs="Times New Roman"/>
@@ -1552,6 +1564,35 @@
           <w:rFonts w:cs="Times New Roman"/>
           <w:color w:val="000000" w:themeColor="text1"/>
           <w:szCs w:val="28"/>
+          <w:shd w:val="clear" w:color="auto" w:fill="FFFFFF"/>
+        </w:rPr>
+        <w:t xml:space="preserve">Также HTTP часто используется как протокол передачи информации для других протоколов прикладного уровня, таких как SOAP, XML-RPC и </w:t>
+      </w:r>
+      <w:proofErr w:type="spellStart"/>
+      <w:r>
+        <w:rPr>
+          <w:rFonts w:cs="Times New Roman"/>
+          <w:color w:val="000000" w:themeColor="text1"/>
+          <w:szCs w:val="28"/>
+          <w:shd w:val="clear" w:color="auto" w:fill="FFFFFF"/>
+        </w:rPr>
+        <w:t>WebDAV</w:t>
+      </w:r>
+      <w:proofErr w:type="spellEnd"/>
+      <w:r>
+        <w:rPr>
+          <w:rFonts w:cs="Times New Roman"/>
+          <w:color w:val="000000" w:themeColor="text1"/>
+          <w:szCs w:val="28"/>
+          <w:shd w:val="clear" w:color="auto" w:fill="FFFFFF"/>
+        </w:rPr>
+        <w:t>. В таком случае говорят, что протокол HTTP используется как «транспорт».</w:t>
+      </w:r>
+      <w:r>
+        <w:rPr>
+          <w:rFonts w:cs="Times New Roman"/>
+          <w:color w:val="000000" w:themeColor="text1"/>
+          <w:szCs w:val="28"/>
         </w:rPr>
         <w:br/>
       </w:r>
@@ -1562,7 +1603,7 @@
           <w:szCs w:val="28"/>
           <w:shd w:val="clear" w:color="auto" w:fill="FFFFFF"/>
         </w:rPr>
-        <w:t>Задача, которая традиционно решается с помощью протокола HTTP — обмен данными между пользовательским приложением, осуществляющим доступ к веб-ресурсам (обычно это веб-браузер) и веб-сервером. На данный момент именно благодаря протоколу HTTP обеспечивается работа Всемирной паутины.</w:t>
+        <w:t>API многих программных продуктов также подразумевает использование HTTP для передачи данных — сами данные при этом могут иметь любой формат, например, XML или JSON.</w:t>
       </w:r>
       <w:r>
         <w:rPr>
@@ -1572,95 +1613,16 @@
         </w:rPr>
         <w:br/>
       </w:r>
-      <w:bookmarkStart w:id="0" w:name="habracut"/>
+      <w:r>
+        <w:rPr>
+          <w:rFonts w:cs="Times New Roman"/>
+          <w:color w:val="000000" w:themeColor="text1"/>
+          <w:szCs w:val="28"/>
+          <w:shd w:val="clear" w:color="auto" w:fill="FFFFFF"/>
+        </w:rPr>
+        <w:t>Как правило, передача данных по протоколу HTTP осуществляется через TCP/IP-соединения. Серверное программное обеспечение при этом обычно использует TCP-порт 80 (и, если порт не указан явно, то обычно клиентское программное обеспечение по умолчанию использует именно 80-й порт для открываемых HTTP-соединений), хотя может использовать и любой другой.</w:t>
+      </w:r>
       <w:bookmarkEnd w:id="0"/>
-      <w:r>
-        <w:rPr>
-          <w:rFonts w:cs="Times New Roman"/>
-          <w:color w:val="000000" w:themeColor="text1"/>
-          <w:szCs w:val="28"/>
-        </w:rPr>
-        <w:br/>
-      </w:r>
-      <w:r>
-        <w:rPr>
-          <w:rFonts w:cs="Times New Roman"/>
-          <w:color w:val="000000" w:themeColor="text1"/>
-          <w:szCs w:val="28"/>
-          <w:shd w:val="clear" w:color="auto" w:fill="FFFFFF"/>
-        </w:rPr>
-        <w:t xml:space="preserve">Также HTTP часто используется как протокол передачи информации для других протоколов прикладного уровня, таких как SOAP, XML-RPC и </w:t>
-      </w:r>
-      <w:proofErr w:type="spellStart"/>
-      <w:r>
-        <w:rPr>
-          <w:rFonts w:cs="Times New Roman"/>
-          <w:color w:val="000000" w:themeColor="text1"/>
-          <w:szCs w:val="28"/>
-          <w:shd w:val="clear" w:color="auto" w:fill="FFFFFF"/>
-        </w:rPr>
-        <w:t>WebDAV</w:t>
-      </w:r>
-      <w:proofErr w:type="spellEnd"/>
-      <w:r>
-        <w:rPr>
-          <w:rFonts w:cs="Times New Roman"/>
-          <w:color w:val="000000" w:themeColor="text1"/>
-          <w:szCs w:val="28"/>
-          <w:shd w:val="clear" w:color="auto" w:fill="FFFFFF"/>
-        </w:rPr>
-        <w:t>. В таком случае говорят, что протокол HTTP используется как «транспорт».</w:t>
-      </w:r>
-      <w:r>
-        <w:rPr>
-          <w:rFonts w:cs="Times New Roman"/>
-          <w:color w:val="000000" w:themeColor="text1"/>
-          <w:szCs w:val="28"/>
-        </w:rPr>
-        <w:br/>
-      </w:r>
-      <w:r>
-        <w:rPr>
-          <w:rFonts w:cs="Times New Roman"/>
-          <w:color w:val="000000" w:themeColor="text1"/>
-          <w:szCs w:val="28"/>
-        </w:rPr>
-        <w:br/>
-      </w:r>
-      <w:r>
-        <w:rPr>
-          <w:rFonts w:cs="Times New Roman"/>
-          <w:color w:val="000000" w:themeColor="text1"/>
-          <w:szCs w:val="28"/>
-          <w:shd w:val="clear" w:color="auto" w:fill="FFFFFF"/>
-        </w:rPr>
-        <w:t>API многих программных продуктов также подразумевает использование HTTP для передачи данных — сами данные при этом могут иметь любой формат, например, XML или JSON.</w:t>
-      </w:r>
-      <w:r>
-        <w:rPr>
-          <w:rFonts w:cs="Times New Roman"/>
-          <w:color w:val="000000" w:themeColor="text1"/>
-          <w:szCs w:val="28"/>
-        </w:rPr>
-        <w:br/>
-      </w:r>
-      <w:r>
-        <w:rPr>
-          <w:rFonts w:cs="Times New Roman"/>
-          <w:color w:val="000000" w:themeColor="text1"/>
-          <w:szCs w:val="28"/>
-        </w:rPr>
-        <w:br/>
-      </w:r>
-      <w:r>
-        <w:rPr>
-          <w:rFonts w:cs="Times New Roman"/>
-          <w:color w:val="000000" w:themeColor="text1"/>
-          <w:szCs w:val="28"/>
-          <w:shd w:val="clear" w:color="auto" w:fill="FFFFFF"/>
-        </w:rPr>
-        <w:t>Как правило, передача данных по протоколу HTTP осуществляется через TCP/IP-соединения. Серверное программное обеспечение при этом обычно использует TCP-порт 80 (и, если порт не указан явно, то обычно клиентское программное обеспечение по умолчанию использует именно 80-й порт для открываемых HTTP-соединений), хотя может использовать и любой другой.</w:t>
-      </w:r>
     </w:p>
     <w:p>
       <w:pPr>
@@ -1676,6 +1638,7 @@
           <w:shd w:val="clear" w:color="auto" w:fill="FFFFFF"/>
         </w:rPr>
       </w:pPr>
+      <w:bookmarkStart w:id="2" w:name="_Hlk166006616"/>
       <w:r>
         <w:rPr>
           <w:rFonts w:cs="Times New Roman"/>
@@ -1707,26 +1670,34 @@
           <w:sz w:val="28"/>
           <w:szCs w:val="28"/>
         </w:rPr>
+        <w:t xml:space="preserve">HTTP является протоколом без статических данных, что означает, что он не может различать два последовательных запроса, исходящих от одного и того же компьютера, сети или пользователя. Это было основной проблемой. Из-за этого пользователь не мог поддерживать свою сессию, </w:t>
+      </w:r>
+      <w:proofErr w:type="gramStart"/>
+      <w:r>
+        <w:rPr>
+          <w:color w:val="000000" w:themeColor="text1"/>
+          <w:sz w:val="28"/>
+          <w:szCs w:val="28"/>
+        </w:rPr>
+        <w:t>и</w:t>
+      </w:r>
+      <w:proofErr w:type="gramEnd"/>
+      <w:r>
+        <w:rPr>
+          <w:color w:val="000000" w:themeColor="text1"/>
+          <w:sz w:val="28"/>
+          <w:szCs w:val="28"/>
+        </w:rPr>
+        <w:t xml:space="preserve"> если бы мы продолжили в том же духе, интернет стал бы таким же, каким он </w:t>
+      </w:r>
+      <w:r>
+        <w:rPr>
+          <w:color w:val="000000" w:themeColor="text1"/>
+          <w:sz w:val="28"/>
+          <w:szCs w:val="28"/>
+        </w:rPr>
         <w:lastRenderedPageBreak/>
-        <w:t xml:space="preserve">HTTP является протоколом без статических данных, что означает, что он не может различать два последовательных запроса, исходящих от одного и того же компьютера, сети или пользователя. Это было основной проблемой. Из-за этого пользователь не мог поддерживать свою сессию, </w:t>
-      </w:r>
-      <w:proofErr w:type="gramStart"/>
-      <w:r>
-        <w:rPr>
-          <w:color w:val="000000" w:themeColor="text1"/>
-          <w:sz w:val="28"/>
-          <w:szCs w:val="28"/>
-        </w:rPr>
-        <w:t>и</w:t>
-      </w:r>
-      <w:proofErr w:type="gramEnd"/>
-      <w:r>
-        <w:rPr>
-          <w:color w:val="000000" w:themeColor="text1"/>
-          <w:sz w:val="28"/>
-          <w:szCs w:val="28"/>
-        </w:rPr>
-        <w:t xml:space="preserve"> если бы мы продолжили в том же духе, интернет стал бы таким же, каким он был десять лет назад, состоящим только из кучи статичных </w:t>
+        <w:t xml:space="preserve">был десять лет назад, состоящим только из кучи статичных </w:t>
       </w:r>
       <w:proofErr w:type="spellStart"/>
       <w:r>
@@ -1803,6 +1774,7 @@
         <w:t>, которые вы получаете, это небольшие файлы, создаваемые веб-сайтом, который вы посещаете. Они генерируются веб-приложениями и хранятся в вашем браузере в виде пар ключ-значение.</w:t>
       </w:r>
     </w:p>
+    <w:bookmarkEnd w:id="2"/>
     <w:p>
       <w:pPr>
         <w:spacing w:after="0" w:line="360" w:lineRule="auto"/>
@@ -1836,17 +1808,6 @@
     </w:p>
     <w:p>
       <w:pPr>
-        <w:spacing w:after="0" w:line="360" w:lineRule="auto"/>
-        <w:ind w:firstLine="709"/>
-        <w:rPr>
-          <w:rFonts w:cs="Times New Roman"/>
-          <w:color w:val="000000" w:themeColor="text1"/>
-          <w:szCs w:val="28"/>
-        </w:rPr>
-      </w:pPr>
-    </w:p>
-    <w:p>
-      <w:pPr>
         <w:pStyle w:val="a4"/>
         <w:spacing w:before="0" w:beforeAutospacing="0" w:after="0" w:afterAutospacing="0" w:line="360" w:lineRule="auto"/>
         <w:ind w:firstLine="709"/>
@@ -1920,7 +1881,6 @@
           <w:sz w:val="28"/>
           <w:szCs w:val="28"/>
         </w:rPr>
-        <w:lastRenderedPageBreak/>
         <w:t xml:space="preserve">Сам паттерн MVC не является какой-то новой идеей в архитектуре приложений, он появился еще в конце 1970-х годов в компании Xerox как способ организации компонентов в графическом приложение на языке </w:t>
       </w:r>
       <w:proofErr w:type="spellStart"/>
@@ -1986,6 +1946,7 @@
           <w:sz w:val="28"/>
           <w:szCs w:val="28"/>
         </w:rPr>
+        <w:lastRenderedPageBreak/>
         <w:t>Модель (</w:t>
       </w:r>
       <w:proofErr w:type="spellStart"/>
@@ -2194,90 +2155,36 @@
           <w:sz w:val="28"/>
           <w:szCs w:val="28"/>
         </w:rPr>
-        <w:t xml:space="preserve">: представляет центральный компонент MVC, который обеспечивает связь между пользователем и приложением, представлением и хранилищем данных. Он содержит логику обработки запроса пользователя. Контроллер получает вводимые пользователем данные и обрабатывает их. И в зависимости от результатов обработки отправляет </w:t>
-      </w:r>
-      <w:r>
-        <w:rPr>
-          <w:color w:val="000000" w:themeColor="text1"/>
-          <w:sz w:val="28"/>
-          <w:szCs w:val="28"/>
-        </w:rPr>
-        <w:lastRenderedPageBreak/>
-        <w:t>пользователю определенный вывод, например, в виде представления, наполненного данными моделей.</w:t>
+        <w:t>: представляет центральный компонент MVC, который обеспечивает связь между пользователем и приложением, представлением и хранилищем данных. Он содержит логику обработки запроса пользователя. Контроллер получает вводимые пользователем данные и обрабатывает их. И в зависимости от результатов обработки отправляет пользователю определенный вывод, например, в виде представления, наполненного данными моделей.</w:t>
       </w:r>
     </w:p>
     <w:p>
       <w:pPr>
         <w:pStyle w:val="1"/>
-        <w:pBdr>
-          <w:bottom w:val="single" w:sz="6" w:space="0" w:color="AAAAAA"/>
-        </w:pBdr>
-        <w:spacing w:before="0" w:beforeAutospacing="0" w:after="0" w:afterAutospacing="0" w:line="360" w:lineRule="auto"/>
-        <w:ind w:firstLine="709"/>
-        <w:rPr>
-          <w:b w:val="0"/>
-          <w:bCs w:val="0"/>
-          <w:color w:val="000000" w:themeColor="text1"/>
-          <w:sz w:val="28"/>
-          <w:szCs w:val="28"/>
-        </w:rPr>
-      </w:pPr>
-      <w:r>
-        <w:rPr>
-          <w:b w:val="0"/>
-          <w:bCs w:val="0"/>
-          <w:color w:val="000000" w:themeColor="text1"/>
-          <w:sz w:val="28"/>
-          <w:szCs w:val="28"/>
-        </w:rPr>
+      </w:pPr>
+      <w:bookmarkStart w:id="3" w:name="_Hlk166006313"/>
+      <w:r>
         <w:t>Хеширование</w:t>
       </w:r>
     </w:p>
     <w:p>
-      <w:pPr>
-        <w:pStyle w:val="a4"/>
-        <w:spacing w:before="0" w:beforeAutospacing="0" w:after="0" w:afterAutospacing="0" w:line="360" w:lineRule="auto"/>
-        <w:ind w:firstLine="709"/>
-        <w:rPr>
-          <w:color w:val="000000" w:themeColor="text1"/>
-          <w:sz w:val="28"/>
-          <w:szCs w:val="28"/>
-        </w:rPr>
-      </w:pPr>
+      <w:r>
+        <w:t>Хеширование</w:t>
+      </w:r>
+      <w:r>
+        <w:t xml:space="preserve"> </w:t>
+      </w:r>
+      <w:r>
+        <w:t>— </w:t>
+      </w:r>
       <w:r>
         <w:rPr>
           <w:b/>
           <w:bCs/>
-          <w:color w:val="000000" w:themeColor="text1"/>
-          <w:sz w:val="28"/>
-          <w:szCs w:val="28"/>
-        </w:rPr>
-        <w:t>Хеширование</w:t>
-      </w:r>
-      <w:r>
-        <w:rPr>
-          <w:color w:val="000000" w:themeColor="text1"/>
-          <w:sz w:val="28"/>
-          <w:szCs w:val="28"/>
-        </w:rPr>
-        <w:t> (иной вариант написания — </w:t>
-      </w:r>
-      <w:r>
-        <w:rPr>
-          <w:b/>
-          <w:bCs/>
-          <w:color w:val="000000" w:themeColor="text1"/>
-          <w:sz w:val="28"/>
-          <w:szCs w:val="28"/>
         </w:rPr>
         <w:t>хэширование</w:t>
       </w:r>
       <w:r>
-        <w:rPr>
-          <w:color w:val="000000" w:themeColor="text1"/>
-          <w:sz w:val="28"/>
-          <w:szCs w:val="28"/>
-        </w:rPr>
         <w:t>; </w:t>
       </w:r>
       <w:hyperlink r:id="rId24" w:tooltip="Английский язык" w:history="1">
@@ -2285,7 +2192,6 @@
           <w:rPr>
             <w:rStyle w:val="a3"/>
             <w:color w:val="000000" w:themeColor="text1"/>
-            <w:sz w:val="28"/>
             <w:szCs w:val="28"/>
             <w:u w:val="none"/>
           </w:rPr>
@@ -2293,30 +2199,17 @@
         </w:r>
       </w:hyperlink>
       <w:r>
-        <w:rPr>
-          <w:color w:val="000000" w:themeColor="text1"/>
-          <w:sz w:val="28"/>
-          <w:szCs w:val="28"/>
-        </w:rPr>
         <w:t> </w:t>
       </w:r>
       <w:r>
         <w:rPr>
           <w:i/>
           <w:iCs/>
-          <w:color w:val="000000" w:themeColor="text1"/>
-          <w:sz w:val="28"/>
-          <w:szCs w:val="28"/>
           <w:lang w:val="en"/>
         </w:rPr>
         <w:t>hashing</w:t>
       </w:r>
       <w:r>
-        <w:rPr>
-          <w:color w:val="000000" w:themeColor="text1"/>
-          <w:sz w:val="28"/>
-          <w:szCs w:val="28"/>
-        </w:rPr>
         <w:t>) — преобразование по </w:t>
       </w:r>
       <w:hyperlink r:id="rId25" w:tooltip="Детерминированный алгоритм" w:history="1">
@@ -2324,7 +2217,6 @@
           <w:rPr>
             <w:rStyle w:val="a3"/>
             <w:color w:val="000000" w:themeColor="text1"/>
-            <w:sz w:val="28"/>
             <w:szCs w:val="28"/>
             <w:u w:val="none"/>
           </w:rPr>
@@ -2332,19 +2224,17 @@
         </w:r>
       </w:hyperlink>
       <w:r>
-        <w:rPr>
-          <w:color w:val="000000" w:themeColor="text1"/>
-          <w:sz w:val="28"/>
-          <w:szCs w:val="28"/>
-        </w:rPr>
-        <w:t> входного массива данных произвольной длины в выходную </w:t>
+        <w:t xml:space="preserve"> входного массива данных произвольной длины </w:t>
+      </w:r>
+      <w:r>
+        <w:lastRenderedPageBreak/>
+        <w:t>в выходную </w:t>
       </w:r>
       <w:hyperlink r:id="rId26" w:tooltip="Бит" w:history="1">
         <w:r>
           <w:rPr>
             <w:rStyle w:val="a3"/>
             <w:color w:val="000000" w:themeColor="text1"/>
-            <w:sz w:val="28"/>
             <w:szCs w:val="28"/>
             <w:u w:val="none"/>
           </w:rPr>
@@ -2352,11 +2242,6 @@
         </w:r>
       </w:hyperlink>
       <w:r>
-        <w:rPr>
-          <w:color w:val="000000" w:themeColor="text1"/>
-          <w:sz w:val="28"/>
-          <w:szCs w:val="28"/>
-        </w:rPr>
         <w:t> строку фиксированной длины. Такие преобразования также называются </w:t>
       </w:r>
       <w:r>
@@ -2365,18 +2250,10 @@
           <w:bCs/>
           <w:i/>
           <w:iCs/>
-          <w:color w:val="000000" w:themeColor="text1"/>
-          <w:sz w:val="28"/>
-          <w:szCs w:val="28"/>
         </w:rPr>
         <w:t>хэш-функциями</w:t>
       </w:r>
       <w:r>
-        <w:rPr>
-          <w:color w:val="000000" w:themeColor="text1"/>
-          <w:sz w:val="28"/>
-          <w:szCs w:val="28"/>
-        </w:rPr>
         <w:t> или «функциями свёртки», а их результаты называют </w:t>
       </w:r>
       <w:hyperlink r:id="rId27" w:tooltip="Хеш-сумма" w:history="1">
@@ -2388,7 +2265,6 @@
             <w:i/>
             <w:iCs/>
             <w:color w:val="000000" w:themeColor="text1"/>
-            <w:sz w:val="28"/>
             <w:szCs w:val="28"/>
             <w:u w:val="none"/>
           </w:rPr>
@@ -2396,11 +2272,6 @@
         </w:r>
       </w:hyperlink>
       <w:r>
-        <w:rPr>
-          <w:color w:val="000000" w:themeColor="text1"/>
-          <w:sz w:val="28"/>
-          <w:szCs w:val="28"/>
-        </w:rPr>
         <w:t>, </w:t>
       </w:r>
       <w:r>
@@ -2409,18 +2280,10 @@
           <w:bCs/>
           <w:i/>
           <w:iCs/>
-          <w:color w:val="000000" w:themeColor="text1"/>
-          <w:sz w:val="28"/>
-          <w:szCs w:val="28"/>
         </w:rPr>
         <w:t>хэш-кодом</w:t>
       </w:r>
       <w:r>
-        <w:rPr>
-          <w:color w:val="000000" w:themeColor="text1"/>
-          <w:sz w:val="28"/>
-          <w:szCs w:val="28"/>
-        </w:rPr>
         <w:t>, </w:t>
       </w:r>
       <w:r>
@@ -2429,38 +2292,15 @@
           <w:bCs/>
           <w:i/>
           <w:iCs/>
-          <w:color w:val="000000" w:themeColor="text1"/>
-          <w:sz w:val="28"/>
-          <w:szCs w:val="28"/>
         </w:rPr>
         <w:t>хэш-суммой</w:t>
       </w:r>
       <w:r>
-        <w:rPr>
-          <w:color w:val="000000" w:themeColor="text1"/>
-          <w:sz w:val="28"/>
-          <w:szCs w:val="28"/>
-        </w:rPr>
         <w:t> или «сводкой сообщения».</w:t>
       </w:r>
     </w:p>
     <w:p>
-      <w:pPr>
-        <w:pStyle w:val="a4"/>
-        <w:spacing w:before="0" w:beforeAutospacing="0" w:after="0" w:afterAutospacing="0" w:line="360" w:lineRule="auto"/>
-        <w:ind w:firstLine="709"/>
-        <w:rPr>
-          <w:color w:val="000000" w:themeColor="text1"/>
-          <w:sz w:val="28"/>
-          <w:szCs w:val="28"/>
-        </w:rPr>
-      </w:pPr>
-      <w:r>
-        <w:rPr>
-          <w:color w:val="000000" w:themeColor="text1"/>
-          <w:sz w:val="28"/>
-          <w:szCs w:val="28"/>
-        </w:rPr>
+      <w:r>
         <w:t>Хэширование применяется для построения </w:t>
       </w:r>
       <w:hyperlink r:id="rId28" w:tooltip="Ассоциативный массив" w:history="1">
@@ -2468,7 +2308,6 @@
           <w:rPr>
             <w:rStyle w:val="a3"/>
             <w:color w:val="000000" w:themeColor="text1"/>
-            <w:sz w:val="28"/>
             <w:szCs w:val="28"/>
             <w:u w:val="none"/>
           </w:rPr>
@@ -2476,31 +2315,11 @@
         </w:r>
       </w:hyperlink>
       <w:r>
-        <w:rPr>
-          <w:color w:val="000000" w:themeColor="text1"/>
-          <w:sz w:val="28"/>
-          <w:szCs w:val="28"/>
-        </w:rPr>
         <w:t>, поиска дубликатов в сериях наборов данных, построения достаточно уникальных идентификаторов для наборов данных, контрольного суммирования с целью обнаружения случайных или намеренных ошибок при хранении или передаче, для хранения паролей в системах защиты (в этом случае доступ к области памяти, где находятся пароли, не позволяет восстановить сам пароль), при выработке электронной подписи (на практике часто подписывается не само сообщение, а его хэш-образ).</w:t>
       </w:r>
     </w:p>
     <w:p>
-      <w:pPr>
-        <w:pStyle w:val="a4"/>
-        <w:spacing w:before="0" w:beforeAutospacing="0" w:after="0" w:afterAutospacing="0" w:line="360" w:lineRule="auto"/>
-        <w:ind w:firstLine="709"/>
-        <w:rPr>
-          <w:color w:val="000000" w:themeColor="text1"/>
-          <w:sz w:val="28"/>
-          <w:szCs w:val="28"/>
-        </w:rPr>
-      </w:pPr>
-      <w:r>
-        <w:rPr>
-          <w:color w:val="000000" w:themeColor="text1"/>
-          <w:sz w:val="28"/>
-          <w:szCs w:val="28"/>
-        </w:rPr>
+      <w:r>
         <w:t>В общем случае однозначного соответствия между исходными данными и хэш-кодом нет в силу того, что </w:t>
       </w:r>
       <w:hyperlink r:id="rId29" w:tooltip="Принцип Дирихле (комбинаторика)" w:history="1">
@@ -2508,7 +2327,6 @@
           <w:rPr>
             <w:rStyle w:val="a3"/>
             <w:color w:val="000000" w:themeColor="text1"/>
-            <w:sz w:val="28"/>
             <w:szCs w:val="28"/>
             <w:u w:val="none"/>
           </w:rPr>
@@ -2516,11 +2334,6 @@
         </w:r>
       </w:hyperlink>
       <w:r>
-        <w:rPr>
-          <w:color w:val="000000" w:themeColor="text1"/>
-          <w:sz w:val="28"/>
-          <w:szCs w:val="28"/>
-        </w:rPr>
         <w:t>, чем число вариантов значений входного массива; существует множество массивов с разным содержимым, но дающих одинаковые хэш-коды — так называемые </w:t>
       </w:r>
       <w:hyperlink r:id="rId30" w:tooltip="Коллизия хеш-функции" w:history="1">
@@ -2528,7 +2341,6 @@
           <w:rPr>
             <w:rStyle w:val="a3"/>
             <w:color w:val="000000" w:themeColor="text1"/>
-            <w:sz w:val="28"/>
             <w:szCs w:val="28"/>
             <w:u w:val="none"/>
           </w:rPr>
@@ -2536,46 +2348,6083 @@
         </w:r>
       </w:hyperlink>
       <w:r>
-        <w:rPr>
-          <w:color w:val="000000" w:themeColor="text1"/>
-          <w:sz w:val="28"/>
-          <w:szCs w:val="28"/>
-        </w:rPr>
         <w:t>. Вероятность возникновения коллизий играет немаловажную роль в оценке качества хэш-функций.</w:t>
       </w:r>
     </w:p>
     <w:p>
+      <w:r>
+        <w:t>SHA-2 (SHA-256)</w:t>
+      </w:r>
+    </w:p>
+    <w:p>
+      <w:r>
+        <w:t>SHA-2 — это семейство алгоритмов с общей идеей хеширования данных. SHA-256 устанавливает дополнительные константы, которые определяют поведение алгоритма SHA-2. Одной из таких констант является размер вывода. «256» и «512» относятся к соответствующим размерам выходных данных в битах.</w:t>
+      </w:r>
+    </w:p>
+    <w:p>
+      <w:bookmarkStart w:id="4" w:name="_Hlk166006560"/>
+      <w:r>
+        <w:t>Хеш-функция или функция свёртки — функция, преобразующая массив входных данных произвольного размера в выходную битовую строку определённого (установленного) размера в соответствии с определённым алгоритмом. Преобразование, выполняемое хеш-функцией, называется хешированием. Исходные (входные) данные называются входным массивом, «ключом», «сообщением». Результат преобразования (выходные данные) называется «</w:t>
+      </w:r>
+      <w:proofErr w:type="spellStart"/>
+      <w:r>
+        <w:t>хешем</w:t>
+      </w:r>
+      <w:proofErr w:type="spellEnd"/>
+      <w:r>
+        <w:t>», «хеш-кодом», «хеш-суммой», «сводкой сообщения», «свёрткой».</w:t>
+      </w:r>
+    </w:p>
+    <w:p>
+      <w:r>
+        <w:t>Хеш-функции применяются в следующих случаях:</w:t>
+      </w:r>
+    </w:p>
+    <w:p>
+      <w:pPr>
+        <w:pStyle w:val="a6"/>
+        <w:numPr>
+          <w:ilvl w:val="0"/>
+          <w:numId w:val="4"/>
+        </w:numPr>
+      </w:pPr>
+      <w:r>
+        <w:t>при построении ассоциативных массивов;</w:t>
+      </w:r>
+    </w:p>
+    <w:p>
+      <w:pPr>
+        <w:pStyle w:val="a6"/>
+        <w:numPr>
+          <w:ilvl w:val="0"/>
+          <w:numId w:val="4"/>
+        </w:numPr>
+      </w:pPr>
+      <w:r>
+        <w:t>при поиске дубликатов в последовательностях наборов данных;</w:t>
+      </w:r>
+    </w:p>
+    <w:p>
+      <w:pPr>
+        <w:pStyle w:val="a6"/>
+        <w:numPr>
+          <w:ilvl w:val="0"/>
+          <w:numId w:val="4"/>
+        </w:numPr>
+      </w:pPr>
+      <w:r>
+        <w:t>при построении уникальных идентификаторов для наборов данных;</w:t>
+      </w:r>
+    </w:p>
+    <w:p>
+      <w:pPr>
+        <w:pStyle w:val="a6"/>
+        <w:numPr>
+          <w:ilvl w:val="0"/>
+          <w:numId w:val="4"/>
+        </w:numPr>
+      </w:pPr>
+      <w:r>
+        <w:t xml:space="preserve">при вычислении контрольных сумм от данных (сигнала) для последующего обнаружения в данных ошибок (возникших случайно </w:t>
+      </w:r>
+      <w:r>
+        <w:lastRenderedPageBreak/>
+        <w:t>или внесённых намеренно), возникающих при хранении и/или передаче данных;</w:t>
+      </w:r>
+    </w:p>
+    <w:p>
+      <w:pPr>
+        <w:pStyle w:val="a6"/>
+        <w:numPr>
+          <w:ilvl w:val="0"/>
+          <w:numId w:val="4"/>
+        </w:numPr>
+      </w:pPr>
+      <w:r>
+        <w:t>при сохранении паролей в системах защиты в виде хеш-кода (для восстановления пароля по хеш-коду требуется функция, являющаяся обратной по отношению к использованной хеш-функции);</w:t>
+      </w:r>
+    </w:p>
+    <w:p>
+      <w:pPr>
+        <w:pStyle w:val="a6"/>
+        <w:numPr>
+          <w:ilvl w:val="0"/>
+          <w:numId w:val="4"/>
+        </w:numPr>
+      </w:pPr>
+      <w:r>
+        <w:t>при создании (выработке) электронной подписи (на практике подпись часто создаётся не для сообщения, а для «хеш-образа» сообщения);</w:t>
+      </w:r>
+    </w:p>
+    <w:p>
+      <w:pPr>
+        <w:pStyle w:val="a6"/>
+        <w:numPr>
+          <w:ilvl w:val="0"/>
+          <w:numId w:val="4"/>
+        </w:numPr>
+      </w:pPr>
+      <w:r>
+        <w:t>и в других случаях.</w:t>
+      </w:r>
+    </w:p>
+    <w:p>
+      <w:r>
+        <w:t>В общем случае (согласно принципу Дирихле) не существует однозначного соответствия между выходными данными (хеш-кодом, значениями, возвращёнными хеш-функцией) и входными данными (исходными данными). Выходные данные (возвращаемые хеш-функцией значения) менее разнообразны, чем входные данные (значения входного массива). Случай, при котором хеш-функция преобразует более чем одни входные данные (один массив входных данных) в одинаковые выходные данные (сводки), называется «коллизией». Вероятность возникновения коллизий используется для оценки качества хеш-функций.</w:t>
+      </w:r>
+    </w:p>
+    <w:p>
+      <w:r>
+        <w:t>Существует множество алгоритмов хеширования, отличающихся разными свойствами. Примеры свойств:</w:t>
+      </w:r>
+    </w:p>
+    <w:p>
+      <w:pPr>
+        <w:pStyle w:val="a6"/>
+        <w:numPr>
+          <w:ilvl w:val="0"/>
+          <w:numId w:val="3"/>
+        </w:numPr>
+      </w:pPr>
+      <w:r>
+        <w:t>разрядность;</w:t>
+      </w:r>
+    </w:p>
+    <w:p>
+      <w:pPr>
+        <w:pStyle w:val="a6"/>
+        <w:numPr>
+          <w:ilvl w:val="0"/>
+          <w:numId w:val="3"/>
+        </w:numPr>
+      </w:pPr>
+      <w:r>
+        <w:t>вычислительная сложность;</w:t>
+      </w:r>
+    </w:p>
+    <w:p>
+      <w:pPr>
+        <w:pStyle w:val="a6"/>
+        <w:numPr>
+          <w:ilvl w:val="0"/>
+          <w:numId w:val="3"/>
+        </w:numPr>
+      </w:pPr>
+      <w:r>
+        <w:t>криптостойкость.</w:t>
+      </w:r>
+    </w:p>
+    <w:p>
+      <w:r>
+        <w:t xml:space="preserve">Выбор той или иной хеш-функции определяется спецификой решаемой задачи. Простейшим примером хеш-функции может служить «обрамление» данных циклическим избыточным кодом (англ. CRC, </w:t>
+      </w:r>
+      <w:proofErr w:type="spellStart"/>
+      <w:r>
+        <w:t>cyclic</w:t>
+      </w:r>
+      <w:proofErr w:type="spellEnd"/>
+      <w:r>
+        <w:t xml:space="preserve"> </w:t>
+      </w:r>
+      <w:proofErr w:type="spellStart"/>
+      <w:r>
+        <w:t>redundancy</w:t>
+      </w:r>
+      <w:proofErr w:type="spellEnd"/>
+      <w:r>
+        <w:t xml:space="preserve"> </w:t>
+      </w:r>
+      <w:proofErr w:type="spellStart"/>
+      <w:r>
+        <w:t>code</w:t>
+      </w:r>
+      <w:proofErr w:type="spellEnd"/>
+      <w:r>
+        <w:t>).</w:t>
+      </w:r>
+    </w:p>
+    <w:bookmarkEnd w:id="4"/>
+    <w:p/>
+    <w:bookmarkEnd w:id="3"/>
+    <w:p>
+      <w:r>
+        <w:br w:type="page"/>
+      </w:r>
+    </w:p>
+    <w:p>
       <w:pPr>
         <w:pStyle w:val="1"/>
+      </w:pPr>
+      <w:r>
+        <w:lastRenderedPageBreak/>
+        <w:t>Архитектура ASP.NET MVC 5</w:t>
+      </w:r>
+    </w:p>
+    <w:p>
+      <w:pPr>
+        <w:pStyle w:val="2"/>
+        <w:spacing w:before="0" w:line="360" w:lineRule="auto"/>
+        <w:ind w:firstLine="709"/>
+        <w:jc w:val="both"/>
+        <w:rPr>
+          <w:rFonts w:ascii="Times New Roman" w:hAnsi="Times New Roman" w:cs="Times New Roman"/>
+          <w:color w:val="auto"/>
+          <w:sz w:val="28"/>
+          <w:szCs w:val="28"/>
+        </w:rPr>
+      </w:pPr>
+      <w:r>
+        <w:rPr>
+          <w:rFonts w:ascii="Times New Roman" w:hAnsi="Times New Roman" w:cs="Times New Roman"/>
+          <w:b/>
+          <w:bCs/>
+          <w:color w:val="auto"/>
+          <w:sz w:val="28"/>
+          <w:szCs w:val="28"/>
+        </w:rPr>
+        <w:t>История создания MVC</w:t>
+      </w:r>
+    </w:p>
+    <w:p>
+      <w:pPr>
+        <w:pStyle w:val="a4"/>
         <w:spacing w:before="0" w:beforeAutospacing="0" w:after="0" w:afterAutospacing="0" w:line="360" w:lineRule="auto"/>
         <w:ind w:firstLine="709"/>
-        <w:rPr>
-          <w:color w:val="000000" w:themeColor="text1"/>
-          <w:sz w:val="28"/>
-          <w:szCs w:val="28"/>
-        </w:rPr>
-      </w:pPr>
-      <w:r>
-        <w:rPr>
-          <w:color w:val="000000" w:themeColor="text1"/>
-          <w:sz w:val="28"/>
-          <w:szCs w:val="28"/>
-        </w:rPr>
-        <w:t>SHA-2 (SHA-256)</w:t>
+        <w:jc w:val="both"/>
+        <w:rPr>
+          <w:sz w:val="28"/>
+          <w:szCs w:val="28"/>
+        </w:rPr>
+      </w:pPr>
+      <w:r>
+        <w:rPr>
+          <w:sz w:val="28"/>
+          <w:szCs w:val="28"/>
+        </w:rPr>
+        <w:t>Термин </w:t>
+      </w:r>
+      <w:r>
+        <w:rPr>
+          <w:rStyle w:val="a7"/>
+          <w:rFonts w:eastAsiaTheme="majorEastAsia"/>
+          <w:i/>
+          <w:iCs/>
+          <w:sz w:val="28"/>
+          <w:szCs w:val="28"/>
+        </w:rPr>
+        <w:t>модель-представление-контроллер (</w:t>
+      </w:r>
+      <w:proofErr w:type="spellStart"/>
+      <w:r>
+        <w:rPr>
+          <w:rStyle w:val="a7"/>
+          <w:rFonts w:eastAsiaTheme="majorEastAsia"/>
+          <w:i/>
+          <w:iCs/>
+          <w:sz w:val="28"/>
+          <w:szCs w:val="28"/>
+        </w:rPr>
+        <w:t>model-view-controller</w:t>
+      </w:r>
+      <w:proofErr w:type="spellEnd"/>
+      <w:r>
+        <w:rPr>
+          <w:rStyle w:val="a7"/>
+          <w:rFonts w:eastAsiaTheme="majorEastAsia"/>
+          <w:i/>
+          <w:iCs/>
+          <w:sz w:val="28"/>
+          <w:szCs w:val="28"/>
+        </w:rPr>
+        <w:t>)</w:t>
+      </w:r>
+      <w:r>
+        <w:rPr>
+          <w:sz w:val="28"/>
+          <w:szCs w:val="28"/>
+        </w:rPr>
+        <w:t> используется с конца 70-х гг. прошлого столетия. Этот шаблон происходит из проекта </w:t>
+      </w:r>
+      <w:proofErr w:type="spellStart"/>
+      <w:r>
+        <w:rPr>
+          <w:rStyle w:val="a7"/>
+          <w:rFonts w:eastAsiaTheme="majorEastAsia"/>
+          <w:sz w:val="28"/>
+          <w:szCs w:val="28"/>
+        </w:rPr>
+        <w:t>Smalltalk</w:t>
+      </w:r>
+      <w:proofErr w:type="spellEnd"/>
+      <w:r>
+        <w:rPr>
+          <w:sz w:val="28"/>
+          <w:szCs w:val="28"/>
+        </w:rPr>
+        <w:t xml:space="preserve">, выполнявшегося в Xerox PARC, где он был задуман как способ организации ранних приложений с графическим пользовательским интерфейсом. Некоторые нюансы первоначального шаблона MVC были связаны с концепциями, специфичными для </w:t>
+      </w:r>
+      <w:proofErr w:type="spellStart"/>
+      <w:r>
+        <w:rPr>
+          <w:sz w:val="28"/>
+          <w:szCs w:val="28"/>
+        </w:rPr>
+        <w:t>Smalltalk</w:t>
+      </w:r>
+      <w:proofErr w:type="spellEnd"/>
+      <w:r>
+        <w:rPr>
+          <w:sz w:val="28"/>
+          <w:szCs w:val="28"/>
+        </w:rPr>
+        <w:t>, такими как экраны и инструменты, но более широкие понятия по-прежнему применимы к приложениям - и особенно хорошо они подходят для веб-приложений.</w:t>
+      </w:r>
+    </w:p>
+    <w:p>
+      <w:pPr>
+        <w:pStyle w:val="a4"/>
+        <w:spacing w:before="0" w:beforeAutospacing="0" w:after="0" w:afterAutospacing="0" w:line="360" w:lineRule="auto"/>
+        <w:ind w:firstLine="709"/>
+        <w:jc w:val="both"/>
+        <w:rPr>
+          <w:sz w:val="28"/>
+          <w:szCs w:val="28"/>
+        </w:rPr>
+      </w:pPr>
+      <w:r>
+        <w:rPr>
+          <w:sz w:val="28"/>
+          <w:szCs w:val="28"/>
+        </w:rPr>
+        <w:t>Взаимодействие с приложением MVC осуществляется в соответствии с естественным циклом действий пользователя и обновлений представления, при котором предполагается, что представление не содержит информации о состоянии. Это прекрасно сочетается с запросами и ответами HTTP, которые лежат в основе веб-приложения.</w:t>
+      </w:r>
+    </w:p>
+    <w:p>
+      <w:pPr>
+        <w:pStyle w:val="a4"/>
+        <w:spacing w:before="0" w:beforeAutospacing="0" w:after="0" w:afterAutospacing="0" w:line="360" w:lineRule="auto"/>
+        <w:ind w:firstLine="709"/>
+        <w:jc w:val="both"/>
+        <w:rPr>
+          <w:sz w:val="28"/>
+          <w:szCs w:val="28"/>
+        </w:rPr>
+      </w:pPr>
+      <w:r>
+        <w:rPr>
+          <w:sz w:val="28"/>
+          <w:szCs w:val="28"/>
+        </w:rPr>
+        <w:t>Более того, инфраструктура MVC принудительно применяет разделение ответственности - </w:t>
+      </w:r>
+      <w:r>
+        <w:rPr>
+          <w:rStyle w:val="a8"/>
+          <w:sz w:val="28"/>
+          <w:szCs w:val="28"/>
+        </w:rPr>
+        <w:t>модель предметной области</w:t>
+      </w:r>
+      <w:r>
+        <w:rPr>
+          <w:sz w:val="28"/>
+          <w:szCs w:val="28"/>
+        </w:rPr>
+        <w:t> и </w:t>
+      </w:r>
+      <w:r>
+        <w:rPr>
+          <w:rStyle w:val="a8"/>
+          <w:sz w:val="28"/>
+          <w:szCs w:val="28"/>
+        </w:rPr>
+        <w:t>логика контроллера</w:t>
+      </w:r>
+      <w:r>
+        <w:rPr>
+          <w:sz w:val="28"/>
+          <w:szCs w:val="28"/>
+        </w:rPr>
+        <w:t> отделены от пользовательского интерфейса. В веб-приложении это означает, что HTML-разметка хранится отдельно от остальной части приложения, что упрощает и облегчает сопровождение и тестирование.</w:t>
+      </w:r>
+    </w:p>
+    <w:p>
+      <w:pPr>
+        <w:pStyle w:val="a4"/>
+        <w:spacing w:before="0" w:beforeAutospacing="0" w:after="0" w:afterAutospacing="0" w:line="360" w:lineRule="auto"/>
+        <w:ind w:firstLine="709"/>
+        <w:jc w:val="both"/>
+        <w:rPr>
+          <w:sz w:val="28"/>
+          <w:szCs w:val="28"/>
+        </w:rPr>
+      </w:pPr>
+      <w:r>
+        <w:rPr>
+          <w:sz w:val="28"/>
+          <w:szCs w:val="28"/>
+        </w:rPr>
+        <w:t xml:space="preserve">Появление платформы Ruby </w:t>
+      </w:r>
+      <w:proofErr w:type="spellStart"/>
+      <w:r>
+        <w:rPr>
+          <w:sz w:val="28"/>
+          <w:szCs w:val="28"/>
+        </w:rPr>
+        <w:t>on</w:t>
+      </w:r>
+      <w:proofErr w:type="spellEnd"/>
+      <w:r>
+        <w:rPr>
+          <w:sz w:val="28"/>
+          <w:szCs w:val="28"/>
+        </w:rPr>
+        <w:t xml:space="preserve"> </w:t>
+      </w:r>
+      <w:proofErr w:type="spellStart"/>
+      <w:r>
+        <w:rPr>
+          <w:sz w:val="28"/>
+          <w:szCs w:val="28"/>
+        </w:rPr>
+        <w:t>Rails</w:t>
+      </w:r>
+      <w:proofErr w:type="spellEnd"/>
+      <w:r>
+        <w:rPr>
+          <w:sz w:val="28"/>
+          <w:szCs w:val="28"/>
+        </w:rPr>
+        <w:t xml:space="preserve"> привело к возобновлению всеобщего интереса к MVC, и он остается шаблоном реализации архитектуры MVC. С тех пор появилось много других инфраструктур MVC, и все они демонстрировали преимущества архитектуры MVC - разумеется, это относится и к ASP.NET MVC.</w:t>
+      </w:r>
+    </w:p>
+    <w:p>
+      <w:pPr>
+        <w:ind w:firstLine="708"/>
+      </w:pPr>
+      <w:r>
+        <w:t>Особенности архитектурного шаблона MVC</w:t>
+      </w:r>
+    </w:p>
+    <w:p>
+      <w:pPr>
+        <w:pStyle w:val="a4"/>
+        <w:spacing w:before="0" w:beforeAutospacing="0" w:after="0" w:afterAutospacing="0" w:line="360" w:lineRule="auto"/>
+        <w:ind w:firstLine="709"/>
+        <w:jc w:val="both"/>
+        <w:rPr>
+          <w:sz w:val="28"/>
+          <w:szCs w:val="28"/>
+        </w:rPr>
+      </w:pPr>
+      <w:r>
+        <w:rPr>
+          <w:sz w:val="28"/>
+          <w:szCs w:val="28"/>
+        </w:rPr>
+        <w:lastRenderedPageBreak/>
+        <w:t>Если оперировать высокоуровневыми понятиями, то архитектурный шаблон MVC означает, что приложение MVC будет разделено, по крайней мере, на три части, которые описаны ниже:</w:t>
+      </w:r>
+    </w:p>
+    <w:p>
+      <w:pPr>
+        <w:pStyle w:val="a4"/>
+        <w:numPr>
+          <w:ilvl w:val="0"/>
+          <w:numId w:val="5"/>
+        </w:numPr>
+        <w:spacing w:before="0" w:beforeAutospacing="0" w:after="0" w:afterAutospacing="0" w:line="360" w:lineRule="auto"/>
+        <w:ind w:left="0" w:firstLine="709"/>
+        <w:jc w:val="both"/>
+        <w:rPr>
+          <w:sz w:val="28"/>
+          <w:szCs w:val="28"/>
+        </w:rPr>
+      </w:pPr>
+      <w:r>
+        <w:rPr>
+          <w:rStyle w:val="a7"/>
+          <w:rFonts w:eastAsiaTheme="majorEastAsia"/>
+          <w:sz w:val="28"/>
+          <w:szCs w:val="28"/>
+        </w:rPr>
+        <w:t>Модели</w:t>
+      </w:r>
+      <w:r>
+        <w:rPr>
+          <w:sz w:val="28"/>
+          <w:szCs w:val="28"/>
+        </w:rPr>
+        <w:t>, содержащие или представляющие данные, с которыми работают пользователи. Они могут быть простыми моделями представлений, которые только представляют данные, передаваемые между представлениями и контроллерами, или же они могут быть моделями предметной области, которые содержат бизнес-данные, а также операции, преобразования и правила для манипулирования этими данными.</w:t>
+      </w:r>
+    </w:p>
+    <w:p>
+      <w:pPr>
+        <w:pStyle w:val="a4"/>
+        <w:numPr>
+          <w:ilvl w:val="0"/>
+          <w:numId w:val="5"/>
+        </w:numPr>
+        <w:spacing w:before="0" w:beforeAutospacing="0" w:after="0" w:afterAutospacing="0" w:line="360" w:lineRule="auto"/>
+        <w:ind w:left="0" w:firstLine="709"/>
+        <w:jc w:val="both"/>
+        <w:rPr>
+          <w:sz w:val="28"/>
+          <w:szCs w:val="28"/>
+        </w:rPr>
+      </w:pPr>
+      <w:r>
+        <w:rPr>
+          <w:rStyle w:val="a7"/>
+          <w:rFonts w:eastAsiaTheme="majorEastAsia"/>
+          <w:sz w:val="28"/>
+          <w:szCs w:val="28"/>
+        </w:rPr>
+        <w:t>Представления</w:t>
+      </w:r>
+      <w:r>
+        <w:rPr>
+          <w:sz w:val="28"/>
+          <w:szCs w:val="28"/>
+        </w:rPr>
+        <w:t>, применяемые для визуализации некоторой части модели в виде пользовательского интерфейса.</w:t>
+      </w:r>
+    </w:p>
+    <w:p>
+      <w:pPr>
+        <w:pStyle w:val="a4"/>
+        <w:numPr>
+          <w:ilvl w:val="0"/>
+          <w:numId w:val="5"/>
+        </w:numPr>
+        <w:spacing w:before="0" w:beforeAutospacing="0" w:after="0" w:afterAutospacing="0" w:line="360" w:lineRule="auto"/>
+        <w:ind w:left="0" w:firstLine="709"/>
+        <w:jc w:val="both"/>
+        <w:rPr>
+          <w:sz w:val="28"/>
+          <w:szCs w:val="28"/>
+        </w:rPr>
+      </w:pPr>
+      <w:r>
+        <w:rPr>
+          <w:rStyle w:val="a7"/>
+          <w:rFonts w:eastAsiaTheme="majorEastAsia"/>
+          <w:sz w:val="28"/>
+          <w:szCs w:val="28"/>
+        </w:rPr>
+        <w:t>Контроллеры</w:t>
+      </w:r>
+      <w:r>
+        <w:rPr>
+          <w:sz w:val="28"/>
+          <w:szCs w:val="28"/>
+        </w:rPr>
+        <w:t>, которые обрабатывают поступающие запросы, выполняют операции с моделью и выбирают представления для визуализации пользователю.</w:t>
+      </w:r>
+    </w:p>
+    <w:p>
+      <w:pPr>
+        <w:pStyle w:val="a4"/>
+        <w:spacing w:before="0" w:beforeAutospacing="0" w:after="0" w:afterAutospacing="0" w:line="360" w:lineRule="auto"/>
+        <w:ind w:firstLine="709"/>
+        <w:jc w:val="both"/>
+        <w:rPr>
+          <w:sz w:val="28"/>
+          <w:szCs w:val="28"/>
+        </w:rPr>
+      </w:pPr>
+      <w:r>
+        <w:rPr>
+          <w:sz w:val="28"/>
+          <w:szCs w:val="28"/>
+        </w:rPr>
+        <w:t>Модели - определение "вселенной", в которой функционирует ваше приложение. Например, в банковском приложении модель представляет все аспекты банковской деятельности, поддерживаемые приложением, такие как расчетные счета, главная бухгалтерская книга и кредитные лимиты для клиентов, равно как и операции, которые могут использоваться для манипулирования данными в модели, такие как внесение денежных средств и списание со счетов. Модель отвечает также за сохранение общего состояния и целостности данных - например, удостоверяясь, что все транзакции внесены в главную книгу, а клиент не снимает со счета больше денежных средств, чем имеет на то право, или больше, чем имеется в распоряжении самого банка.</w:t>
+      </w:r>
+    </w:p>
+    <w:p>
+      <w:pPr>
+        <w:pStyle w:val="a4"/>
+        <w:spacing w:before="0" w:beforeAutospacing="0" w:after="0" w:afterAutospacing="0" w:line="360" w:lineRule="auto"/>
+        <w:ind w:firstLine="709"/>
+        <w:jc w:val="both"/>
+        <w:rPr>
+          <w:sz w:val="28"/>
+          <w:szCs w:val="28"/>
+        </w:rPr>
+      </w:pPr>
+      <w:r>
+        <w:rPr>
+          <w:sz w:val="28"/>
+          <w:szCs w:val="28"/>
+        </w:rPr>
+        <w:t>Модели определяются также и тем, за что они не отвечают: модели не имеют дела с визуализацией пользовательских интерфейсов или обработкой запросов, т.к. это ответственность представлений и контроллеров.</w:t>
+      </w:r>
+    </w:p>
+    <w:p>
+      <w:pPr>
+        <w:pStyle w:val="a4"/>
+        <w:spacing w:before="0" w:beforeAutospacing="0" w:after="0" w:afterAutospacing="0" w:line="360" w:lineRule="auto"/>
+        <w:ind w:firstLine="709"/>
+        <w:jc w:val="both"/>
+        <w:rPr>
+          <w:sz w:val="28"/>
+          <w:szCs w:val="28"/>
+        </w:rPr>
+      </w:pPr>
+      <w:r>
+        <w:rPr>
+          <w:sz w:val="28"/>
+          <w:szCs w:val="28"/>
+        </w:rPr>
+        <w:t xml:space="preserve">Представления содержат логику, необходимую для отображения элементов модели пользователю - и ничего более. Они не имеют никаких прямых сведений о модели и не обмениваются данными непосредственно с </w:t>
+      </w:r>
+      <w:r>
+        <w:rPr>
+          <w:sz w:val="28"/>
+          <w:szCs w:val="28"/>
+        </w:rPr>
+        <w:lastRenderedPageBreak/>
+        <w:t>ней. Контроллеры являются шлюзом между представлениями и моделью - запросы поступают от клиента и обслуживаются контроллером, который выбирает подходящее представление для отображения пользователю и, если требуется, соответствующую операцию, которая должна быть выполнена над моделью.</w:t>
+      </w:r>
+    </w:p>
+    <w:p>
+      <w:pPr>
+        <w:pStyle w:val="a4"/>
+        <w:spacing w:before="0" w:beforeAutospacing="0" w:after="0" w:afterAutospacing="0" w:line="360" w:lineRule="auto"/>
+        <w:ind w:firstLine="709"/>
+        <w:jc w:val="both"/>
+        <w:rPr>
+          <w:sz w:val="28"/>
+          <w:szCs w:val="28"/>
+        </w:rPr>
+      </w:pPr>
+      <w:r>
+        <w:rPr>
+          <w:sz w:val="28"/>
+          <w:szCs w:val="28"/>
+        </w:rPr>
+        <w:t>Каждая часть архитектуры MVC является четко определенной и самодостаточной - то, что называется </w:t>
+      </w:r>
+      <w:r>
+        <w:rPr>
+          <w:rStyle w:val="a8"/>
+          <w:sz w:val="28"/>
+          <w:szCs w:val="28"/>
+        </w:rPr>
+        <w:t>разделением ответственности</w:t>
+      </w:r>
+      <w:r>
+        <w:rPr>
+          <w:sz w:val="28"/>
+          <w:szCs w:val="28"/>
+        </w:rPr>
+        <w:t>. Логика, которая манипулирует данными в модели, содержится только в модели, логика, отображающая данные - только в представлении, а код, который обрабатывает запросы и ввод пользователей - только в контроллере. При четком разграничении всех частей приложение будет легче сопровождать и расширять в течение его срока существования, независимо от того, насколько большим оно станет.</w:t>
+      </w:r>
+    </w:p>
+    <w:p>
+      <w:pPr>
+        <w:ind w:firstLine="708"/>
+      </w:pPr>
+      <w:r>
+        <w:t>Модель предметной области</w:t>
+      </w:r>
+    </w:p>
+    <w:p>
+      <w:pPr>
+        <w:pStyle w:val="a4"/>
+        <w:spacing w:before="0" w:beforeAutospacing="0" w:after="0" w:afterAutospacing="0" w:line="360" w:lineRule="auto"/>
+        <w:ind w:firstLine="709"/>
+        <w:jc w:val="both"/>
+        <w:rPr>
+          <w:sz w:val="28"/>
+          <w:szCs w:val="28"/>
+        </w:rPr>
+      </w:pPr>
+      <w:r>
+        <w:rPr>
+          <w:sz w:val="28"/>
+          <w:szCs w:val="28"/>
+        </w:rPr>
+        <w:t>Наиболее важной частью приложения MVC является модель предметной области. Эта модель создается за счет определения реальных объектов, операций и правил, существующих в данной отрасли или роде деятельности, которые должно поддерживать приложение; такая совокупность и называется предметной областью.</w:t>
+      </w:r>
+    </w:p>
+    <w:p>
+      <w:pPr>
+        <w:pStyle w:val="a4"/>
+        <w:spacing w:before="0" w:beforeAutospacing="0" w:after="0" w:afterAutospacing="0" w:line="360" w:lineRule="auto"/>
+        <w:ind w:firstLine="709"/>
+        <w:jc w:val="both"/>
+        <w:rPr>
+          <w:sz w:val="28"/>
+          <w:szCs w:val="28"/>
+        </w:rPr>
+      </w:pPr>
+      <w:r>
+        <w:rPr>
+          <w:sz w:val="28"/>
+          <w:szCs w:val="28"/>
+        </w:rPr>
+        <w:t>После этого создается программное представление предметной области - модель предметной области. Для целей ASP.NET MVC Framework модель предметной области - набор типов C# (классов, структур и т.д.), которые все вместе называются </w:t>
+      </w:r>
+      <w:r>
+        <w:rPr>
+          <w:rStyle w:val="a8"/>
+          <w:sz w:val="28"/>
+          <w:szCs w:val="28"/>
+        </w:rPr>
+        <w:t>типами предметной области</w:t>
+      </w:r>
+      <w:r>
+        <w:rPr>
+          <w:sz w:val="28"/>
+          <w:szCs w:val="28"/>
+        </w:rPr>
+        <w:t>. Операции из предметной области представляются методами, определенными в типах предметной области, а правила предметной области выражаются логикой, заключенной внутри этих методов или путем применения атрибутов C#.</w:t>
+      </w:r>
+    </w:p>
+    <w:p>
+      <w:pPr>
+        <w:pStyle w:val="a4"/>
+        <w:spacing w:before="0" w:beforeAutospacing="0" w:after="0" w:afterAutospacing="0" w:line="360" w:lineRule="auto"/>
+        <w:ind w:firstLine="709"/>
+        <w:jc w:val="both"/>
+        <w:rPr>
+          <w:sz w:val="28"/>
+          <w:szCs w:val="28"/>
+        </w:rPr>
+      </w:pPr>
+      <w:r>
+        <w:rPr>
+          <w:sz w:val="28"/>
+          <w:szCs w:val="28"/>
+        </w:rPr>
+        <w:t xml:space="preserve">Создавая экземпляр типа предметной области для представления конкретной порции данных, мы тем самым создаем объект предметной области. Обычно модели предметной области устойчивы и долговечны. </w:t>
+      </w:r>
+      <w:r>
+        <w:rPr>
+          <w:sz w:val="28"/>
+          <w:szCs w:val="28"/>
+        </w:rPr>
+        <w:lastRenderedPageBreak/>
+        <w:t>Существует множество различных способов достижения этого, но наиболее распространенным вариантом остаются реляционные базы данных.</w:t>
+      </w:r>
+    </w:p>
+    <w:p>
+      <w:pPr>
+        <w:pStyle w:val="a4"/>
+        <w:spacing w:before="0" w:beforeAutospacing="0" w:after="0" w:afterAutospacing="0" w:line="360" w:lineRule="auto"/>
+        <w:ind w:firstLine="709"/>
+        <w:jc w:val="both"/>
+        <w:rPr>
+          <w:sz w:val="28"/>
+          <w:szCs w:val="28"/>
+        </w:rPr>
+      </w:pPr>
+      <w:r>
+        <w:rPr>
+          <w:sz w:val="28"/>
+          <w:szCs w:val="28"/>
+        </w:rPr>
+        <w:t xml:space="preserve">Короче говоря, модель предметной области </w:t>
+      </w:r>
+      <w:proofErr w:type="gramStart"/>
+      <w:r>
+        <w:rPr>
+          <w:sz w:val="28"/>
+          <w:szCs w:val="28"/>
+        </w:rPr>
+        <w:t>- это единственное официальное определение бизнес-данных и процессов</w:t>
+      </w:r>
+      <w:proofErr w:type="gramEnd"/>
+      <w:r>
+        <w:rPr>
+          <w:sz w:val="28"/>
+          <w:szCs w:val="28"/>
+        </w:rPr>
+        <w:t xml:space="preserve"> внутри приложения. Устойчивая модель предметной области является также официальным определением состояния представления предметной области. Подход с применением модели предметной области решает многие проблемы, возникающие при сопровождении приложения. Если необходимо манипулировать данными в модели либо добавить новый процесс или правило, то модель предметной области будет единственной частью приложения, которую придется изменить.</w:t>
+      </w:r>
+    </w:p>
+    <w:p>
+      <w:pPr>
+        <w:pStyle w:val="a4"/>
+        <w:spacing w:before="0" w:beforeAutospacing="0" w:after="0" w:afterAutospacing="0" w:line="360" w:lineRule="auto"/>
+        <w:ind w:firstLine="709"/>
+        <w:jc w:val="both"/>
+        <w:rPr>
+          <w:sz w:val="28"/>
+          <w:szCs w:val="28"/>
+        </w:rPr>
+      </w:pPr>
+      <w:r>
+        <w:rPr>
+          <w:sz w:val="28"/>
+          <w:szCs w:val="28"/>
+        </w:rPr>
+        <w:t>Распространенный способ отделения модели предметной области от остальных частей приложения ASP.NET MVC предусматривает помещение модели в отдельную сборку C#. Такой подход позволяет создавать ссылки на модель предметной области из других частей приложения, но не будет гарантировать отсутствие каких-либо ссылок в обратном направлении. Это особенно полезно в крупномасштабных проектах.</w:t>
+      </w:r>
+    </w:p>
+    <w:p>
+      <w:pPr>
+        <w:pStyle w:val="2"/>
+        <w:spacing w:before="0" w:line="360" w:lineRule="auto"/>
+        <w:ind w:firstLine="709"/>
+        <w:jc w:val="both"/>
+        <w:rPr>
+          <w:rFonts w:ascii="Times New Roman" w:hAnsi="Times New Roman" w:cs="Times New Roman"/>
+          <w:color w:val="auto"/>
+          <w:sz w:val="28"/>
+          <w:szCs w:val="28"/>
+        </w:rPr>
+      </w:pPr>
+      <w:bookmarkStart w:id="5" w:name="_Hlk166008770"/>
+      <w:r>
+        <w:rPr>
+          <w:rFonts w:ascii="Times New Roman" w:hAnsi="Times New Roman" w:cs="Times New Roman"/>
+          <w:b/>
+          <w:bCs/>
+          <w:color w:val="auto"/>
+          <w:sz w:val="28"/>
+          <w:szCs w:val="28"/>
+        </w:rPr>
+        <w:t>Реализация MVC в ASP.NET</w:t>
+      </w:r>
+    </w:p>
+    <w:p>
+      <w:pPr>
+        <w:pStyle w:val="a4"/>
+        <w:spacing w:before="0" w:beforeAutospacing="0" w:after="0" w:afterAutospacing="0" w:line="360" w:lineRule="auto"/>
+        <w:ind w:firstLine="709"/>
+        <w:jc w:val="both"/>
+        <w:rPr>
+          <w:sz w:val="28"/>
+          <w:szCs w:val="28"/>
+        </w:rPr>
+      </w:pPr>
+      <w:r>
+        <w:rPr>
+          <w:sz w:val="28"/>
+          <w:szCs w:val="28"/>
+        </w:rPr>
+        <w:t xml:space="preserve">В инфраструктуре MVC контроллеры </w:t>
+      </w:r>
+      <w:proofErr w:type="gramStart"/>
+      <w:r>
+        <w:rPr>
+          <w:sz w:val="28"/>
+          <w:szCs w:val="28"/>
+        </w:rPr>
+        <w:t>- это</w:t>
+      </w:r>
+      <w:proofErr w:type="gramEnd"/>
+      <w:r>
+        <w:rPr>
+          <w:sz w:val="28"/>
+          <w:szCs w:val="28"/>
+        </w:rPr>
+        <w:t xml:space="preserve"> классы C#, обычно производные от класса </w:t>
+      </w:r>
+      <w:proofErr w:type="spellStart"/>
+      <w:r>
+        <w:rPr>
+          <w:rStyle w:val="a7"/>
+          <w:rFonts w:eastAsiaTheme="majorEastAsia"/>
+          <w:sz w:val="28"/>
+          <w:szCs w:val="28"/>
+        </w:rPr>
+        <w:t>System.Web.Mvc.Controller</w:t>
+      </w:r>
+      <w:proofErr w:type="spellEnd"/>
+      <w:r>
+        <w:rPr>
+          <w:sz w:val="28"/>
+          <w:szCs w:val="28"/>
+        </w:rPr>
+        <w:t xml:space="preserve">. Каждый открытый метод в классе, производном от </w:t>
+      </w:r>
+      <w:proofErr w:type="spellStart"/>
+      <w:r>
+        <w:rPr>
+          <w:sz w:val="28"/>
+          <w:szCs w:val="28"/>
+        </w:rPr>
+        <w:t>Controller</w:t>
+      </w:r>
+      <w:proofErr w:type="spellEnd"/>
+      <w:r>
+        <w:rPr>
+          <w:sz w:val="28"/>
+          <w:szCs w:val="28"/>
+        </w:rPr>
+        <w:t xml:space="preserve">, является </w:t>
+      </w:r>
+      <w:proofErr w:type="gramStart"/>
+      <w:r>
+        <w:rPr>
+          <w:sz w:val="28"/>
+          <w:szCs w:val="28"/>
+        </w:rPr>
+        <w:t>методом действия</w:t>
+      </w:r>
+      <w:proofErr w:type="gramEnd"/>
+      <w:r>
+        <w:rPr>
+          <w:sz w:val="28"/>
+          <w:szCs w:val="28"/>
+        </w:rPr>
+        <w:t xml:space="preserve"> который посредством системы маршрутизации ASP.NET ассоциируется с конфигурируемым URL. Когда запрос отправляется по URL, связанному с методом действия, операторы в классе контроллера выполняются, чтобы провести некоторую операцию над моделью предметной области и затем выбрать представление для отображения клиенту.</w:t>
+      </w:r>
+    </w:p>
+    <w:p>
+      <w:pPr>
+        <w:pStyle w:val="a4"/>
+        <w:spacing w:before="0" w:beforeAutospacing="0" w:after="0" w:afterAutospacing="0" w:line="360" w:lineRule="auto"/>
+        <w:ind w:firstLine="709"/>
+        <w:jc w:val="both"/>
+        <w:rPr>
+          <w:sz w:val="28"/>
+          <w:szCs w:val="28"/>
+        </w:rPr>
+      </w:pPr>
+      <w:r>
+        <w:rPr>
+          <w:sz w:val="28"/>
+          <w:szCs w:val="28"/>
+        </w:rPr>
+        <w:t xml:space="preserve">Взаимодействия между контроллером, моделью и представлением показаны на рисунке </w:t>
+      </w:r>
+      <w:r>
+        <w:rPr>
+          <w:sz w:val="28"/>
+          <w:szCs w:val="28"/>
+        </w:rPr>
+        <w:t>1.</w:t>
       </w:r>
     </w:p>
     <w:p>
       <w:pPr>
         <w:spacing w:after="0" w:line="360" w:lineRule="auto"/>
-        <w:ind w:firstLine="709"/>
-      </w:pPr>
-      <w:r>
-        <w:t xml:space="preserve">SHA-2 — это семейство алгоритмов с общей идеей хеширования данных. SHA-256 устанавливает дополнительные константы, которые определяют поведение алгоритма SHA-2. Одной из таких констант является </w:t>
-      </w:r>
-      <w:r>
+        <w:jc w:val="both"/>
+        <w:rPr>
+          <w:rFonts w:cs="Times New Roman"/>
+          <w:szCs w:val="28"/>
+        </w:rPr>
+      </w:pPr>
+      <w:r>
+        <w:rPr>
+          <w:rFonts w:cs="Times New Roman"/>
+          <w:noProof/>
+          <w:szCs w:val="28"/>
+        </w:rPr>
         <w:lastRenderedPageBreak/>
-        <w:t>размер вывода. «256» и «512» относятся к соответствующим размерам выходных данных в битах.</w:t>
-      </w:r>
+        <w:drawing>
+          <wp:inline distT="0" distB="0" distL="0" distR="0" wp14:anchorId="221693A2" wp14:editId="58311819">
+            <wp:extent cx="5940425" cy="779145"/>
+            <wp:effectExtent l="95250" t="152400" r="269875" b="325755"/>
+            <wp:docPr id="6" name="Рисунок 6" descr="Взаимодействия в приложении MVC"/>
+            <wp:cNvGraphicFramePr>
+              <a:graphicFrameLocks xmlns:a="http://schemas.openxmlformats.org/drawingml/2006/main" noChangeAspect="1"/>
+            </wp:cNvGraphicFramePr>
+            <a:graphic xmlns:a="http://schemas.openxmlformats.org/drawingml/2006/main">
+              <a:graphicData uri="http://schemas.openxmlformats.org/drawingml/2006/picture">
+                <pic:pic xmlns:pic="http://schemas.openxmlformats.org/drawingml/2006/picture">
+                  <pic:nvPicPr>
+                    <pic:cNvPr id="0" name="Picture 1" descr="Взаимодействия в приложении MVC"/>
+                    <pic:cNvPicPr>
+                      <a:picLocks noChangeAspect="1" noChangeArrowheads="1"/>
+                    </pic:cNvPicPr>
+                  </pic:nvPicPr>
+                  <pic:blipFill>
+                    <a:blip r:embed="rId31">
+                      <a:extLst>
+                        <a:ext uri="{28A0092B-C50C-407E-A947-70E740481C1C}">
+                          <a14:useLocalDpi xmlns:a14="http://schemas.microsoft.com/office/drawing/2010/main" val="0"/>
+                        </a:ext>
+                      </a:extLst>
+                    </a:blip>
+                    <a:srcRect/>
+                    <a:stretch>
+                      <a:fillRect/>
+                    </a:stretch>
+                  </pic:blipFill>
+                  <pic:spPr bwMode="auto">
+                    <a:xfrm>
+                      <a:off x="0" y="0"/>
+                      <a:ext cx="5940425" cy="779145"/>
+                    </a:xfrm>
+                    <a:prstGeom prst="rect">
+                      <a:avLst/>
+                    </a:prstGeom>
+                    <a:ln>
+                      <a:noFill/>
+                    </a:ln>
+                    <a:effectLst>
+                      <a:outerShdw blurRad="292100" dist="139700" dir="2700000" algn="tl" rotWithShape="0">
+                        <a:srgbClr val="333333">
+                          <a:alpha val="65000"/>
+                        </a:srgbClr>
+                      </a:outerShdw>
+                    </a:effectLst>
+                  </pic:spPr>
+                </pic:pic>
+              </a:graphicData>
+            </a:graphic>
+          </wp:inline>
+        </w:drawing>
+      </w:r>
+    </w:p>
+    <w:p>
+      <w:pPr>
+        <w:spacing w:after="0" w:line="360" w:lineRule="auto"/>
+        <w:jc w:val="center"/>
+        <w:rPr>
+          <w:rFonts w:cs="Times New Roman"/>
+          <w:szCs w:val="28"/>
+        </w:rPr>
+      </w:pPr>
+      <w:r>
+        <w:rPr>
+          <w:rFonts w:cs="Times New Roman"/>
+          <w:szCs w:val="28"/>
+        </w:rPr>
+        <w:t xml:space="preserve">Рисунок 1 – Взаимодействие элементов </w:t>
+      </w:r>
+      <w:r>
+        <w:rPr>
+          <w:rFonts w:cs="Times New Roman"/>
+          <w:szCs w:val="28"/>
+          <w:lang w:val="en-US"/>
+        </w:rPr>
+        <w:t>MVC</w:t>
+      </w:r>
+      <w:r>
+        <w:rPr>
+          <w:rFonts w:cs="Times New Roman"/>
+          <w:szCs w:val="28"/>
+        </w:rPr>
+        <w:t>.</w:t>
+      </w:r>
+    </w:p>
+    <w:p>
+      <w:pPr>
+        <w:spacing w:after="0" w:line="360" w:lineRule="auto"/>
+        <w:jc w:val="center"/>
+        <w:rPr>
+          <w:rFonts w:cs="Times New Roman"/>
+          <w:szCs w:val="28"/>
+        </w:rPr>
+      </w:pPr>
+    </w:p>
+    <w:p>
+      <w:pPr>
+        <w:pStyle w:val="a4"/>
+        <w:spacing w:before="0" w:beforeAutospacing="0" w:after="0" w:afterAutospacing="0" w:line="360" w:lineRule="auto"/>
+        <w:ind w:firstLine="709"/>
+        <w:jc w:val="both"/>
+        <w:rPr>
+          <w:sz w:val="28"/>
+          <w:szCs w:val="28"/>
+        </w:rPr>
+      </w:pPr>
+      <w:r>
+        <w:rPr>
+          <w:sz w:val="28"/>
+          <w:szCs w:val="28"/>
+        </w:rPr>
+        <w:t>В инфраструктуре ASP.NET MVC Framework используется </w:t>
+      </w:r>
+      <w:r>
+        <w:rPr>
+          <w:rStyle w:val="a8"/>
+          <w:sz w:val="28"/>
+          <w:szCs w:val="28"/>
+        </w:rPr>
+        <w:t>механизм визуализации</w:t>
+      </w:r>
+      <w:r>
+        <w:rPr>
+          <w:sz w:val="28"/>
+          <w:szCs w:val="28"/>
+        </w:rPr>
+        <w:t xml:space="preserve"> - компонент, отвечающий за обработку представления с целью генерации ответа для браузера. В ранних версиях MVC применялся стандартный механизм визуализации ASP.NET, который обрабатывал ASPX-страницы с использованием модернизированной версии синтаксиса разметки Web </w:t>
+      </w:r>
+      <w:proofErr w:type="spellStart"/>
+      <w:r>
+        <w:rPr>
+          <w:sz w:val="28"/>
+          <w:szCs w:val="28"/>
+        </w:rPr>
+        <w:t>Forms</w:t>
+      </w:r>
+      <w:proofErr w:type="spellEnd"/>
+      <w:r>
+        <w:rPr>
+          <w:sz w:val="28"/>
+          <w:szCs w:val="28"/>
+        </w:rPr>
+        <w:t xml:space="preserve">. В MVC 3 появился механизм визуализации </w:t>
+      </w:r>
+      <w:proofErr w:type="spellStart"/>
+      <w:r>
+        <w:rPr>
+          <w:sz w:val="28"/>
+          <w:szCs w:val="28"/>
+        </w:rPr>
+        <w:t>Razor</w:t>
+      </w:r>
+      <w:proofErr w:type="spellEnd"/>
+      <w:r>
+        <w:rPr>
+          <w:sz w:val="28"/>
+          <w:szCs w:val="28"/>
+        </w:rPr>
+        <w:t>, усовершенствованный в версии MVC 4 (и оставшийся неизменным в версии MVC 5), в котором применяется совершенно другой синтаксис.</w:t>
+      </w:r>
+    </w:p>
+    <w:p>
+      <w:pPr>
+        <w:pStyle w:val="a4"/>
+        <w:spacing w:before="0" w:beforeAutospacing="0" w:after="0" w:afterAutospacing="0" w:line="360" w:lineRule="auto"/>
+        <w:ind w:firstLine="709"/>
+        <w:jc w:val="both"/>
+        <w:rPr>
+          <w:sz w:val="28"/>
+          <w:szCs w:val="28"/>
+        </w:rPr>
+      </w:pPr>
+      <w:r>
+        <w:rPr>
+          <w:sz w:val="28"/>
+          <w:szCs w:val="28"/>
+        </w:rPr>
+        <w:t xml:space="preserve">Среда Visual Studio обеспечивает поддержку средства </w:t>
+      </w:r>
+      <w:proofErr w:type="spellStart"/>
+      <w:r>
+        <w:rPr>
+          <w:sz w:val="28"/>
+          <w:szCs w:val="28"/>
+        </w:rPr>
+        <w:t>IntelliSense</w:t>
+      </w:r>
+      <w:proofErr w:type="spellEnd"/>
+      <w:r>
+        <w:rPr>
+          <w:sz w:val="28"/>
+          <w:szCs w:val="28"/>
+        </w:rPr>
+        <w:t xml:space="preserve"> для механизма </w:t>
+      </w:r>
+      <w:proofErr w:type="spellStart"/>
+      <w:r>
+        <w:rPr>
+          <w:sz w:val="28"/>
+          <w:szCs w:val="28"/>
+        </w:rPr>
+        <w:t>Razor</w:t>
+      </w:r>
+      <w:proofErr w:type="spellEnd"/>
+      <w:r>
+        <w:rPr>
+          <w:sz w:val="28"/>
+          <w:szCs w:val="28"/>
+        </w:rPr>
+        <w:t>, упрощая внедрение и ответ на данные представления, передаваемые контроллером.</w:t>
+      </w:r>
+    </w:p>
+    <w:p>
+      <w:pPr>
+        <w:pStyle w:val="a4"/>
+        <w:spacing w:before="0" w:beforeAutospacing="0" w:after="0" w:afterAutospacing="0" w:line="360" w:lineRule="auto"/>
+        <w:ind w:firstLine="709"/>
+        <w:jc w:val="both"/>
+        <w:rPr>
+          <w:sz w:val="28"/>
+          <w:szCs w:val="28"/>
+        </w:rPr>
+      </w:pPr>
+      <w:r>
+        <w:rPr>
+          <w:sz w:val="28"/>
+          <w:szCs w:val="28"/>
+        </w:rPr>
+        <w:t>Инфраструктура ASP.NET MVC не налагает никаких ограничений на реализацию модели предметной области. Модель можно создать с помощью обычных объектов C# и реализовать постоянство с применением любой базы данных, инфраструктуры объектно-реляционного отображения или другого инструмента работы с данными, поддерживаемого .NET.</w:t>
+      </w:r>
+    </w:p>
+    <w:p>
+      <w:pPr>
+        <w:ind w:firstLine="708"/>
+      </w:pPr>
+      <w:r>
+        <w:t>Сравнение MVC с другими шаблонами</w:t>
+      </w:r>
+    </w:p>
+    <w:p>
+      <w:pPr>
+        <w:pStyle w:val="a4"/>
+        <w:spacing w:before="0" w:beforeAutospacing="0" w:after="0" w:afterAutospacing="0" w:line="360" w:lineRule="auto"/>
+        <w:ind w:firstLine="709"/>
+        <w:jc w:val="both"/>
+        <w:rPr>
+          <w:sz w:val="28"/>
+          <w:szCs w:val="28"/>
+        </w:rPr>
+      </w:pPr>
+      <w:r>
+        <w:rPr>
+          <w:sz w:val="28"/>
+          <w:szCs w:val="28"/>
+        </w:rPr>
+        <w:t>Разумеется, MVC - далеко не единственный архитектурный шаблон программного обеспечения. Существует множество других шаблонов подобного рода, и некоторые из них являются или, во всяком случае, были чрезвычайно популярными. О шаблоне MVC можно узнать много интересного, сравнивая его с альтернативами. Некоторые шаблоны являются близкими вариациями на тему MVC, в то время как другие совершенно отличаются.</w:t>
+      </w:r>
+    </w:p>
+    <w:p>
+      <w:pPr>
+        <w:ind w:firstLine="708"/>
+      </w:pPr>
+      <w:r>
+        <w:lastRenderedPageBreak/>
+        <w:t>Шаблон интеллектуального пользовательского интерфейса</w:t>
+      </w:r>
+    </w:p>
+    <w:p>
+      <w:pPr>
+        <w:pStyle w:val="a4"/>
+        <w:spacing w:before="0" w:beforeAutospacing="0" w:after="0" w:afterAutospacing="0" w:line="360" w:lineRule="auto"/>
+        <w:ind w:firstLine="709"/>
+        <w:jc w:val="both"/>
+        <w:rPr>
+          <w:sz w:val="28"/>
+          <w:szCs w:val="28"/>
+        </w:rPr>
+      </w:pPr>
+      <w:r>
+        <w:rPr>
+          <w:sz w:val="28"/>
+          <w:szCs w:val="28"/>
+        </w:rPr>
+        <w:t>Одним из наиболее распространенных шаблонов проектирования является </w:t>
+      </w:r>
+      <w:r>
+        <w:rPr>
+          <w:rStyle w:val="a7"/>
+          <w:rFonts w:eastAsiaTheme="majorEastAsia"/>
+          <w:i/>
+          <w:iCs/>
+          <w:sz w:val="28"/>
+          <w:szCs w:val="28"/>
+        </w:rPr>
+        <w:t>интеллектуальный пользовательский интерфейс (Smart UI)</w:t>
+      </w:r>
+      <w:r>
+        <w:rPr>
+          <w:sz w:val="28"/>
+          <w:szCs w:val="28"/>
+        </w:rPr>
+        <w:t xml:space="preserve">. Большинству программистов на том или ином этапе своей профессиональной деятельности приходилось создавать приложение с интеллектуальным пользовательским интерфейсом. Если вы использовали Windows </w:t>
+      </w:r>
+      <w:proofErr w:type="spellStart"/>
+      <w:r>
+        <w:rPr>
+          <w:sz w:val="28"/>
+          <w:szCs w:val="28"/>
+        </w:rPr>
+        <w:t>Forms</w:t>
+      </w:r>
+      <w:proofErr w:type="spellEnd"/>
+      <w:r>
+        <w:rPr>
+          <w:sz w:val="28"/>
+          <w:szCs w:val="28"/>
+        </w:rPr>
+        <w:t xml:space="preserve">, WPF или ASP.NET Web </w:t>
+      </w:r>
+      <w:proofErr w:type="spellStart"/>
+      <w:r>
+        <w:rPr>
+          <w:sz w:val="28"/>
+          <w:szCs w:val="28"/>
+        </w:rPr>
+        <w:t>Forms</w:t>
+      </w:r>
+      <w:proofErr w:type="spellEnd"/>
+      <w:r>
+        <w:rPr>
+          <w:sz w:val="28"/>
+          <w:szCs w:val="28"/>
+        </w:rPr>
+        <w:t>, то сказанное относится и к вам.</w:t>
+      </w:r>
+    </w:p>
+    <w:p>
+      <w:pPr>
+        <w:pStyle w:val="a4"/>
+        <w:spacing w:before="0" w:beforeAutospacing="0" w:after="0" w:afterAutospacing="0" w:line="360" w:lineRule="auto"/>
+        <w:ind w:firstLine="709"/>
+        <w:jc w:val="both"/>
+        <w:rPr>
+          <w:sz w:val="28"/>
+          <w:szCs w:val="28"/>
+        </w:rPr>
+      </w:pPr>
+      <w:r>
+        <w:rPr>
+          <w:sz w:val="28"/>
+          <w:szCs w:val="28"/>
+        </w:rPr>
+        <w:t>При построении приложения с интеллектуальным пользовательским интерфейсом разработчики часто конструируют интерфейс, перетаскивая набор компонентов или элементов управления на поверхность проектирования или холст. Элементы управления сообщают о взаимодействии с пользователем путем генерации событий для щелчков на кнопках, нажатий клавиш на клавиатуре, перемещений курсора мыши и т.д. Разработчик добавляет код реакции на эти события в набор обработчиков событий, которые представляют собой небольшие блоки кода, вызываемые при генерации определенного события в определенном компоненте.</w:t>
+      </w:r>
+    </w:p>
+    <w:p>
+      <w:pPr>
+        <w:pStyle w:val="a4"/>
+        <w:spacing w:before="0" w:beforeAutospacing="0" w:after="0" w:afterAutospacing="0" w:line="360" w:lineRule="auto"/>
+        <w:ind w:firstLine="709"/>
+        <w:jc w:val="both"/>
+        <w:rPr>
+          <w:sz w:val="28"/>
+          <w:szCs w:val="28"/>
+        </w:rPr>
+      </w:pPr>
+      <w:r>
+        <w:rPr>
+          <w:sz w:val="28"/>
+          <w:szCs w:val="28"/>
+        </w:rPr>
+        <w:t>В конечном итоге это ведет к получению монолитного приложения, показанного на рисунке ниже. Код, который поддерживает пользовательский интерфейс и реализует бизнес-логику, перемешан между собой, не обеспечивая вообще никакого разделения ответственности. Код, который определяет приемлемые значения для вводимых данных, запрашивает данные или модифицирует учетную запись пользователя, оказывается помещенным в небольшие фрагменты, связанные между собой в том порядке, в каком ожидается поступление событий.</w:t>
+      </w:r>
+    </w:p>
+    <w:p>
+      <w:pPr>
+        <w:spacing w:after="0" w:line="360" w:lineRule="auto"/>
+        <w:ind w:firstLine="709"/>
+        <w:jc w:val="center"/>
+        <w:rPr>
+          <w:rFonts w:cs="Times New Roman"/>
+          <w:szCs w:val="28"/>
+        </w:rPr>
+      </w:pPr>
+      <w:r>
+        <w:rPr>
+          <w:rFonts w:cs="Times New Roman"/>
+          <w:noProof/>
+          <w:szCs w:val="28"/>
+        </w:rPr>
+        <w:drawing>
+          <wp:inline distT="0" distB="0" distL="0" distR="0" wp14:anchorId="572A7D93" wp14:editId="706AA932">
+            <wp:extent cx="4448175" cy="885825"/>
+            <wp:effectExtent l="19050" t="0" r="28575" b="295275"/>
+            <wp:docPr id="5" name="Рисунок 5" descr="Шаблон интеллектуального пользовательского интерфейса"/>
+            <wp:cNvGraphicFramePr>
+              <a:graphicFrameLocks xmlns:a="http://schemas.openxmlformats.org/drawingml/2006/main" noChangeAspect="1"/>
+            </wp:cNvGraphicFramePr>
+            <a:graphic xmlns:a="http://schemas.openxmlformats.org/drawingml/2006/main">
+              <a:graphicData uri="http://schemas.openxmlformats.org/drawingml/2006/picture">
+                <pic:pic xmlns:pic="http://schemas.openxmlformats.org/drawingml/2006/picture">
+                  <pic:nvPicPr>
+                    <pic:cNvPr id="0" name="Picture 2" descr="Шаблон интеллектуального пользовательского интерфейса"/>
+                    <pic:cNvPicPr>
+                      <a:picLocks noChangeAspect="1" noChangeArrowheads="1"/>
+                    </pic:cNvPicPr>
+                  </pic:nvPicPr>
+                  <pic:blipFill>
+                    <a:blip r:embed="rId32">
+                      <a:extLst>
+                        <a:ext uri="{28A0092B-C50C-407E-A947-70E740481C1C}">
+                          <a14:useLocalDpi xmlns:a14="http://schemas.microsoft.com/office/drawing/2010/main" val="0"/>
+                        </a:ext>
+                      </a:extLst>
+                    </a:blip>
+                    <a:srcRect/>
+                    <a:stretch>
+                      <a:fillRect/>
+                    </a:stretch>
+                  </pic:blipFill>
+                  <pic:spPr bwMode="auto">
+                    <a:xfrm>
+                      <a:off x="0" y="0"/>
+                      <a:ext cx="4448175" cy="885825"/>
+                    </a:xfrm>
+                    <a:prstGeom prst="roundRect">
+                      <a:avLst>
+                        <a:gd name="adj" fmla="val 8594"/>
+                      </a:avLst>
+                    </a:prstGeom>
+                    <a:solidFill>
+                      <a:srgbClr val="FFFFFF">
+                        <a:shade val="85000"/>
+                      </a:srgbClr>
+                    </a:solidFill>
+                    <a:ln>
+                      <a:noFill/>
+                    </a:ln>
+                    <a:effectLst>
+                      <a:reflection blurRad="12700" stA="38000" endPos="28000" dist="5000" dir="5400000" sy="-100000" algn="bl" rotWithShape="0"/>
+                    </a:effectLst>
+                  </pic:spPr>
+                </pic:pic>
+              </a:graphicData>
+            </a:graphic>
+          </wp:inline>
+        </w:drawing>
+      </w:r>
+    </w:p>
+    <w:p>
+      <w:pPr>
+        <w:spacing w:after="0" w:line="360" w:lineRule="auto"/>
+        <w:ind w:firstLine="709"/>
+        <w:jc w:val="center"/>
+        <w:rPr>
+          <w:rFonts w:cs="Times New Roman"/>
+          <w:szCs w:val="28"/>
+        </w:rPr>
+      </w:pPr>
+      <w:r>
+        <w:rPr>
+          <w:rFonts w:cs="Times New Roman"/>
+          <w:szCs w:val="28"/>
+        </w:rPr>
+        <w:t>Рисунок 2 – Монолитное приложение.</w:t>
+      </w:r>
+    </w:p>
+    <w:p>
+      <w:pPr>
+        <w:spacing w:after="0" w:line="360" w:lineRule="auto"/>
+        <w:ind w:firstLine="709"/>
+        <w:jc w:val="center"/>
+        <w:rPr>
+          <w:rFonts w:cs="Times New Roman"/>
+          <w:szCs w:val="28"/>
+        </w:rPr>
+      </w:pPr>
+    </w:p>
+    <w:p>
+      <w:pPr>
+        <w:pStyle w:val="a4"/>
+        <w:spacing w:before="0" w:beforeAutospacing="0" w:after="0" w:afterAutospacing="0" w:line="360" w:lineRule="auto"/>
+        <w:ind w:firstLine="709"/>
+        <w:jc w:val="both"/>
+        <w:rPr>
+          <w:sz w:val="28"/>
+          <w:szCs w:val="28"/>
+        </w:rPr>
+      </w:pPr>
+      <w:r>
+        <w:rPr>
+          <w:sz w:val="28"/>
+          <w:szCs w:val="28"/>
+        </w:rPr>
+        <w:lastRenderedPageBreak/>
+        <w:t>Интеллектуальные пользовательские интерфейсы идеальны для простых проектов т.к. позволяют добиться неплохих результатов достаточно быстро (по сравнению с разработкой MVC, которая требует определенной предварительной подготовки и начальных затрат).</w:t>
+      </w:r>
+    </w:p>
+    <w:p>
+      <w:pPr>
+        <w:pStyle w:val="a4"/>
+        <w:spacing w:before="0" w:beforeAutospacing="0" w:after="0" w:afterAutospacing="0" w:line="360" w:lineRule="auto"/>
+        <w:ind w:firstLine="709"/>
+        <w:jc w:val="both"/>
+        <w:rPr>
+          <w:sz w:val="28"/>
+          <w:szCs w:val="28"/>
+        </w:rPr>
+      </w:pPr>
+      <w:r>
+        <w:rPr>
+          <w:sz w:val="28"/>
+          <w:szCs w:val="28"/>
+        </w:rPr>
+        <w:t>Интеллектуальные пользовательские интерфейсы также подходят для построения прототипов пользовательских интерфейсов. Их инструменты визуального конструирования могут оказаться действительно удобными хотя я всегда считал визуальный конструктор WPF в Visual Studio неуклюжим и непредсказуемым. Если вы обсуждаете с заказчиком требования к внешнему виду и потоку интерфейса, то какой-нибудь инструмент интеллектуального пользовательского интерфейса может стать быстрым и удобным способом для генерации и проверки различных идей.</w:t>
+      </w:r>
+    </w:p>
+    <w:p>
+      <w:pPr>
+        <w:pStyle w:val="a4"/>
+        <w:spacing w:before="0" w:beforeAutospacing="0" w:after="0" w:afterAutospacing="0" w:line="360" w:lineRule="auto"/>
+        <w:ind w:firstLine="709"/>
+        <w:jc w:val="both"/>
+        <w:rPr>
+          <w:sz w:val="28"/>
+          <w:szCs w:val="28"/>
+        </w:rPr>
+      </w:pPr>
+      <w:r>
+        <w:rPr>
+          <w:sz w:val="28"/>
+          <w:szCs w:val="28"/>
+        </w:rPr>
+        <w:t>Самый большой недостаток интеллектуальных пользовательских интерфейсов связан с трудностью их сопровождения и расширения. Смешивание кода модели предметной области и бизнес-логики с кодом пользовательского интерфейса приводит к дублированию, при котором тот же самый фрагмент бизнес-логики копируется и вставляется для обеспечения поддержки вновь добавленного компонента.</w:t>
+      </w:r>
+    </w:p>
+    <w:p>
+      <w:pPr>
+        <w:pStyle w:val="a4"/>
+        <w:spacing w:before="0" w:beforeAutospacing="0" w:after="0" w:afterAutospacing="0" w:line="360" w:lineRule="auto"/>
+        <w:ind w:firstLine="709"/>
+        <w:jc w:val="both"/>
+        <w:rPr>
+          <w:sz w:val="28"/>
+          <w:szCs w:val="28"/>
+        </w:rPr>
+      </w:pPr>
+      <w:r>
+        <w:rPr>
+          <w:sz w:val="28"/>
+          <w:szCs w:val="28"/>
+        </w:rPr>
+        <w:t>Поиск всех дублированных фрагментов и устранение этой избыточности может быть непростой задачей. Добавление нового функционального средства может оказаться практически невозможным без нарушения работы существующих средств. Тестирование такого приложения также может быть затруднено - единственный способ тестирования заключается в эмуляции взаимодействия с пользователем, что является далеким от идеала и трудно реализуемым фундаментом для обеспечения полного покрытия тестами.</w:t>
+      </w:r>
+    </w:p>
+    <w:p>
+      <w:pPr>
+        <w:pStyle w:val="a4"/>
+        <w:spacing w:before="0" w:beforeAutospacing="0" w:after="0" w:afterAutospacing="0" w:line="360" w:lineRule="auto"/>
+        <w:ind w:firstLine="709"/>
+        <w:jc w:val="both"/>
+        <w:rPr>
+          <w:sz w:val="28"/>
+          <w:szCs w:val="28"/>
+        </w:rPr>
+      </w:pPr>
+      <w:r>
+        <w:rPr>
+          <w:sz w:val="28"/>
+          <w:szCs w:val="28"/>
+        </w:rPr>
+        <w:t xml:space="preserve">В мире MVC интеллектуальный пользовательский интерфейс часто называют </w:t>
+      </w:r>
+      <w:proofErr w:type="spellStart"/>
+      <w:r>
+        <w:rPr>
+          <w:sz w:val="28"/>
+          <w:szCs w:val="28"/>
+        </w:rPr>
+        <w:t>антишаблоном</w:t>
+      </w:r>
+      <w:proofErr w:type="spellEnd"/>
+      <w:r>
+        <w:rPr>
+          <w:sz w:val="28"/>
+          <w:szCs w:val="28"/>
+        </w:rPr>
+        <w:t xml:space="preserve"> - т.е. чем-то таким, чего следует избегать любой ценой. Эта антипатия возникает (по крайней мере, частично) из-за того, что к инфраструктуре MVC обращаются в поисках альтернативы после множества </w:t>
+      </w:r>
+      <w:r>
+        <w:rPr>
+          <w:sz w:val="28"/>
+          <w:szCs w:val="28"/>
+        </w:rPr>
+        <w:lastRenderedPageBreak/>
+        <w:t>не слишком успешных попыток разработки и сопровождения приложений с интеллектуальным пользовательским интерфейсом.</w:t>
+      </w:r>
+    </w:p>
+    <w:p>
+      <w:pPr>
+        <w:pStyle w:val="a4"/>
+        <w:spacing w:before="0" w:beforeAutospacing="0" w:after="0" w:afterAutospacing="0" w:line="360" w:lineRule="auto"/>
+        <w:ind w:firstLine="709"/>
+        <w:jc w:val="both"/>
+        <w:rPr>
+          <w:sz w:val="28"/>
+          <w:szCs w:val="28"/>
+        </w:rPr>
+      </w:pPr>
+      <w:r>
+        <w:rPr>
+          <w:sz w:val="28"/>
+          <w:szCs w:val="28"/>
+        </w:rPr>
+        <w:t>Несмотря на распространенную точку зрения, полный отказ от шаблона интеллектуального пользовательского интерфейса является упрощенчеством и заблуждением. В данном шаблоне не все настолько плохо, и с ним связан ряд положительных аспектов.</w:t>
+      </w:r>
+    </w:p>
+    <w:p>
+      <w:pPr>
+        <w:pStyle w:val="a4"/>
+        <w:spacing w:before="0" w:beforeAutospacing="0" w:after="0" w:afterAutospacing="0" w:line="360" w:lineRule="auto"/>
+        <w:ind w:firstLine="709"/>
+        <w:jc w:val="both"/>
+        <w:rPr>
+          <w:sz w:val="28"/>
+          <w:szCs w:val="28"/>
+        </w:rPr>
+      </w:pPr>
+      <w:r>
+        <w:rPr>
+          <w:sz w:val="28"/>
+          <w:szCs w:val="28"/>
+        </w:rPr>
+        <w:t>Приложения с интеллектуальным пользовательским интерфейсом быстро и легко разрабатывать. Создатели компонентов и инструментов проектирования приложили немало усилий, чтобы сделать процесс разработки приятным занятием, поэтому даже самый неопытный программист за считанные часы может построить нечто, профессионально выглядящее и достаточно функциональное.</w:t>
+      </w:r>
+    </w:p>
+    <w:p>
+      <w:pPr>
+        <w:pStyle w:val="a4"/>
+        <w:spacing w:before="0" w:beforeAutospacing="0" w:after="0" w:afterAutospacing="0" w:line="360" w:lineRule="auto"/>
+        <w:ind w:firstLine="709"/>
+        <w:jc w:val="both"/>
+        <w:rPr>
+          <w:sz w:val="28"/>
+          <w:szCs w:val="28"/>
+        </w:rPr>
+      </w:pPr>
+      <w:r>
+        <w:rPr>
+          <w:sz w:val="28"/>
+          <w:szCs w:val="28"/>
+        </w:rPr>
+        <w:t>Наибольшая слабость приложений с интеллектуальным пользовательским интерфейсом - неэффективность сопровождения - не проявляется при мелких объемах разработки. Если вы создаете несложный инструмент для небольшой аудитории, то приложение с интеллектуальным пользовательским интерфейсом может оказаться идеальным решением. Просто при этом не гарантируется увеличение сложности, поддерживаемое приложением MVC.</w:t>
+      </w:r>
+    </w:p>
+    <w:p>
+      <w:pPr>
+        <w:ind w:firstLine="708"/>
+      </w:pPr>
+      <w:r>
+        <w:t>Архитектура "модель-представление"</w:t>
+      </w:r>
+    </w:p>
+    <w:p>
+      <w:pPr>
+        <w:pStyle w:val="a4"/>
+        <w:spacing w:before="0" w:beforeAutospacing="0" w:after="0" w:afterAutospacing="0" w:line="360" w:lineRule="auto"/>
+        <w:ind w:firstLine="709"/>
+        <w:jc w:val="both"/>
+        <w:rPr>
+          <w:sz w:val="28"/>
+          <w:szCs w:val="28"/>
+        </w:rPr>
+      </w:pPr>
+      <w:r>
+        <w:rPr>
+          <w:sz w:val="28"/>
+          <w:szCs w:val="28"/>
+        </w:rPr>
+        <w:t>В приложении с интеллектуальным пользовательским интерфейсом проблемы сопровождения наиболее часто возникают в области бизнес-логики, которая, как правило, настолько рассеяна по приложению, что внесение изменений или добавление функциональных средств становится довольно мучительным процессом.</w:t>
+      </w:r>
+    </w:p>
+    <w:p>
+      <w:pPr>
+        <w:pStyle w:val="a4"/>
+        <w:spacing w:before="0" w:beforeAutospacing="0" w:after="0" w:afterAutospacing="0" w:line="360" w:lineRule="auto"/>
+        <w:ind w:firstLine="709"/>
+        <w:jc w:val="both"/>
+        <w:rPr>
+          <w:sz w:val="28"/>
+          <w:szCs w:val="28"/>
+        </w:rPr>
+      </w:pPr>
+      <w:r>
+        <w:rPr>
+          <w:sz w:val="28"/>
+          <w:szCs w:val="28"/>
+        </w:rPr>
+        <w:t xml:space="preserve">Улучшить эту ситуацию можно за счет применения архитектуры "модель-представление", которая выносит бизнес-логику в отдельную модель предметной области. При этом все данные, процессы и правила концентрируются в одной части приложения, как показано на рисунке </w:t>
+      </w:r>
+      <w:r>
+        <w:rPr>
+          <w:sz w:val="28"/>
+          <w:szCs w:val="28"/>
+        </w:rPr>
+        <w:t>3.</w:t>
+      </w:r>
+    </w:p>
+    <w:p>
+      <w:pPr>
+        <w:spacing w:after="0" w:line="360" w:lineRule="auto"/>
+        <w:jc w:val="center"/>
+        <w:rPr>
+          <w:rFonts w:cs="Times New Roman"/>
+          <w:szCs w:val="28"/>
+        </w:rPr>
+      </w:pPr>
+      <w:r>
+        <w:rPr>
+          <w:rFonts w:cs="Times New Roman"/>
+          <w:noProof/>
+          <w:szCs w:val="28"/>
+        </w:rPr>
+        <w:lastRenderedPageBreak/>
+        <w:drawing>
+          <wp:inline distT="0" distB="0" distL="0" distR="0" wp14:anchorId="1420546F" wp14:editId="7A185656">
+            <wp:extent cx="5940425" cy="831215"/>
+            <wp:effectExtent l="95250" t="152400" r="288925" b="349885"/>
+            <wp:docPr id="4" name="Рисунок 4" descr="Архитектура модель-представление"/>
+            <wp:cNvGraphicFramePr>
+              <a:graphicFrameLocks xmlns:a="http://schemas.openxmlformats.org/drawingml/2006/main" noChangeAspect="1"/>
+            </wp:cNvGraphicFramePr>
+            <a:graphic xmlns:a="http://schemas.openxmlformats.org/drawingml/2006/main">
+              <a:graphicData uri="http://schemas.openxmlformats.org/drawingml/2006/picture">
+                <pic:pic xmlns:pic="http://schemas.openxmlformats.org/drawingml/2006/picture">
+                  <pic:nvPicPr>
+                    <pic:cNvPr id="0" name="Picture 3" descr="Архитектура модель-представление"/>
+                    <pic:cNvPicPr>
+                      <a:picLocks noChangeAspect="1" noChangeArrowheads="1"/>
+                    </pic:cNvPicPr>
+                  </pic:nvPicPr>
+                  <pic:blipFill>
+                    <a:blip r:embed="rId33">
+                      <a:extLst>
+                        <a:ext uri="{28A0092B-C50C-407E-A947-70E740481C1C}">
+                          <a14:useLocalDpi xmlns:a14="http://schemas.microsoft.com/office/drawing/2010/main" val="0"/>
+                        </a:ext>
+                      </a:extLst>
+                    </a:blip>
+                    <a:srcRect/>
+                    <a:stretch>
+                      <a:fillRect/>
+                    </a:stretch>
+                  </pic:blipFill>
+                  <pic:spPr bwMode="auto">
+                    <a:xfrm>
+                      <a:off x="0" y="0"/>
+                      <a:ext cx="5940425" cy="831215"/>
+                    </a:xfrm>
+                    <a:prstGeom prst="rect">
+                      <a:avLst/>
+                    </a:prstGeom>
+                    <a:ln>
+                      <a:noFill/>
+                    </a:ln>
+                    <a:effectLst>
+                      <a:outerShdw blurRad="292100" dist="139700" dir="2700000" algn="tl" rotWithShape="0">
+                        <a:srgbClr val="333333">
+                          <a:alpha val="65000"/>
+                        </a:srgbClr>
+                      </a:outerShdw>
+                    </a:effectLst>
+                  </pic:spPr>
+                </pic:pic>
+              </a:graphicData>
+            </a:graphic>
+          </wp:inline>
+        </w:drawing>
+      </w:r>
+    </w:p>
+    <w:p>
+      <w:pPr>
+        <w:spacing w:after="0" w:line="360" w:lineRule="auto"/>
+        <w:jc w:val="center"/>
+        <w:rPr>
+          <w:rFonts w:cs="Times New Roman"/>
+          <w:szCs w:val="28"/>
+        </w:rPr>
+      </w:pPr>
+      <w:r>
+        <w:rPr>
+          <w:rFonts w:cs="Times New Roman"/>
+          <w:szCs w:val="28"/>
+        </w:rPr>
+        <w:t>Рисунок 3 – Модель-Представление.</w:t>
+      </w:r>
+    </w:p>
+    <w:p>
+      <w:pPr>
+        <w:spacing w:after="0" w:line="360" w:lineRule="auto"/>
+        <w:jc w:val="center"/>
+        <w:rPr>
+          <w:rFonts w:cs="Times New Roman"/>
+          <w:szCs w:val="28"/>
+        </w:rPr>
+      </w:pPr>
+    </w:p>
+    <w:p>
+      <w:pPr>
+        <w:pStyle w:val="a4"/>
+        <w:spacing w:before="0" w:beforeAutospacing="0" w:after="0" w:afterAutospacing="0" w:line="360" w:lineRule="auto"/>
+        <w:ind w:firstLine="709"/>
+        <w:jc w:val="both"/>
+        <w:rPr>
+          <w:sz w:val="28"/>
+          <w:szCs w:val="28"/>
+        </w:rPr>
+      </w:pPr>
+      <w:r>
+        <w:rPr>
+          <w:sz w:val="28"/>
+          <w:szCs w:val="28"/>
+        </w:rPr>
+        <w:t>Архитектура "модель-представление" - значительное усовершенствование по сравнению с монолитным шаблоном интеллектуального пользовательского интерфейса.</w:t>
+      </w:r>
+    </w:p>
+    <w:p>
+      <w:pPr>
+        <w:pStyle w:val="a4"/>
+        <w:spacing w:before="0" w:beforeAutospacing="0" w:after="0" w:afterAutospacing="0" w:line="360" w:lineRule="auto"/>
+        <w:ind w:firstLine="709"/>
+        <w:jc w:val="both"/>
+        <w:rPr>
+          <w:sz w:val="28"/>
+          <w:szCs w:val="28"/>
+        </w:rPr>
+      </w:pPr>
+      <w:r>
+        <w:rPr>
+          <w:sz w:val="28"/>
+          <w:szCs w:val="28"/>
+        </w:rPr>
+        <w:t>К примеру, ее значительно легче поддерживать, однако при этом возникают две проблемы. Первая: поскольку пользовательский интерфейс и модель предметной области тесно переплетены, проведение модульного тестирования для любой из этих частей может быть затруднено. Вторая проблема порождается практикой, а не определением шаблона. Обычно модель содержит большой объем кода доступа к данным (не обязательно, но в большинстве случаев), а это означает, что модель данных содержит не только бизнес-данные, операции и правила.</w:t>
+      </w:r>
+    </w:p>
+    <w:p>
+      <w:pPr>
+        <w:ind w:firstLine="708"/>
+      </w:pPr>
+      <w:r>
+        <w:t>Классическая трехуровневая архитектура</w:t>
+      </w:r>
+    </w:p>
+    <w:p>
+      <w:pPr>
+        <w:pStyle w:val="a4"/>
+        <w:spacing w:before="0" w:beforeAutospacing="0" w:after="0" w:afterAutospacing="0" w:line="360" w:lineRule="auto"/>
+        <w:ind w:firstLine="709"/>
+        <w:jc w:val="both"/>
+        <w:rPr>
+          <w:sz w:val="28"/>
+          <w:szCs w:val="28"/>
+        </w:rPr>
+      </w:pPr>
+      <w:r>
+        <w:rPr>
+          <w:sz w:val="28"/>
+          <w:szCs w:val="28"/>
+        </w:rPr>
+        <w:t>Чтобы решить проблемы, присущие архитектуре "модель-представление", трехслойная или трехуровневая модель отделяет код сохранения данных от модели предметной области и помещает его в новый компонент, который называется </w:t>
+      </w:r>
+      <w:r>
+        <w:rPr>
+          <w:rStyle w:val="a7"/>
+          <w:rFonts w:eastAsiaTheme="majorEastAsia"/>
+          <w:i/>
+          <w:iCs/>
+          <w:sz w:val="28"/>
+          <w:szCs w:val="28"/>
+        </w:rPr>
+        <w:t>уровнем доступа к данным (</w:t>
+      </w:r>
+      <w:proofErr w:type="spellStart"/>
+      <w:r>
+        <w:rPr>
+          <w:rStyle w:val="a7"/>
+          <w:rFonts w:eastAsiaTheme="majorEastAsia"/>
+          <w:i/>
+          <w:iCs/>
+          <w:sz w:val="28"/>
+          <w:szCs w:val="28"/>
+        </w:rPr>
+        <w:t>data</w:t>
+      </w:r>
+      <w:proofErr w:type="spellEnd"/>
+      <w:r>
+        <w:rPr>
+          <w:rStyle w:val="a7"/>
+          <w:rFonts w:eastAsiaTheme="majorEastAsia"/>
+          <w:i/>
+          <w:iCs/>
+          <w:sz w:val="28"/>
+          <w:szCs w:val="28"/>
+        </w:rPr>
+        <w:t xml:space="preserve"> </w:t>
+      </w:r>
+      <w:proofErr w:type="spellStart"/>
+      <w:r>
+        <w:rPr>
+          <w:rStyle w:val="a7"/>
+          <w:rFonts w:eastAsiaTheme="majorEastAsia"/>
+          <w:i/>
+          <w:iCs/>
+          <w:sz w:val="28"/>
+          <w:szCs w:val="28"/>
+        </w:rPr>
+        <w:t>access</w:t>
+      </w:r>
+      <w:proofErr w:type="spellEnd"/>
+      <w:r>
+        <w:rPr>
+          <w:rStyle w:val="a7"/>
+          <w:rFonts w:eastAsiaTheme="majorEastAsia"/>
+          <w:i/>
+          <w:iCs/>
+          <w:sz w:val="28"/>
+          <w:szCs w:val="28"/>
+        </w:rPr>
+        <w:t xml:space="preserve"> </w:t>
+      </w:r>
+      <w:proofErr w:type="spellStart"/>
+      <w:r>
+        <w:rPr>
+          <w:rStyle w:val="a7"/>
+          <w:rFonts w:eastAsiaTheme="majorEastAsia"/>
+          <w:i/>
+          <w:iCs/>
+          <w:sz w:val="28"/>
+          <w:szCs w:val="28"/>
+        </w:rPr>
+        <w:t>layer</w:t>
+      </w:r>
+      <w:proofErr w:type="spellEnd"/>
+      <w:r>
+        <w:rPr>
+          <w:rStyle w:val="a7"/>
+          <w:rFonts w:eastAsiaTheme="majorEastAsia"/>
+          <w:i/>
+          <w:iCs/>
+          <w:sz w:val="28"/>
+          <w:szCs w:val="28"/>
+        </w:rPr>
+        <w:t xml:space="preserve"> - DAL)</w:t>
+      </w:r>
+      <w:r>
+        <w:rPr>
+          <w:sz w:val="28"/>
+          <w:szCs w:val="28"/>
+        </w:rPr>
+        <w:t xml:space="preserve">. Эта архитектура показана на рисунке </w:t>
+      </w:r>
+      <w:r>
+        <w:rPr>
+          <w:sz w:val="28"/>
+          <w:szCs w:val="28"/>
+        </w:rPr>
+        <w:t>4.</w:t>
+      </w:r>
+    </w:p>
+    <w:p>
+      <w:pPr>
+        <w:pStyle w:val="a4"/>
+        <w:spacing w:before="0" w:beforeAutospacing="0" w:after="0" w:afterAutospacing="0" w:line="360" w:lineRule="auto"/>
+        <w:ind w:firstLine="709"/>
+        <w:jc w:val="both"/>
+        <w:rPr>
+          <w:sz w:val="28"/>
+          <w:szCs w:val="28"/>
+        </w:rPr>
+      </w:pPr>
+    </w:p>
+    <w:p>
+      <w:pPr>
+        <w:spacing w:after="0" w:line="360" w:lineRule="auto"/>
+        <w:jc w:val="center"/>
+        <w:rPr>
+          <w:rFonts w:cs="Times New Roman"/>
+          <w:szCs w:val="28"/>
+        </w:rPr>
+      </w:pPr>
+      <w:r>
+        <w:rPr>
+          <w:rFonts w:cs="Times New Roman"/>
+          <w:noProof/>
+          <w:szCs w:val="28"/>
+        </w:rPr>
+        <w:drawing>
+          <wp:inline distT="0" distB="0" distL="0" distR="0" wp14:anchorId="3753EC9C" wp14:editId="4A18C0DA">
+            <wp:extent cx="5940425" cy="621665"/>
+            <wp:effectExtent l="95250" t="152400" r="250825" b="368935"/>
+            <wp:docPr id="3" name="Рисунок 3" descr="Трехуровневая архитектура"/>
+            <wp:cNvGraphicFramePr>
+              <a:graphicFrameLocks xmlns:a="http://schemas.openxmlformats.org/drawingml/2006/main" noChangeAspect="1"/>
+            </wp:cNvGraphicFramePr>
+            <a:graphic xmlns:a="http://schemas.openxmlformats.org/drawingml/2006/main">
+              <a:graphicData uri="http://schemas.openxmlformats.org/drawingml/2006/picture">
+                <pic:pic xmlns:pic="http://schemas.openxmlformats.org/drawingml/2006/picture">
+                  <pic:nvPicPr>
+                    <pic:cNvPr id="0" name="Picture 4" descr="Трехуровневая архитектура"/>
+                    <pic:cNvPicPr>
+                      <a:picLocks noChangeAspect="1" noChangeArrowheads="1"/>
+                    </pic:cNvPicPr>
+                  </pic:nvPicPr>
+                  <pic:blipFill>
+                    <a:blip r:embed="rId34">
+                      <a:extLst>
+                        <a:ext uri="{28A0092B-C50C-407E-A947-70E740481C1C}">
+                          <a14:useLocalDpi xmlns:a14="http://schemas.microsoft.com/office/drawing/2010/main" val="0"/>
+                        </a:ext>
+                      </a:extLst>
+                    </a:blip>
+                    <a:srcRect/>
+                    <a:stretch>
+                      <a:fillRect/>
+                    </a:stretch>
+                  </pic:blipFill>
+                  <pic:spPr bwMode="auto">
+                    <a:xfrm>
+                      <a:off x="0" y="0"/>
+                      <a:ext cx="5940425" cy="621665"/>
+                    </a:xfrm>
+                    <a:prstGeom prst="rect">
+                      <a:avLst/>
+                    </a:prstGeom>
+                    <a:ln>
+                      <a:noFill/>
+                    </a:ln>
+                    <a:effectLst>
+                      <a:outerShdw blurRad="292100" dist="139700" dir="2700000" algn="tl" rotWithShape="0">
+                        <a:srgbClr val="333333">
+                          <a:alpha val="65000"/>
+                        </a:srgbClr>
+                      </a:outerShdw>
+                    </a:effectLst>
+                  </pic:spPr>
+                </pic:pic>
+              </a:graphicData>
+            </a:graphic>
+          </wp:inline>
+        </w:drawing>
+      </w:r>
+    </w:p>
+    <w:p>
+      <w:pPr>
+        <w:spacing w:after="0" w:line="360" w:lineRule="auto"/>
+        <w:jc w:val="center"/>
+        <w:rPr>
+          <w:rFonts w:cs="Times New Roman"/>
+          <w:szCs w:val="28"/>
+        </w:rPr>
+      </w:pPr>
+      <w:r>
+        <w:rPr>
+          <w:rFonts w:cs="Times New Roman"/>
+          <w:szCs w:val="28"/>
+        </w:rPr>
+        <w:t xml:space="preserve">Рисунок 4 - </w:t>
+      </w:r>
+      <w:r>
+        <w:t>Классическая трехуровневая архитектура</w:t>
+      </w:r>
+      <w:r>
+        <w:rPr>
+          <w:rFonts w:cs="Times New Roman"/>
+          <w:szCs w:val="28"/>
+        </w:rPr>
+        <w:t>.</w:t>
+      </w:r>
+    </w:p>
+    <w:p>
+      <w:pPr>
+        <w:pStyle w:val="a4"/>
+        <w:spacing w:before="0" w:beforeAutospacing="0" w:after="0" w:afterAutospacing="0" w:line="360" w:lineRule="auto"/>
+        <w:ind w:firstLine="709"/>
+        <w:jc w:val="both"/>
+        <w:rPr>
+          <w:sz w:val="28"/>
+          <w:szCs w:val="28"/>
+        </w:rPr>
+      </w:pPr>
+      <w:r>
+        <w:rPr>
+          <w:sz w:val="28"/>
+          <w:szCs w:val="28"/>
+        </w:rPr>
+        <w:lastRenderedPageBreak/>
+        <w:t>Трехуровневая архитектура наиболее широко используемый шаблон для бизнес-приложений. Она не накладывает никаких ограничений на способ реализации пользовательского интерфейса и обеспечивает хорошее разделение ответственности, не будучи при этом излишне сложной.</w:t>
+      </w:r>
+    </w:p>
+    <w:p>
+      <w:pPr>
+        <w:pStyle w:val="a4"/>
+        <w:spacing w:before="0" w:beforeAutospacing="0" w:after="0" w:afterAutospacing="0" w:line="360" w:lineRule="auto"/>
+        <w:ind w:firstLine="709"/>
+        <w:jc w:val="both"/>
+        <w:rPr>
+          <w:sz w:val="28"/>
+          <w:szCs w:val="28"/>
+        </w:rPr>
+      </w:pPr>
+      <w:r>
+        <w:rPr>
+          <w:sz w:val="28"/>
+          <w:szCs w:val="28"/>
+        </w:rPr>
+        <w:t xml:space="preserve">Кроме того, ценой некоторых усилий уровень DAL может быть создан так, чтобы модульное тестирование проводилось сравнительно просто. Можно заметить очевидное сходство между классическим трехуровневым приложением и архитектурой MVC. Различие состоит в том, </w:t>
+      </w:r>
+      <w:proofErr w:type="gramStart"/>
+      <w:r>
+        <w:rPr>
+          <w:sz w:val="28"/>
+          <w:szCs w:val="28"/>
+        </w:rPr>
+        <w:t>что</w:t>
+      </w:r>
+      <w:proofErr w:type="gramEnd"/>
+      <w:r>
+        <w:rPr>
+          <w:sz w:val="28"/>
+          <w:szCs w:val="28"/>
+        </w:rPr>
+        <w:t xml:space="preserve"> когда уровень пользовательского интерфейса непосредственно связан с инфраструктурой графического пользовательского интерфейса типа "щелчок-событие" (такой как WPF или ASP.NET Web </w:t>
+      </w:r>
+      <w:proofErr w:type="spellStart"/>
+      <w:r>
+        <w:rPr>
+          <w:sz w:val="28"/>
+          <w:szCs w:val="28"/>
+        </w:rPr>
+        <w:t>Forms</w:t>
+      </w:r>
+      <w:proofErr w:type="spellEnd"/>
+      <w:r>
+        <w:rPr>
+          <w:sz w:val="28"/>
+          <w:szCs w:val="28"/>
+        </w:rPr>
+        <w:t>), выполнение автоматизированных модульных тестов становится практически невозможным. А поскольку часть пользовательского интерфейса трехуровневого приложения может быть сложной, останется много кода, не поддающегося серьезному тестированию.</w:t>
+      </w:r>
+    </w:p>
+    <w:p>
+      <w:pPr>
+        <w:pStyle w:val="a4"/>
+        <w:spacing w:before="0" w:beforeAutospacing="0" w:after="0" w:afterAutospacing="0" w:line="360" w:lineRule="auto"/>
+        <w:ind w:firstLine="709"/>
+        <w:jc w:val="both"/>
+        <w:rPr>
+          <w:sz w:val="28"/>
+          <w:szCs w:val="28"/>
+        </w:rPr>
+      </w:pPr>
+      <w:r>
+        <w:rPr>
+          <w:sz w:val="28"/>
+          <w:szCs w:val="28"/>
+        </w:rPr>
+        <w:t>При худшем сценарии отсутствие принудительных ограничений, накладываемых трехуровневой архитектурой на уровень пользовательского интерфейса, означает, что многие такие приложения, в конечном счете, оказываются тонко замаскированными приложениями с интеллектуальным пользовательским интерфейсом, без какого-либо реального разделения ответственности. Это ведет к наихудшему конечному результату: не поддерживающему тестирование и непригодному для сопровождения приложению, которое к тому же и чрезмерно сложно.</w:t>
+      </w:r>
+    </w:p>
+    <w:p>
+      <w:pPr>
+        <w:ind w:firstLine="708"/>
+      </w:pPr>
+      <w:r>
+        <w:t>Создание слабо связанных компонентов</w:t>
+      </w:r>
+    </w:p>
+    <w:p>
+      <w:pPr>
+        <w:pStyle w:val="a4"/>
+        <w:spacing w:before="0" w:beforeAutospacing="0" w:after="0" w:afterAutospacing="0" w:line="360" w:lineRule="auto"/>
+        <w:ind w:firstLine="709"/>
+        <w:jc w:val="both"/>
+        <w:rPr>
+          <w:sz w:val="28"/>
+          <w:szCs w:val="28"/>
+        </w:rPr>
+      </w:pPr>
+      <w:r>
+        <w:rPr>
+          <w:sz w:val="28"/>
+          <w:szCs w:val="28"/>
+        </w:rPr>
+        <w:t>Одна из наиболее важных особенностей шаблона MVC состоит в том, что он делает возможным разделение ответственности. Нам требуется, чтобы компоненты в приложениях были максимально независимыми друг от друга и имели лишь такое количество взаимозависимостей, которое поддается управлению.</w:t>
+      </w:r>
+    </w:p>
+    <w:p>
+      <w:pPr>
+        <w:pStyle w:val="a4"/>
+        <w:spacing w:before="0" w:beforeAutospacing="0" w:after="0" w:afterAutospacing="0" w:line="360" w:lineRule="auto"/>
+        <w:ind w:firstLine="709"/>
+        <w:jc w:val="both"/>
+        <w:rPr>
+          <w:sz w:val="28"/>
+          <w:szCs w:val="28"/>
+        </w:rPr>
+      </w:pPr>
+      <w:r>
+        <w:rPr>
+          <w:sz w:val="28"/>
+          <w:szCs w:val="28"/>
+        </w:rPr>
+        <w:t xml:space="preserve">В идеальной ситуации каждый компонент ничего не знает об остальных компонентах и взаимодействует с другими областями приложения только </w:t>
+      </w:r>
+      <w:r>
+        <w:rPr>
+          <w:sz w:val="28"/>
+          <w:szCs w:val="28"/>
+        </w:rPr>
+        <w:lastRenderedPageBreak/>
+        <w:t>посредством абстрактных интерфейсов. Такая взаимозависимость называется </w:t>
+      </w:r>
+      <w:r>
+        <w:rPr>
+          <w:rStyle w:val="a8"/>
+          <w:sz w:val="28"/>
+          <w:szCs w:val="28"/>
+        </w:rPr>
+        <w:t>слабой связью</w:t>
+      </w:r>
+      <w:r>
+        <w:rPr>
+          <w:sz w:val="28"/>
+          <w:szCs w:val="28"/>
+        </w:rPr>
+        <w:t>, и она упрощает тестирование и модификацию приложений.</w:t>
+      </w:r>
+    </w:p>
+    <w:p>
+      <w:pPr>
+        <w:pStyle w:val="a4"/>
+        <w:spacing w:before="0" w:beforeAutospacing="0" w:after="0" w:afterAutospacing="0" w:line="360" w:lineRule="auto"/>
+        <w:ind w:firstLine="709"/>
+        <w:jc w:val="both"/>
+        <w:rPr>
+          <w:sz w:val="28"/>
+          <w:szCs w:val="28"/>
+        </w:rPr>
+      </w:pPr>
+      <w:r>
+        <w:rPr>
+          <w:sz w:val="28"/>
+          <w:szCs w:val="28"/>
+        </w:rPr>
+        <w:t xml:space="preserve">Понять этот подход поможет простой пример. Если бы мы создавали компонент по имени </w:t>
+      </w:r>
+      <w:proofErr w:type="spellStart"/>
+      <w:r>
+        <w:rPr>
+          <w:sz w:val="28"/>
+          <w:szCs w:val="28"/>
+        </w:rPr>
+        <w:t>MyEmailSender</w:t>
+      </w:r>
+      <w:proofErr w:type="spellEnd"/>
+      <w:r>
+        <w:rPr>
+          <w:sz w:val="28"/>
+          <w:szCs w:val="28"/>
+        </w:rPr>
+        <w:t xml:space="preserve">, предназначенный для отправки сообщений электронной почты, то реализовали бы интерфейс под названием </w:t>
+      </w:r>
+      <w:proofErr w:type="spellStart"/>
+      <w:r>
+        <w:rPr>
+          <w:sz w:val="28"/>
+          <w:szCs w:val="28"/>
+        </w:rPr>
+        <w:t>IEmailSender</w:t>
+      </w:r>
+      <w:proofErr w:type="spellEnd"/>
+      <w:r>
+        <w:rPr>
+          <w:sz w:val="28"/>
+          <w:szCs w:val="28"/>
+        </w:rPr>
+        <w:t>, в котором определены все открытые функции, необходимые для отправки электронной почты.</w:t>
+      </w:r>
+    </w:p>
+    <w:p>
+      <w:pPr>
+        <w:pStyle w:val="a4"/>
+        <w:spacing w:before="0" w:beforeAutospacing="0" w:after="0" w:afterAutospacing="0" w:line="360" w:lineRule="auto"/>
+        <w:ind w:firstLine="709"/>
+        <w:jc w:val="both"/>
+        <w:rPr>
+          <w:sz w:val="28"/>
+          <w:szCs w:val="28"/>
+        </w:rPr>
+      </w:pPr>
+      <w:r>
+        <w:rPr>
+          <w:sz w:val="28"/>
+          <w:szCs w:val="28"/>
+        </w:rPr>
+        <w:t xml:space="preserve">Тогда любой другой компонент приложения, которому требуется отправить сообщение электронной почты - например, вспомогательный класс сброса пароля </w:t>
+      </w:r>
+      <w:proofErr w:type="spellStart"/>
+      <w:r>
+        <w:rPr>
+          <w:sz w:val="28"/>
+          <w:szCs w:val="28"/>
+        </w:rPr>
+        <w:t>PasswordResetHelper</w:t>
+      </w:r>
+      <w:proofErr w:type="spellEnd"/>
+      <w:r>
+        <w:rPr>
+          <w:sz w:val="28"/>
+          <w:szCs w:val="28"/>
+        </w:rPr>
+        <w:t xml:space="preserve"> - может отправить сообщение, обращаясь только к методам этого интерфейса. Как видно на рисунке </w:t>
+      </w:r>
+      <w:r>
+        <w:rPr>
+          <w:sz w:val="28"/>
+          <w:szCs w:val="28"/>
+        </w:rPr>
+        <w:t>5</w:t>
+      </w:r>
+      <w:r>
+        <w:rPr>
+          <w:sz w:val="28"/>
+          <w:szCs w:val="28"/>
+        </w:rPr>
+        <w:t xml:space="preserve">, никакой прямой зависимости между </w:t>
+      </w:r>
+      <w:proofErr w:type="spellStart"/>
+      <w:r>
+        <w:rPr>
+          <w:sz w:val="28"/>
+          <w:szCs w:val="28"/>
+        </w:rPr>
+        <w:t>PasswordResetHelper</w:t>
+      </w:r>
+      <w:proofErr w:type="spellEnd"/>
+      <w:r>
+        <w:rPr>
+          <w:sz w:val="28"/>
+          <w:szCs w:val="28"/>
+        </w:rPr>
+        <w:t xml:space="preserve"> и </w:t>
+      </w:r>
+      <w:proofErr w:type="spellStart"/>
+      <w:r>
+        <w:rPr>
+          <w:sz w:val="28"/>
+          <w:szCs w:val="28"/>
+        </w:rPr>
+        <w:t>MyEmailSender</w:t>
+      </w:r>
+      <w:proofErr w:type="spellEnd"/>
+      <w:r>
+        <w:rPr>
+          <w:sz w:val="28"/>
+          <w:szCs w:val="28"/>
+        </w:rPr>
+        <w:t xml:space="preserve"> не существует.</w:t>
+      </w:r>
+    </w:p>
+    <w:p>
+      <w:pPr>
+        <w:pStyle w:val="a4"/>
+        <w:spacing w:before="0" w:beforeAutospacing="0" w:after="0" w:afterAutospacing="0" w:line="360" w:lineRule="auto"/>
+        <w:ind w:firstLine="709"/>
+        <w:jc w:val="both"/>
+        <w:rPr>
+          <w:sz w:val="28"/>
+          <w:szCs w:val="28"/>
+        </w:rPr>
+      </w:pPr>
+    </w:p>
+    <w:p>
+      <w:pPr>
+        <w:spacing w:after="0" w:line="360" w:lineRule="auto"/>
+        <w:jc w:val="center"/>
+        <w:rPr>
+          <w:rFonts w:cs="Times New Roman"/>
+          <w:szCs w:val="28"/>
+        </w:rPr>
+      </w:pPr>
+      <w:r>
+        <w:rPr>
+          <w:rFonts w:cs="Times New Roman"/>
+          <w:noProof/>
+          <w:szCs w:val="28"/>
+        </w:rPr>
+        <w:drawing>
+          <wp:inline distT="0" distB="0" distL="0" distR="0" wp14:anchorId="29A8DEAF" wp14:editId="2BF98A28">
+            <wp:extent cx="5940425" cy="615950"/>
+            <wp:effectExtent l="152400" t="152400" r="327025" b="317500"/>
+            <wp:docPr id="2" name="Рисунок 2" descr="Использование интерфейсов для разъединения компонентов"/>
+            <wp:cNvGraphicFramePr>
+              <a:graphicFrameLocks xmlns:a="http://schemas.openxmlformats.org/drawingml/2006/main" noChangeAspect="1"/>
+            </wp:cNvGraphicFramePr>
+            <a:graphic xmlns:a="http://schemas.openxmlformats.org/drawingml/2006/main">
+              <a:graphicData uri="http://schemas.openxmlformats.org/drawingml/2006/picture">
+                <pic:pic xmlns:pic="http://schemas.openxmlformats.org/drawingml/2006/picture">
+                  <pic:nvPicPr>
+                    <pic:cNvPr id="0" name="Picture 5" descr="Использование интерфейсов для разъединения компонентов"/>
+                    <pic:cNvPicPr>
+                      <a:picLocks noChangeAspect="1" noChangeArrowheads="1"/>
+                    </pic:cNvPicPr>
+                  </pic:nvPicPr>
+                  <pic:blipFill>
+                    <a:blip r:embed="rId35">
+                      <a:extLst>
+                        <a:ext uri="{28A0092B-C50C-407E-A947-70E740481C1C}">
+                          <a14:useLocalDpi xmlns:a14="http://schemas.microsoft.com/office/drawing/2010/main" val="0"/>
+                        </a:ext>
+                      </a:extLst>
+                    </a:blip>
+                    <a:srcRect/>
+                    <a:stretch>
+                      <a:fillRect/>
+                    </a:stretch>
+                  </pic:blipFill>
+                  <pic:spPr bwMode="auto">
+                    <a:xfrm>
+                      <a:off x="0" y="0"/>
+                      <a:ext cx="5940425" cy="615950"/>
+                    </a:xfrm>
+                    <a:prstGeom prst="rect">
+                      <a:avLst/>
+                    </a:prstGeom>
+                    <a:ln>
+                      <a:noFill/>
+                    </a:ln>
+                    <a:effectLst>
+                      <a:outerShdw blurRad="292100" dist="139700" dir="2700000" algn="tl" rotWithShape="0">
+                        <a:srgbClr val="333333">
+                          <a:alpha val="65000"/>
+                        </a:srgbClr>
+                      </a:outerShdw>
+                    </a:effectLst>
+                  </pic:spPr>
+                </pic:pic>
+              </a:graphicData>
+            </a:graphic>
+          </wp:inline>
+        </w:drawing>
+      </w:r>
+    </w:p>
+    <w:p>
+      <w:pPr>
+        <w:spacing w:after="0" w:line="360" w:lineRule="auto"/>
+        <w:jc w:val="center"/>
+        <w:rPr>
+          <w:rFonts w:cs="Times New Roman"/>
+          <w:szCs w:val="28"/>
+        </w:rPr>
+      </w:pPr>
+      <w:r>
+        <w:rPr>
+          <w:rFonts w:cs="Times New Roman"/>
+          <w:szCs w:val="28"/>
+        </w:rPr>
+        <w:t xml:space="preserve">Рисунок 5 - </w:t>
+      </w:r>
+      <w:r>
+        <w:t>Создание слабо связанных компонентов</w:t>
+      </w:r>
+      <w:r>
+        <w:t xml:space="preserve"> (пример)</w:t>
+      </w:r>
+      <w:r>
+        <w:rPr>
+          <w:rFonts w:cs="Times New Roman"/>
+          <w:szCs w:val="28"/>
+        </w:rPr>
+        <w:t>.</w:t>
+      </w:r>
+    </w:p>
+    <w:p>
+      <w:pPr>
+        <w:spacing w:after="0" w:line="360" w:lineRule="auto"/>
+        <w:jc w:val="center"/>
+        <w:rPr>
+          <w:rFonts w:cs="Times New Roman"/>
+          <w:szCs w:val="28"/>
+        </w:rPr>
+      </w:pPr>
+    </w:p>
+    <w:p>
+      <w:pPr>
+        <w:pStyle w:val="a4"/>
+        <w:spacing w:before="0" w:beforeAutospacing="0" w:after="0" w:afterAutospacing="0" w:line="360" w:lineRule="auto"/>
+        <w:ind w:firstLine="709"/>
+        <w:jc w:val="both"/>
+        <w:rPr>
+          <w:sz w:val="28"/>
+          <w:szCs w:val="28"/>
+        </w:rPr>
+      </w:pPr>
+      <w:r>
+        <w:rPr>
+          <w:sz w:val="28"/>
+          <w:szCs w:val="28"/>
+        </w:rPr>
+        <w:t xml:space="preserve">За счет ввода интерфейса </w:t>
+      </w:r>
+      <w:proofErr w:type="spellStart"/>
+      <w:r>
+        <w:rPr>
+          <w:sz w:val="28"/>
+          <w:szCs w:val="28"/>
+        </w:rPr>
+        <w:t>IEmailSender</w:t>
+      </w:r>
+      <w:proofErr w:type="spellEnd"/>
+      <w:r>
+        <w:rPr>
+          <w:sz w:val="28"/>
+          <w:szCs w:val="28"/>
+        </w:rPr>
+        <w:t xml:space="preserve"> мы гарантируем отсутствие какой-либо прямой зависимости между </w:t>
+      </w:r>
+      <w:proofErr w:type="spellStart"/>
+      <w:r>
+        <w:rPr>
+          <w:sz w:val="28"/>
+          <w:szCs w:val="28"/>
+        </w:rPr>
+        <w:t>PasswordResetHelper</w:t>
+      </w:r>
+      <w:proofErr w:type="spellEnd"/>
+      <w:r>
+        <w:rPr>
+          <w:sz w:val="28"/>
+          <w:szCs w:val="28"/>
+        </w:rPr>
+        <w:t xml:space="preserve"> и </w:t>
+      </w:r>
+      <w:proofErr w:type="spellStart"/>
+      <w:r>
+        <w:rPr>
+          <w:sz w:val="28"/>
+          <w:szCs w:val="28"/>
+        </w:rPr>
+        <w:t>MyEmailSender</w:t>
+      </w:r>
+      <w:proofErr w:type="spellEnd"/>
+      <w:r>
+        <w:rPr>
+          <w:sz w:val="28"/>
+          <w:szCs w:val="28"/>
+        </w:rPr>
+        <w:t xml:space="preserve">. Компонент </w:t>
+      </w:r>
+      <w:proofErr w:type="spellStart"/>
+      <w:r>
+        <w:rPr>
+          <w:sz w:val="28"/>
+          <w:szCs w:val="28"/>
+        </w:rPr>
+        <w:t>MyEmailSender</w:t>
+      </w:r>
+      <w:proofErr w:type="spellEnd"/>
+      <w:r>
+        <w:rPr>
+          <w:sz w:val="28"/>
+          <w:szCs w:val="28"/>
+        </w:rPr>
+        <w:t xml:space="preserve"> можно было бы заменить другим поставщиком электронной почты или даже использовать имитированную реализацию в целях тестирования, не нуждаясь во внесении изменений в </w:t>
+      </w:r>
+      <w:proofErr w:type="spellStart"/>
+      <w:r>
+        <w:rPr>
+          <w:sz w:val="28"/>
+          <w:szCs w:val="28"/>
+        </w:rPr>
+        <w:t>PasswordResetHelper</w:t>
+      </w:r>
+      <w:proofErr w:type="spellEnd"/>
+      <w:r>
+        <w:rPr>
+          <w:sz w:val="28"/>
+          <w:szCs w:val="28"/>
+        </w:rPr>
+        <w:t>.</w:t>
+      </w:r>
+    </w:p>
+    <w:p>
+      <w:pPr>
+        <w:ind w:firstLine="708"/>
+      </w:pPr>
+      <w:r>
+        <w:t>Использование внедрения зависимостей</w:t>
+      </w:r>
+    </w:p>
+    <w:p>
+      <w:pPr>
+        <w:pStyle w:val="a4"/>
+        <w:spacing w:before="0" w:beforeAutospacing="0" w:after="0" w:afterAutospacing="0" w:line="360" w:lineRule="auto"/>
+        <w:ind w:firstLine="709"/>
+        <w:jc w:val="both"/>
+        <w:rPr>
+          <w:sz w:val="28"/>
+          <w:szCs w:val="28"/>
+        </w:rPr>
+      </w:pPr>
+      <w:r>
+        <w:rPr>
+          <w:sz w:val="28"/>
+          <w:szCs w:val="28"/>
+        </w:rPr>
+        <w:t xml:space="preserve">Интерфейсы помогают разъединять компоненты, но мы по-прежнему сталкиваемся с проблемой: язык C# не предоставляет встроенного способа для легкого создания объектов, которые реализуют интерфейсы, кроме создания </w:t>
+      </w:r>
+      <w:r>
+        <w:rPr>
+          <w:sz w:val="28"/>
+          <w:szCs w:val="28"/>
+        </w:rPr>
+        <w:lastRenderedPageBreak/>
+        <w:t xml:space="preserve">экземпляра конкретного компонента с помощью ключевого слова </w:t>
+      </w:r>
+      <w:proofErr w:type="spellStart"/>
+      <w:r>
+        <w:rPr>
+          <w:sz w:val="28"/>
+          <w:szCs w:val="28"/>
+        </w:rPr>
+        <w:t>new</w:t>
+      </w:r>
+      <w:proofErr w:type="spellEnd"/>
+      <w:r>
+        <w:rPr>
+          <w:sz w:val="28"/>
+          <w:szCs w:val="28"/>
+        </w:rPr>
+        <w:t>. В результате получается код, подобный приведенному ниже:</w:t>
+      </w:r>
+    </w:p>
+    <w:p>
+      <w:pPr>
+        <w:pStyle w:val="HTML"/>
+        <w:shd w:val="clear" w:color="auto" w:fill="D9D9D9" w:themeFill="background1" w:themeFillShade="D9"/>
+        <w:spacing w:line="360" w:lineRule="auto"/>
+        <w:ind w:firstLine="709"/>
+        <w:jc w:val="both"/>
+        <w:rPr>
+          <w:rStyle w:val="HTML1"/>
+          <w:rFonts w:ascii="Times New Roman" w:hAnsi="Times New Roman" w:cs="Times New Roman"/>
+          <w:sz w:val="28"/>
+          <w:szCs w:val="28"/>
+        </w:rPr>
+      </w:pPr>
+      <w:proofErr w:type="spellStart"/>
+      <w:r>
+        <w:rPr>
+          <w:rStyle w:val="hljs-keyword"/>
+          <w:rFonts w:ascii="Times New Roman" w:hAnsi="Times New Roman" w:cs="Times New Roman"/>
+          <w:sz w:val="28"/>
+          <w:szCs w:val="28"/>
+        </w:rPr>
+        <w:t>public</w:t>
+      </w:r>
+      <w:proofErr w:type="spellEnd"/>
+      <w:r>
+        <w:rPr>
+          <w:rStyle w:val="HTML1"/>
+          <w:rFonts w:ascii="Times New Roman" w:hAnsi="Times New Roman" w:cs="Times New Roman"/>
+          <w:sz w:val="28"/>
+          <w:szCs w:val="28"/>
+        </w:rPr>
+        <w:t xml:space="preserve"> </w:t>
+      </w:r>
+      <w:proofErr w:type="spellStart"/>
+      <w:r>
+        <w:rPr>
+          <w:rStyle w:val="hljs-keyword"/>
+          <w:rFonts w:ascii="Times New Roman" w:hAnsi="Times New Roman" w:cs="Times New Roman"/>
+          <w:sz w:val="28"/>
+          <w:szCs w:val="28"/>
+        </w:rPr>
+        <w:t>interface</w:t>
+      </w:r>
+      <w:proofErr w:type="spellEnd"/>
+      <w:r>
+        <w:rPr>
+          <w:rStyle w:val="HTML1"/>
+          <w:rFonts w:ascii="Times New Roman" w:hAnsi="Times New Roman" w:cs="Times New Roman"/>
+          <w:sz w:val="28"/>
+          <w:szCs w:val="28"/>
+        </w:rPr>
+        <w:t xml:space="preserve"> </w:t>
+      </w:r>
+      <w:proofErr w:type="spellStart"/>
+      <w:r>
+        <w:rPr>
+          <w:rStyle w:val="hljs-title"/>
+          <w:rFonts w:ascii="Times New Roman" w:hAnsi="Times New Roman" w:cs="Times New Roman"/>
+          <w:sz w:val="28"/>
+          <w:szCs w:val="28"/>
+        </w:rPr>
+        <w:t>IEmailSender</w:t>
+      </w:r>
+      <w:proofErr w:type="spellEnd"/>
+      <w:r>
+        <w:rPr>
+          <w:rStyle w:val="HTML1"/>
+          <w:rFonts w:ascii="Times New Roman" w:hAnsi="Times New Roman" w:cs="Times New Roman"/>
+          <w:sz w:val="28"/>
+          <w:szCs w:val="28"/>
+        </w:rPr>
+        <w:t xml:space="preserve"> {</w:t>
+      </w:r>
+    </w:p>
+    <w:p>
+      <w:pPr>
+        <w:pStyle w:val="HTML"/>
+        <w:shd w:val="clear" w:color="auto" w:fill="D9D9D9" w:themeFill="background1" w:themeFillShade="D9"/>
+        <w:spacing w:line="360" w:lineRule="auto"/>
+        <w:ind w:firstLine="709"/>
+        <w:jc w:val="both"/>
+        <w:rPr>
+          <w:rStyle w:val="HTML1"/>
+          <w:rFonts w:ascii="Times New Roman" w:hAnsi="Times New Roman" w:cs="Times New Roman"/>
+          <w:sz w:val="28"/>
+          <w:szCs w:val="28"/>
+          <w:lang w:val="en-US"/>
+        </w:rPr>
+      </w:pPr>
+      <w:r>
+        <w:rPr>
+          <w:rStyle w:val="HTML1"/>
+          <w:rFonts w:ascii="Times New Roman" w:hAnsi="Times New Roman" w:cs="Times New Roman"/>
+          <w:sz w:val="28"/>
+          <w:szCs w:val="28"/>
+        </w:rPr>
+        <w:t xml:space="preserve">        </w:t>
+      </w:r>
+      <w:r>
+        <w:rPr>
+          <w:rStyle w:val="hljs-keyword"/>
+          <w:rFonts w:ascii="Times New Roman" w:hAnsi="Times New Roman" w:cs="Times New Roman"/>
+          <w:sz w:val="28"/>
+          <w:szCs w:val="28"/>
+          <w:lang w:val="en-US"/>
+        </w:rPr>
+        <w:t>void</w:t>
+      </w:r>
+      <w:r>
+        <w:rPr>
+          <w:rStyle w:val="hljs-function"/>
+          <w:rFonts w:ascii="Times New Roman" w:hAnsi="Times New Roman" w:cs="Times New Roman"/>
+          <w:sz w:val="28"/>
+          <w:szCs w:val="28"/>
+          <w:lang w:val="en-US"/>
+        </w:rPr>
+        <w:t xml:space="preserve"> </w:t>
+      </w:r>
+      <w:proofErr w:type="spellStart"/>
+      <w:proofErr w:type="gramStart"/>
+      <w:r>
+        <w:rPr>
+          <w:rStyle w:val="hljs-title"/>
+          <w:rFonts w:ascii="Times New Roman" w:hAnsi="Times New Roman" w:cs="Times New Roman"/>
+          <w:sz w:val="28"/>
+          <w:szCs w:val="28"/>
+          <w:lang w:val="en-US"/>
+        </w:rPr>
+        <w:t>SendEmail</w:t>
+      </w:r>
+      <w:proofErr w:type="spellEnd"/>
+      <w:r>
+        <w:rPr>
+          <w:rStyle w:val="hljs-function"/>
+          <w:rFonts w:ascii="Times New Roman" w:hAnsi="Times New Roman" w:cs="Times New Roman"/>
+          <w:sz w:val="28"/>
+          <w:szCs w:val="28"/>
+          <w:lang w:val="en-US"/>
+        </w:rPr>
+        <w:t>(</w:t>
+      </w:r>
+      <w:proofErr w:type="gramEnd"/>
+      <w:r>
+        <w:rPr>
+          <w:rStyle w:val="hljs-function"/>
+          <w:rFonts w:ascii="Times New Roman" w:hAnsi="Times New Roman" w:cs="Times New Roman"/>
+          <w:sz w:val="28"/>
+          <w:szCs w:val="28"/>
+          <w:lang w:val="en-US"/>
+        </w:rPr>
+        <w:t>)</w:t>
+      </w:r>
+      <w:r>
+        <w:rPr>
+          <w:rStyle w:val="HTML1"/>
+          <w:rFonts w:ascii="Times New Roman" w:hAnsi="Times New Roman" w:cs="Times New Roman"/>
+          <w:sz w:val="28"/>
+          <w:szCs w:val="28"/>
+          <w:lang w:val="en-US"/>
+        </w:rPr>
+        <w:t>;</w:t>
+      </w:r>
+    </w:p>
+    <w:p>
+      <w:pPr>
+        <w:pStyle w:val="HTML"/>
+        <w:shd w:val="clear" w:color="auto" w:fill="D9D9D9" w:themeFill="background1" w:themeFillShade="D9"/>
+        <w:spacing w:line="360" w:lineRule="auto"/>
+        <w:ind w:firstLine="709"/>
+        <w:jc w:val="both"/>
+        <w:rPr>
+          <w:rStyle w:val="HTML1"/>
+          <w:rFonts w:ascii="Times New Roman" w:hAnsi="Times New Roman" w:cs="Times New Roman"/>
+          <w:sz w:val="28"/>
+          <w:szCs w:val="28"/>
+          <w:lang w:val="en-US"/>
+        </w:rPr>
+      </w:pPr>
+      <w:r>
+        <w:rPr>
+          <w:rStyle w:val="HTML1"/>
+          <w:rFonts w:ascii="Times New Roman" w:hAnsi="Times New Roman" w:cs="Times New Roman"/>
+          <w:sz w:val="28"/>
+          <w:szCs w:val="28"/>
+          <w:lang w:val="en-US"/>
+        </w:rPr>
+        <w:t>}</w:t>
+      </w:r>
+    </w:p>
+    <w:p>
+      <w:pPr>
+        <w:pStyle w:val="HTML"/>
+        <w:shd w:val="clear" w:color="auto" w:fill="D9D9D9" w:themeFill="background1" w:themeFillShade="D9"/>
+        <w:spacing w:line="360" w:lineRule="auto"/>
+        <w:ind w:firstLine="709"/>
+        <w:jc w:val="both"/>
+        <w:rPr>
+          <w:rStyle w:val="HTML1"/>
+          <w:rFonts w:ascii="Times New Roman" w:hAnsi="Times New Roman" w:cs="Times New Roman"/>
+          <w:sz w:val="28"/>
+          <w:szCs w:val="28"/>
+          <w:lang w:val="en-US"/>
+        </w:rPr>
+      </w:pPr>
+      <w:r>
+        <w:rPr>
+          <w:rStyle w:val="hljs-keyword"/>
+          <w:rFonts w:ascii="Times New Roman" w:hAnsi="Times New Roman" w:cs="Times New Roman"/>
+          <w:sz w:val="28"/>
+          <w:szCs w:val="28"/>
+          <w:lang w:val="en-US"/>
+        </w:rPr>
+        <w:t>public</w:t>
+      </w:r>
+      <w:r>
+        <w:rPr>
+          <w:rStyle w:val="HTML1"/>
+          <w:rFonts w:ascii="Times New Roman" w:hAnsi="Times New Roman" w:cs="Times New Roman"/>
+          <w:sz w:val="28"/>
+          <w:szCs w:val="28"/>
+          <w:lang w:val="en-US"/>
+        </w:rPr>
+        <w:t xml:space="preserve"> </w:t>
+      </w:r>
+      <w:r>
+        <w:rPr>
+          <w:rStyle w:val="hljs-keyword"/>
+          <w:rFonts w:ascii="Times New Roman" w:hAnsi="Times New Roman" w:cs="Times New Roman"/>
+          <w:sz w:val="28"/>
+          <w:szCs w:val="28"/>
+          <w:lang w:val="en-US"/>
+        </w:rPr>
+        <w:t>class</w:t>
+      </w:r>
+      <w:r>
+        <w:rPr>
+          <w:rStyle w:val="HTML1"/>
+          <w:rFonts w:ascii="Times New Roman" w:hAnsi="Times New Roman" w:cs="Times New Roman"/>
+          <w:sz w:val="28"/>
+          <w:szCs w:val="28"/>
+          <w:lang w:val="en-US"/>
+        </w:rPr>
+        <w:t xml:space="preserve"> </w:t>
+      </w:r>
+      <w:proofErr w:type="spellStart"/>
+      <w:proofErr w:type="gramStart"/>
+      <w:r>
+        <w:rPr>
+          <w:rStyle w:val="hljs-title"/>
+          <w:rFonts w:ascii="Times New Roman" w:hAnsi="Times New Roman" w:cs="Times New Roman"/>
+          <w:sz w:val="28"/>
+          <w:szCs w:val="28"/>
+          <w:lang w:val="en-US"/>
+        </w:rPr>
+        <w:t>MyEmailSender</w:t>
+      </w:r>
+      <w:proofErr w:type="spellEnd"/>
+      <w:r>
+        <w:rPr>
+          <w:rStyle w:val="HTML1"/>
+          <w:rFonts w:ascii="Times New Roman" w:hAnsi="Times New Roman" w:cs="Times New Roman"/>
+          <w:sz w:val="28"/>
+          <w:szCs w:val="28"/>
+          <w:lang w:val="en-US"/>
+        </w:rPr>
+        <w:t xml:space="preserve"> :</w:t>
+      </w:r>
+      <w:proofErr w:type="gramEnd"/>
+      <w:r>
+        <w:rPr>
+          <w:rStyle w:val="HTML1"/>
+          <w:rFonts w:ascii="Times New Roman" w:hAnsi="Times New Roman" w:cs="Times New Roman"/>
+          <w:sz w:val="28"/>
+          <w:szCs w:val="28"/>
+          <w:lang w:val="en-US"/>
+        </w:rPr>
+        <w:t xml:space="preserve"> </w:t>
+      </w:r>
+      <w:proofErr w:type="spellStart"/>
+      <w:r>
+        <w:rPr>
+          <w:rStyle w:val="hljs-title"/>
+          <w:rFonts w:ascii="Times New Roman" w:hAnsi="Times New Roman" w:cs="Times New Roman"/>
+          <w:sz w:val="28"/>
+          <w:szCs w:val="28"/>
+          <w:lang w:val="en-US"/>
+        </w:rPr>
+        <w:t>IEmailSender</w:t>
+      </w:r>
+      <w:proofErr w:type="spellEnd"/>
+      <w:r>
+        <w:rPr>
+          <w:rStyle w:val="HTML1"/>
+          <w:rFonts w:ascii="Times New Roman" w:hAnsi="Times New Roman" w:cs="Times New Roman"/>
+          <w:sz w:val="28"/>
+          <w:szCs w:val="28"/>
+          <w:lang w:val="en-US"/>
+        </w:rPr>
+        <w:t xml:space="preserve"> {</w:t>
+      </w:r>
+    </w:p>
+    <w:p>
+      <w:pPr>
+        <w:pStyle w:val="HTML"/>
+        <w:shd w:val="clear" w:color="auto" w:fill="D9D9D9" w:themeFill="background1" w:themeFillShade="D9"/>
+        <w:spacing w:line="360" w:lineRule="auto"/>
+        <w:ind w:firstLine="709"/>
+        <w:jc w:val="both"/>
+        <w:rPr>
+          <w:rStyle w:val="HTML1"/>
+          <w:rFonts w:ascii="Times New Roman" w:hAnsi="Times New Roman" w:cs="Times New Roman"/>
+          <w:sz w:val="28"/>
+          <w:szCs w:val="28"/>
+          <w:lang w:val="en-US"/>
+        </w:rPr>
+      </w:pPr>
+      <w:r>
+        <w:rPr>
+          <w:rStyle w:val="HTML1"/>
+          <w:rFonts w:ascii="Times New Roman" w:hAnsi="Times New Roman" w:cs="Times New Roman"/>
+          <w:sz w:val="28"/>
+          <w:szCs w:val="28"/>
+          <w:lang w:val="en-US"/>
+        </w:rPr>
+        <w:t xml:space="preserve">        </w:t>
+      </w:r>
+      <w:r>
+        <w:rPr>
+          <w:rStyle w:val="hljs-keyword"/>
+          <w:rFonts w:ascii="Times New Roman" w:hAnsi="Times New Roman" w:cs="Times New Roman"/>
+          <w:sz w:val="28"/>
+          <w:szCs w:val="28"/>
+          <w:lang w:val="en-US"/>
+        </w:rPr>
+        <w:t>public</w:t>
+      </w:r>
+      <w:r>
+        <w:rPr>
+          <w:rStyle w:val="hljs-function"/>
+          <w:rFonts w:ascii="Times New Roman" w:hAnsi="Times New Roman" w:cs="Times New Roman"/>
+          <w:sz w:val="28"/>
+          <w:szCs w:val="28"/>
+          <w:lang w:val="en-US"/>
+        </w:rPr>
+        <w:t xml:space="preserve"> </w:t>
+      </w:r>
+      <w:r>
+        <w:rPr>
+          <w:rStyle w:val="hljs-keyword"/>
+          <w:rFonts w:ascii="Times New Roman" w:hAnsi="Times New Roman" w:cs="Times New Roman"/>
+          <w:sz w:val="28"/>
+          <w:szCs w:val="28"/>
+          <w:lang w:val="en-US"/>
+        </w:rPr>
+        <w:t>void</w:t>
+      </w:r>
+      <w:r>
+        <w:rPr>
+          <w:rStyle w:val="hljs-function"/>
+          <w:rFonts w:ascii="Times New Roman" w:hAnsi="Times New Roman" w:cs="Times New Roman"/>
+          <w:sz w:val="28"/>
+          <w:szCs w:val="28"/>
+          <w:lang w:val="en-US"/>
+        </w:rPr>
+        <w:t xml:space="preserve"> </w:t>
+      </w:r>
+      <w:proofErr w:type="spellStart"/>
+      <w:proofErr w:type="gramStart"/>
+      <w:r>
+        <w:rPr>
+          <w:rStyle w:val="hljs-title"/>
+          <w:rFonts w:ascii="Times New Roman" w:hAnsi="Times New Roman" w:cs="Times New Roman"/>
+          <w:sz w:val="28"/>
+          <w:szCs w:val="28"/>
+          <w:lang w:val="en-US"/>
+        </w:rPr>
+        <w:t>SendEmail</w:t>
+      </w:r>
+      <w:proofErr w:type="spellEnd"/>
+      <w:r>
+        <w:rPr>
+          <w:rStyle w:val="hljs-function"/>
+          <w:rFonts w:ascii="Times New Roman" w:hAnsi="Times New Roman" w:cs="Times New Roman"/>
+          <w:sz w:val="28"/>
+          <w:szCs w:val="28"/>
+          <w:lang w:val="en-US"/>
+        </w:rPr>
+        <w:t>(</w:t>
+      </w:r>
+      <w:proofErr w:type="gramEnd"/>
+      <w:r>
+        <w:rPr>
+          <w:rStyle w:val="hljs-function"/>
+          <w:rFonts w:ascii="Times New Roman" w:hAnsi="Times New Roman" w:cs="Times New Roman"/>
+          <w:sz w:val="28"/>
+          <w:szCs w:val="28"/>
+          <w:lang w:val="en-US"/>
+        </w:rPr>
+        <w:t xml:space="preserve">) </w:t>
+      </w:r>
+      <w:r>
+        <w:rPr>
+          <w:rStyle w:val="HTML1"/>
+          <w:rFonts w:ascii="Times New Roman" w:hAnsi="Times New Roman" w:cs="Times New Roman"/>
+          <w:sz w:val="28"/>
+          <w:szCs w:val="28"/>
+          <w:lang w:val="en-US"/>
+        </w:rPr>
+        <w:t>{ }</w:t>
+      </w:r>
+    </w:p>
+    <w:p>
+      <w:pPr>
+        <w:pStyle w:val="HTML"/>
+        <w:shd w:val="clear" w:color="auto" w:fill="D9D9D9" w:themeFill="background1" w:themeFillShade="D9"/>
+        <w:spacing w:line="360" w:lineRule="auto"/>
+        <w:ind w:firstLine="709"/>
+        <w:jc w:val="both"/>
+        <w:rPr>
+          <w:rStyle w:val="HTML1"/>
+          <w:rFonts w:ascii="Times New Roman" w:hAnsi="Times New Roman" w:cs="Times New Roman"/>
+          <w:sz w:val="28"/>
+          <w:szCs w:val="28"/>
+          <w:lang w:val="en-US"/>
+        </w:rPr>
+      </w:pPr>
+      <w:r>
+        <w:rPr>
+          <w:rStyle w:val="HTML1"/>
+          <w:rFonts w:ascii="Times New Roman" w:hAnsi="Times New Roman" w:cs="Times New Roman"/>
+          <w:sz w:val="28"/>
+          <w:szCs w:val="28"/>
+          <w:lang w:val="en-US"/>
+        </w:rPr>
+        <w:t>}</w:t>
+      </w:r>
+    </w:p>
+    <w:p>
+      <w:pPr>
+        <w:pStyle w:val="HTML"/>
+        <w:shd w:val="clear" w:color="auto" w:fill="D9D9D9" w:themeFill="background1" w:themeFillShade="D9"/>
+        <w:spacing w:line="360" w:lineRule="auto"/>
+        <w:ind w:firstLine="709"/>
+        <w:jc w:val="both"/>
+        <w:rPr>
+          <w:rStyle w:val="HTML1"/>
+          <w:rFonts w:ascii="Times New Roman" w:hAnsi="Times New Roman" w:cs="Times New Roman"/>
+          <w:sz w:val="28"/>
+          <w:szCs w:val="28"/>
+          <w:lang w:val="en-US"/>
+        </w:rPr>
+      </w:pPr>
+    </w:p>
+    <w:p>
+      <w:pPr>
+        <w:pStyle w:val="HTML"/>
+        <w:shd w:val="clear" w:color="auto" w:fill="D9D9D9" w:themeFill="background1" w:themeFillShade="D9"/>
+        <w:spacing w:line="360" w:lineRule="auto"/>
+        <w:ind w:firstLine="709"/>
+        <w:jc w:val="both"/>
+        <w:rPr>
+          <w:rStyle w:val="HTML1"/>
+          <w:rFonts w:ascii="Times New Roman" w:hAnsi="Times New Roman" w:cs="Times New Roman"/>
+          <w:sz w:val="28"/>
+          <w:szCs w:val="28"/>
+          <w:lang w:val="en-US"/>
+        </w:rPr>
+      </w:pPr>
+      <w:r>
+        <w:rPr>
+          <w:rStyle w:val="hljs-keyword"/>
+          <w:rFonts w:ascii="Times New Roman" w:hAnsi="Times New Roman" w:cs="Times New Roman"/>
+          <w:sz w:val="28"/>
+          <w:szCs w:val="28"/>
+          <w:lang w:val="en-US"/>
+        </w:rPr>
+        <w:t>public</w:t>
+      </w:r>
+      <w:r>
+        <w:rPr>
+          <w:rStyle w:val="HTML1"/>
+          <w:rFonts w:ascii="Times New Roman" w:hAnsi="Times New Roman" w:cs="Times New Roman"/>
+          <w:sz w:val="28"/>
+          <w:szCs w:val="28"/>
+          <w:lang w:val="en-US"/>
+        </w:rPr>
+        <w:t xml:space="preserve"> </w:t>
+      </w:r>
+      <w:r>
+        <w:rPr>
+          <w:rStyle w:val="hljs-keyword"/>
+          <w:rFonts w:ascii="Times New Roman" w:hAnsi="Times New Roman" w:cs="Times New Roman"/>
+          <w:sz w:val="28"/>
+          <w:szCs w:val="28"/>
+          <w:lang w:val="en-US"/>
+        </w:rPr>
+        <w:t>class</w:t>
+      </w:r>
+      <w:r>
+        <w:rPr>
+          <w:rStyle w:val="HTML1"/>
+          <w:rFonts w:ascii="Times New Roman" w:hAnsi="Times New Roman" w:cs="Times New Roman"/>
+          <w:sz w:val="28"/>
+          <w:szCs w:val="28"/>
+          <w:lang w:val="en-US"/>
+        </w:rPr>
+        <w:t xml:space="preserve"> </w:t>
+      </w:r>
+      <w:proofErr w:type="spellStart"/>
+      <w:r>
+        <w:rPr>
+          <w:rStyle w:val="hljs-title"/>
+          <w:rFonts w:ascii="Times New Roman" w:hAnsi="Times New Roman" w:cs="Times New Roman"/>
+          <w:sz w:val="28"/>
+          <w:szCs w:val="28"/>
+          <w:lang w:val="en-US"/>
+        </w:rPr>
+        <w:t>PasswordResetHelper</w:t>
+      </w:r>
+      <w:proofErr w:type="spellEnd"/>
+    </w:p>
+    <w:p>
+      <w:pPr>
+        <w:pStyle w:val="HTML"/>
+        <w:shd w:val="clear" w:color="auto" w:fill="D9D9D9" w:themeFill="background1" w:themeFillShade="D9"/>
+        <w:spacing w:line="360" w:lineRule="auto"/>
+        <w:ind w:firstLine="709"/>
+        <w:jc w:val="both"/>
+        <w:rPr>
+          <w:rStyle w:val="HTML1"/>
+          <w:rFonts w:ascii="Times New Roman" w:hAnsi="Times New Roman" w:cs="Times New Roman"/>
+          <w:sz w:val="28"/>
+          <w:szCs w:val="28"/>
+          <w:lang w:val="en-US"/>
+        </w:rPr>
+      </w:pPr>
+      <w:r>
+        <w:rPr>
+          <w:rStyle w:val="HTML1"/>
+          <w:rFonts w:ascii="Times New Roman" w:hAnsi="Times New Roman" w:cs="Times New Roman"/>
+          <w:sz w:val="28"/>
+          <w:szCs w:val="28"/>
+          <w:lang w:val="en-US"/>
+        </w:rPr>
+        <w:t>{</w:t>
+      </w:r>
+    </w:p>
+    <w:p>
+      <w:pPr>
+        <w:pStyle w:val="HTML"/>
+        <w:shd w:val="clear" w:color="auto" w:fill="D9D9D9" w:themeFill="background1" w:themeFillShade="D9"/>
+        <w:spacing w:line="360" w:lineRule="auto"/>
+        <w:ind w:firstLine="709"/>
+        <w:jc w:val="both"/>
+        <w:rPr>
+          <w:rStyle w:val="hljs-function"/>
+          <w:rFonts w:ascii="Times New Roman" w:hAnsi="Times New Roman" w:cs="Times New Roman"/>
+          <w:sz w:val="28"/>
+          <w:szCs w:val="28"/>
+          <w:lang w:val="en-US"/>
+        </w:rPr>
+      </w:pPr>
+      <w:r>
+        <w:rPr>
+          <w:rStyle w:val="HTML1"/>
+          <w:rFonts w:ascii="Times New Roman" w:hAnsi="Times New Roman" w:cs="Times New Roman"/>
+          <w:sz w:val="28"/>
+          <w:szCs w:val="28"/>
+          <w:lang w:val="en-US"/>
+        </w:rPr>
+        <w:t xml:space="preserve">        </w:t>
+      </w:r>
+      <w:r>
+        <w:rPr>
+          <w:rStyle w:val="hljs-keyword"/>
+          <w:rFonts w:ascii="Times New Roman" w:hAnsi="Times New Roman" w:cs="Times New Roman"/>
+          <w:sz w:val="28"/>
+          <w:szCs w:val="28"/>
+          <w:lang w:val="en-US"/>
+        </w:rPr>
+        <w:t>public</w:t>
+      </w:r>
+      <w:r>
+        <w:rPr>
+          <w:rStyle w:val="hljs-function"/>
+          <w:rFonts w:ascii="Times New Roman" w:hAnsi="Times New Roman" w:cs="Times New Roman"/>
+          <w:sz w:val="28"/>
+          <w:szCs w:val="28"/>
+          <w:lang w:val="en-US"/>
+        </w:rPr>
+        <w:t xml:space="preserve"> </w:t>
+      </w:r>
+      <w:r>
+        <w:rPr>
+          <w:rStyle w:val="hljs-keyword"/>
+          <w:rFonts w:ascii="Times New Roman" w:hAnsi="Times New Roman" w:cs="Times New Roman"/>
+          <w:sz w:val="28"/>
+          <w:szCs w:val="28"/>
+          <w:lang w:val="en-US"/>
+        </w:rPr>
+        <w:t>void</w:t>
+      </w:r>
+      <w:r>
+        <w:rPr>
+          <w:rStyle w:val="hljs-function"/>
+          <w:rFonts w:ascii="Times New Roman" w:hAnsi="Times New Roman" w:cs="Times New Roman"/>
+          <w:sz w:val="28"/>
+          <w:szCs w:val="28"/>
+          <w:lang w:val="en-US"/>
+        </w:rPr>
+        <w:t xml:space="preserve"> </w:t>
+      </w:r>
+      <w:proofErr w:type="spellStart"/>
+      <w:proofErr w:type="gramStart"/>
+      <w:r>
+        <w:rPr>
+          <w:rStyle w:val="hljs-title"/>
+          <w:rFonts w:ascii="Times New Roman" w:hAnsi="Times New Roman" w:cs="Times New Roman"/>
+          <w:sz w:val="28"/>
+          <w:szCs w:val="28"/>
+          <w:lang w:val="en-US"/>
+        </w:rPr>
+        <w:t>ResetPassword</w:t>
+      </w:r>
+      <w:proofErr w:type="spellEnd"/>
+      <w:r>
+        <w:rPr>
+          <w:rStyle w:val="hljs-function"/>
+          <w:rFonts w:ascii="Times New Roman" w:hAnsi="Times New Roman" w:cs="Times New Roman"/>
+          <w:sz w:val="28"/>
+          <w:szCs w:val="28"/>
+          <w:lang w:val="en-US"/>
+        </w:rPr>
+        <w:t>(</w:t>
+      </w:r>
+      <w:proofErr w:type="gramEnd"/>
+      <w:r>
+        <w:rPr>
+          <w:rStyle w:val="hljs-function"/>
+          <w:rFonts w:ascii="Times New Roman" w:hAnsi="Times New Roman" w:cs="Times New Roman"/>
+          <w:sz w:val="28"/>
+          <w:szCs w:val="28"/>
+          <w:lang w:val="en-US"/>
+        </w:rPr>
+        <w:t>)</w:t>
+      </w:r>
+    </w:p>
+    <w:p>
+      <w:pPr>
+        <w:pStyle w:val="HTML"/>
+        <w:shd w:val="clear" w:color="auto" w:fill="D9D9D9" w:themeFill="background1" w:themeFillShade="D9"/>
+        <w:spacing w:line="360" w:lineRule="auto"/>
+        <w:ind w:firstLine="709"/>
+        <w:jc w:val="both"/>
+        <w:rPr>
+          <w:rStyle w:val="HTML1"/>
+          <w:rFonts w:ascii="Times New Roman" w:hAnsi="Times New Roman" w:cs="Times New Roman"/>
+          <w:sz w:val="28"/>
+          <w:szCs w:val="28"/>
+          <w:lang w:val="en-US"/>
+        </w:rPr>
+      </w:pPr>
+      <w:r>
+        <w:rPr>
+          <w:rStyle w:val="hljs-function"/>
+          <w:rFonts w:ascii="Times New Roman" w:hAnsi="Times New Roman" w:cs="Times New Roman"/>
+          <w:sz w:val="28"/>
+          <w:szCs w:val="28"/>
+          <w:lang w:val="en-US"/>
+        </w:rPr>
+        <w:t xml:space="preserve">        </w:t>
+      </w:r>
+      <w:r>
+        <w:rPr>
+          <w:rStyle w:val="HTML1"/>
+          <w:rFonts w:ascii="Times New Roman" w:hAnsi="Times New Roman" w:cs="Times New Roman"/>
+          <w:sz w:val="28"/>
+          <w:szCs w:val="28"/>
+          <w:lang w:val="en-US"/>
+        </w:rPr>
+        <w:t>{</w:t>
+      </w:r>
+    </w:p>
+    <w:p>
+      <w:pPr>
+        <w:pStyle w:val="HTML"/>
+        <w:shd w:val="clear" w:color="auto" w:fill="D9D9D9" w:themeFill="background1" w:themeFillShade="D9"/>
+        <w:spacing w:line="360" w:lineRule="auto"/>
+        <w:ind w:firstLine="709"/>
+        <w:jc w:val="both"/>
+        <w:rPr>
+          <w:rStyle w:val="HTML1"/>
+          <w:rFonts w:ascii="Times New Roman" w:hAnsi="Times New Roman" w:cs="Times New Roman"/>
+          <w:sz w:val="28"/>
+          <w:szCs w:val="28"/>
+        </w:rPr>
+      </w:pPr>
+      <w:r>
+        <w:rPr>
+          <w:rStyle w:val="HTML1"/>
+          <w:rFonts w:ascii="Times New Roman" w:hAnsi="Times New Roman" w:cs="Times New Roman"/>
+          <w:sz w:val="28"/>
+          <w:szCs w:val="28"/>
+          <w:lang w:val="en-US"/>
+        </w:rPr>
+        <w:t xml:space="preserve">            </w:t>
+      </w:r>
+      <w:proofErr w:type="spellStart"/>
+      <w:r>
+        <w:rPr>
+          <w:rStyle w:val="HTML1"/>
+          <w:rFonts w:ascii="Times New Roman" w:hAnsi="Times New Roman" w:cs="Times New Roman"/>
+          <w:sz w:val="28"/>
+          <w:szCs w:val="28"/>
+          <w:lang w:val="en-US"/>
+        </w:rPr>
+        <w:t>IEmailSender</w:t>
+      </w:r>
+      <w:proofErr w:type="spellEnd"/>
+      <w:r>
+        <w:rPr>
+          <w:rStyle w:val="HTML1"/>
+          <w:rFonts w:ascii="Times New Roman" w:hAnsi="Times New Roman" w:cs="Times New Roman"/>
+          <w:sz w:val="28"/>
+          <w:szCs w:val="28"/>
+        </w:rPr>
+        <w:t xml:space="preserve"> </w:t>
+      </w:r>
+      <w:proofErr w:type="spellStart"/>
+      <w:r>
+        <w:rPr>
+          <w:rStyle w:val="HTML1"/>
+          <w:rFonts w:ascii="Times New Roman" w:hAnsi="Times New Roman" w:cs="Times New Roman"/>
+          <w:sz w:val="28"/>
+          <w:szCs w:val="28"/>
+          <w:lang w:val="en-US"/>
+        </w:rPr>
+        <w:t>mySender</w:t>
+      </w:r>
+      <w:proofErr w:type="spellEnd"/>
+      <w:r>
+        <w:rPr>
+          <w:rStyle w:val="HTML1"/>
+          <w:rFonts w:ascii="Times New Roman" w:hAnsi="Times New Roman" w:cs="Times New Roman"/>
+          <w:sz w:val="28"/>
+          <w:szCs w:val="28"/>
+        </w:rPr>
+        <w:t xml:space="preserve"> = </w:t>
+      </w:r>
+      <w:r>
+        <w:rPr>
+          <w:rStyle w:val="hljs-keyword"/>
+          <w:rFonts w:ascii="Times New Roman" w:hAnsi="Times New Roman" w:cs="Times New Roman"/>
+          <w:sz w:val="28"/>
+          <w:szCs w:val="28"/>
+          <w:u w:val="single"/>
+          <w:lang w:val="en-US"/>
+        </w:rPr>
+        <w:t>new</w:t>
+      </w:r>
+      <w:r>
+        <w:rPr>
+          <w:rStyle w:val="HTML1"/>
+          <w:rFonts w:ascii="Times New Roman" w:hAnsi="Times New Roman" w:cs="Times New Roman"/>
+          <w:sz w:val="28"/>
+          <w:szCs w:val="28"/>
+          <w:u w:val="single"/>
+        </w:rPr>
+        <w:t xml:space="preserve"> </w:t>
+      </w:r>
+      <w:proofErr w:type="spellStart"/>
+      <w:proofErr w:type="gramStart"/>
+      <w:r>
+        <w:rPr>
+          <w:rStyle w:val="HTML1"/>
+          <w:rFonts w:ascii="Times New Roman" w:hAnsi="Times New Roman" w:cs="Times New Roman"/>
+          <w:sz w:val="28"/>
+          <w:szCs w:val="28"/>
+          <w:u w:val="single"/>
+          <w:lang w:val="en-US"/>
+        </w:rPr>
+        <w:t>MyEmailSender</w:t>
+      </w:r>
+      <w:proofErr w:type="spellEnd"/>
+      <w:r>
+        <w:rPr>
+          <w:rStyle w:val="HTML1"/>
+          <w:rFonts w:ascii="Times New Roman" w:hAnsi="Times New Roman" w:cs="Times New Roman"/>
+          <w:sz w:val="28"/>
+          <w:szCs w:val="28"/>
+          <w:u w:val="single"/>
+        </w:rPr>
+        <w:t>(</w:t>
+      </w:r>
+      <w:proofErr w:type="gramEnd"/>
+      <w:r>
+        <w:rPr>
+          <w:rStyle w:val="HTML1"/>
+          <w:rFonts w:ascii="Times New Roman" w:hAnsi="Times New Roman" w:cs="Times New Roman"/>
+          <w:sz w:val="28"/>
+          <w:szCs w:val="28"/>
+          <w:u w:val="single"/>
+        </w:rPr>
+        <w:t>)</w:t>
+      </w:r>
+      <w:r>
+        <w:rPr>
+          <w:rStyle w:val="HTML1"/>
+          <w:rFonts w:ascii="Times New Roman" w:hAnsi="Times New Roman" w:cs="Times New Roman"/>
+          <w:sz w:val="28"/>
+          <w:szCs w:val="28"/>
+        </w:rPr>
+        <w:t>;</w:t>
+      </w:r>
+    </w:p>
+    <w:p>
+      <w:pPr>
+        <w:pStyle w:val="HTML"/>
+        <w:shd w:val="clear" w:color="auto" w:fill="D9D9D9" w:themeFill="background1" w:themeFillShade="D9"/>
+        <w:spacing w:line="360" w:lineRule="auto"/>
+        <w:ind w:firstLine="709"/>
+        <w:jc w:val="both"/>
+        <w:rPr>
+          <w:rStyle w:val="HTML1"/>
+          <w:rFonts w:ascii="Times New Roman" w:hAnsi="Times New Roman" w:cs="Times New Roman"/>
+          <w:sz w:val="28"/>
+          <w:szCs w:val="28"/>
+        </w:rPr>
+      </w:pPr>
+      <w:r>
+        <w:rPr>
+          <w:rStyle w:val="HTML1"/>
+          <w:rFonts w:ascii="Times New Roman" w:hAnsi="Times New Roman" w:cs="Times New Roman"/>
+          <w:sz w:val="28"/>
+          <w:szCs w:val="28"/>
+        </w:rPr>
+        <w:t xml:space="preserve">            </w:t>
+      </w:r>
+      <w:r>
+        <w:rPr>
+          <w:rStyle w:val="hljs-comment"/>
+          <w:rFonts w:ascii="Times New Roman" w:hAnsi="Times New Roman" w:cs="Times New Roman"/>
+          <w:sz w:val="28"/>
+          <w:szCs w:val="28"/>
+        </w:rPr>
+        <w:t xml:space="preserve">// ...вызов методов интерфейса </w:t>
+      </w:r>
+      <w:proofErr w:type="gramStart"/>
+      <w:r>
+        <w:rPr>
+          <w:rStyle w:val="hljs-comment"/>
+          <w:rFonts w:ascii="Times New Roman" w:hAnsi="Times New Roman" w:cs="Times New Roman"/>
+          <w:sz w:val="28"/>
+          <w:szCs w:val="28"/>
+        </w:rPr>
+        <w:t>для конфигурировании</w:t>
+      </w:r>
+      <w:proofErr w:type="gramEnd"/>
+      <w:r>
+        <w:rPr>
+          <w:rStyle w:val="hljs-comment"/>
+          <w:rFonts w:ascii="Times New Roman" w:hAnsi="Times New Roman" w:cs="Times New Roman"/>
+          <w:sz w:val="28"/>
+          <w:szCs w:val="28"/>
+        </w:rPr>
+        <w:t xml:space="preserve"> настроек электронной почты... </w:t>
+      </w:r>
+    </w:p>
+    <w:p>
+      <w:pPr>
+        <w:pStyle w:val="HTML"/>
+        <w:shd w:val="clear" w:color="auto" w:fill="D9D9D9" w:themeFill="background1" w:themeFillShade="D9"/>
+        <w:spacing w:line="360" w:lineRule="auto"/>
+        <w:ind w:firstLine="709"/>
+        <w:jc w:val="both"/>
+        <w:rPr>
+          <w:rStyle w:val="HTML1"/>
+          <w:rFonts w:ascii="Times New Roman" w:hAnsi="Times New Roman" w:cs="Times New Roman"/>
+          <w:sz w:val="28"/>
+          <w:szCs w:val="28"/>
+        </w:rPr>
+      </w:pPr>
+      <w:r>
+        <w:rPr>
+          <w:rStyle w:val="HTML1"/>
+          <w:rFonts w:ascii="Times New Roman" w:hAnsi="Times New Roman" w:cs="Times New Roman"/>
+          <w:sz w:val="28"/>
+          <w:szCs w:val="28"/>
+        </w:rPr>
+        <w:t xml:space="preserve">            </w:t>
+      </w:r>
+      <w:proofErr w:type="spellStart"/>
+      <w:r>
+        <w:rPr>
+          <w:rStyle w:val="HTML1"/>
+          <w:rFonts w:ascii="Times New Roman" w:hAnsi="Times New Roman" w:cs="Times New Roman"/>
+          <w:sz w:val="28"/>
+          <w:szCs w:val="28"/>
+        </w:rPr>
+        <w:t>mySender.SendEmail</w:t>
+      </w:r>
+      <w:proofErr w:type="spellEnd"/>
+      <w:r>
+        <w:rPr>
+          <w:rStyle w:val="HTML1"/>
+          <w:rFonts w:ascii="Times New Roman" w:hAnsi="Times New Roman" w:cs="Times New Roman"/>
+          <w:sz w:val="28"/>
+          <w:szCs w:val="28"/>
+        </w:rPr>
+        <w:t>();</w:t>
+      </w:r>
+    </w:p>
+    <w:p>
+      <w:pPr>
+        <w:pStyle w:val="HTML"/>
+        <w:shd w:val="clear" w:color="auto" w:fill="D9D9D9" w:themeFill="background1" w:themeFillShade="D9"/>
+        <w:spacing w:line="360" w:lineRule="auto"/>
+        <w:ind w:firstLine="709"/>
+        <w:jc w:val="both"/>
+        <w:rPr>
+          <w:rStyle w:val="HTML1"/>
+          <w:rFonts w:ascii="Times New Roman" w:hAnsi="Times New Roman" w:cs="Times New Roman"/>
+          <w:sz w:val="28"/>
+          <w:szCs w:val="28"/>
+        </w:rPr>
+      </w:pPr>
+      <w:r>
+        <w:rPr>
+          <w:rStyle w:val="HTML1"/>
+          <w:rFonts w:ascii="Times New Roman" w:hAnsi="Times New Roman" w:cs="Times New Roman"/>
+          <w:sz w:val="28"/>
+          <w:szCs w:val="28"/>
+        </w:rPr>
+        <w:t xml:space="preserve">        }</w:t>
+      </w:r>
+    </w:p>
+    <w:p>
+      <w:pPr>
+        <w:pStyle w:val="HTML"/>
+        <w:shd w:val="clear" w:color="auto" w:fill="D9D9D9" w:themeFill="background1" w:themeFillShade="D9"/>
+        <w:spacing w:line="360" w:lineRule="auto"/>
+        <w:ind w:firstLine="709"/>
+        <w:jc w:val="both"/>
+        <w:rPr>
+          <w:rFonts w:ascii="Times New Roman" w:hAnsi="Times New Roman" w:cs="Times New Roman"/>
+          <w:sz w:val="28"/>
+          <w:szCs w:val="28"/>
+        </w:rPr>
+      </w:pPr>
+      <w:r>
+        <w:rPr>
+          <w:rStyle w:val="HTML1"/>
+          <w:rFonts w:ascii="Times New Roman" w:hAnsi="Times New Roman" w:cs="Times New Roman"/>
+          <w:sz w:val="28"/>
+          <w:szCs w:val="28"/>
+        </w:rPr>
+        <w:t>}</w:t>
+      </w:r>
+    </w:p>
+    <w:p>
+      <w:pPr>
+        <w:pStyle w:val="a4"/>
+        <w:spacing w:before="0" w:beforeAutospacing="0" w:after="0" w:afterAutospacing="0" w:line="360" w:lineRule="auto"/>
+        <w:ind w:firstLine="709"/>
+        <w:jc w:val="both"/>
+        <w:rPr>
+          <w:sz w:val="28"/>
+          <w:szCs w:val="28"/>
+        </w:rPr>
+      </w:pPr>
+      <w:r>
+        <w:rPr>
+          <w:sz w:val="28"/>
+          <w:szCs w:val="28"/>
+        </w:rPr>
+        <w:t xml:space="preserve">Это нарушает цель, заключающуюся в наличии возможности замены </w:t>
+      </w:r>
+      <w:proofErr w:type="spellStart"/>
+      <w:r>
+        <w:rPr>
+          <w:sz w:val="28"/>
+          <w:szCs w:val="28"/>
+        </w:rPr>
+        <w:t>MyEmailSender</w:t>
+      </w:r>
+      <w:proofErr w:type="spellEnd"/>
+      <w:r>
+        <w:rPr>
+          <w:sz w:val="28"/>
+          <w:szCs w:val="28"/>
+        </w:rPr>
+        <w:t xml:space="preserve"> без изменения вспомогательного класса </w:t>
+      </w:r>
+      <w:proofErr w:type="spellStart"/>
+      <w:r>
+        <w:rPr>
+          <w:sz w:val="28"/>
+          <w:szCs w:val="28"/>
+        </w:rPr>
+        <w:t>PasswordResetHelper</w:t>
+      </w:r>
+      <w:proofErr w:type="spellEnd"/>
+      <w:r>
+        <w:rPr>
+          <w:sz w:val="28"/>
+          <w:szCs w:val="28"/>
+        </w:rPr>
+        <w:t xml:space="preserve">, и означает, что пройдена только часть пути к созданию слабо связанных компонентов. Класс </w:t>
+      </w:r>
+      <w:proofErr w:type="spellStart"/>
+      <w:r>
+        <w:rPr>
+          <w:sz w:val="28"/>
+          <w:szCs w:val="28"/>
+        </w:rPr>
+        <w:t>PasswordResetHelper</w:t>
+      </w:r>
+      <w:proofErr w:type="spellEnd"/>
+      <w:r>
+        <w:rPr>
+          <w:sz w:val="28"/>
+          <w:szCs w:val="28"/>
+        </w:rPr>
+        <w:t xml:space="preserve"> конфигурирует и отправляет сообщения электронной почты через интерфейс </w:t>
+      </w:r>
+      <w:proofErr w:type="spellStart"/>
+      <w:r>
+        <w:rPr>
+          <w:sz w:val="28"/>
+          <w:szCs w:val="28"/>
+        </w:rPr>
+        <w:t>IEmailSender</w:t>
+      </w:r>
+      <w:proofErr w:type="spellEnd"/>
+      <w:r>
+        <w:rPr>
+          <w:sz w:val="28"/>
+          <w:szCs w:val="28"/>
+        </w:rPr>
+        <w:t xml:space="preserve">, </w:t>
+      </w:r>
+      <w:proofErr w:type="gramStart"/>
+      <w:r>
+        <w:rPr>
+          <w:sz w:val="28"/>
+          <w:szCs w:val="28"/>
+        </w:rPr>
+        <w:t>но</w:t>
+      </w:r>
+      <w:proofErr w:type="gramEnd"/>
+      <w:r>
+        <w:rPr>
+          <w:sz w:val="28"/>
+          <w:szCs w:val="28"/>
+        </w:rPr>
+        <w:t xml:space="preserve"> чтобы создать объект, который реализует этот интерфейс ему нужно создать экземпляр </w:t>
+      </w:r>
+      <w:proofErr w:type="spellStart"/>
+      <w:r>
+        <w:rPr>
+          <w:sz w:val="28"/>
+          <w:szCs w:val="28"/>
+        </w:rPr>
+        <w:t>MyEmailSender</w:t>
+      </w:r>
+      <w:proofErr w:type="spellEnd"/>
+      <w:r>
+        <w:rPr>
+          <w:sz w:val="28"/>
+          <w:szCs w:val="28"/>
+        </w:rPr>
+        <w:t xml:space="preserve">. Мы еще больше ухудшили ситуацию, поскольку теперь </w:t>
+      </w:r>
+      <w:proofErr w:type="spellStart"/>
+      <w:r>
+        <w:rPr>
+          <w:sz w:val="28"/>
+          <w:szCs w:val="28"/>
+        </w:rPr>
+        <w:t>PasswordResetHelper</w:t>
+      </w:r>
+      <w:proofErr w:type="spellEnd"/>
+      <w:r>
+        <w:rPr>
+          <w:sz w:val="28"/>
+          <w:szCs w:val="28"/>
+        </w:rPr>
+        <w:t xml:space="preserve"> зависит от класса </w:t>
+      </w:r>
+      <w:proofErr w:type="spellStart"/>
+      <w:r>
+        <w:rPr>
+          <w:sz w:val="28"/>
+          <w:szCs w:val="28"/>
+        </w:rPr>
+        <w:t>MyEmailSender</w:t>
+      </w:r>
+      <w:proofErr w:type="spellEnd"/>
+      <w:r>
+        <w:rPr>
+          <w:sz w:val="28"/>
+          <w:szCs w:val="28"/>
+        </w:rPr>
+        <w:t xml:space="preserve"> и от интерфейса </w:t>
+      </w:r>
+      <w:proofErr w:type="spellStart"/>
+      <w:r>
+        <w:rPr>
+          <w:sz w:val="28"/>
+          <w:szCs w:val="28"/>
+        </w:rPr>
+        <w:t>IEmailSender</w:t>
+      </w:r>
+      <w:proofErr w:type="spellEnd"/>
+      <w:r>
+        <w:rPr>
+          <w:sz w:val="28"/>
+          <w:szCs w:val="28"/>
+        </w:rPr>
+        <w:t xml:space="preserve"> (Рисунок 6).</w:t>
+      </w:r>
+    </w:p>
+    <w:p>
+      <w:pPr>
+        <w:spacing w:after="0" w:line="360" w:lineRule="auto"/>
+        <w:jc w:val="center"/>
+        <w:rPr>
+          <w:rFonts w:cs="Times New Roman"/>
+          <w:szCs w:val="28"/>
+        </w:rPr>
+      </w:pPr>
+      <w:r>
+        <w:rPr>
+          <w:rFonts w:cs="Times New Roman"/>
+          <w:noProof/>
+          <w:szCs w:val="28"/>
+        </w:rPr>
+        <w:lastRenderedPageBreak/>
+        <w:drawing>
+          <wp:inline distT="0" distB="0" distL="0" distR="0" wp14:anchorId="4E73BA63" wp14:editId="184B905D">
+            <wp:extent cx="5940425" cy="1239520"/>
+            <wp:effectExtent l="152400" t="114300" r="327025" b="322580"/>
+            <wp:docPr id="1" name="Рисунок 1" descr="В конце концов, компоненты становятся тесно связанными"/>
+            <wp:cNvGraphicFramePr>
+              <a:graphicFrameLocks xmlns:a="http://schemas.openxmlformats.org/drawingml/2006/main" noChangeAspect="1"/>
+            </wp:cNvGraphicFramePr>
+            <a:graphic xmlns:a="http://schemas.openxmlformats.org/drawingml/2006/main">
+              <a:graphicData uri="http://schemas.openxmlformats.org/drawingml/2006/picture">
+                <pic:pic xmlns:pic="http://schemas.openxmlformats.org/drawingml/2006/picture">
+                  <pic:nvPicPr>
+                    <pic:cNvPr id="0" name="Picture 6" descr="В конце концов, компоненты становятся тесно связанными"/>
+                    <pic:cNvPicPr>
+                      <a:picLocks noChangeAspect="1" noChangeArrowheads="1"/>
+                    </pic:cNvPicPr>
+                  </pic:nvPicPr>
+                  <pic:blipFill>
+                    <a:blip r:embed="rId36">
+                      <a:extLst>
+                        <a:ext uri="{28A0092B-C50C-407E-A947-70E740481C1C}">
+                          <a14:useLocalDpi xmlns:a14="http://schemas.microsoft.com/office/drawing/2010/main" val="0"/>
+                        </a:ext>
+                      </a:extLst>
+                    </a:blip>
+                    <a:srcRect/>
+                    <a:stretch>
+                      <a:fillRect/>
+                    </a:stretch>
+                  </pic:blipFill>
+                  <pic:spPr bwMode="auto">
+                    <a:xfrm>
+                      <a:off x="0" y="0"/>
+                      <a:ext cx="5940425" cy="1239520"/>
+                    </a:xfrm>
+                    <a:prstGeom prst="rect">
+                      <a:avLst/>
+                    </a:prstGeom>
+                    <a:ln>
+                      <a:noFill/>
+                    </a:ln>
+                    <a:effectLst>
+                      <a:outerShdw blurRad="292100" dist="139700" dir="2700000" algn="tl" rotWithShape="0">
+                        <a:srgbClr val="333333">
+                          <a:alpha val="65000"/>
+                        </a:srgbClr>
+                      </a:outerShdw>
+                    </a:effectLst>
+                  </pic:spPr>
+                </pic:pic>
+              </a:graphicData>
+            </a:graphic>
+          </wp:inline>
+        </w:drawing>
+      </w:r>
+    </w:p>
+    <w:p>
+      <w:pPr>
+        <w:spacing w:after="0" w:line="360" w:lineRule="auto"/>
+        <w:jc w:val="center"/>
+        <w:rPr>
+          <w:rFonts w:cs="Times New Roman"/>
+          <w:szCs w:val="28"/>
+        </w:rPr>
+      </w:pPr>
+      <w:r>
+        <w:rPr>
+          <w:rFonts w:cs="Times New Roman"/>
+          <w:szCs w:val="28"/>
+        </w:rPr>
+        <w:t>Рисунок 6 – Зависимости классов (пример).</w:t>
+      </w:r>
+    </w:p>
+    <w:p>
+      <w:pPr>
+        <w:spacing w:after="0" w:line="360" w:lineRule="auto"/>
+        <w:jc w:val="center"/>
+        <w:rPr>
+          <w:rFonts w:cs="Times New Roman"/>
+          <w:szCs w:val="28"/>
+        </w:rPr>
+      </w:pPr>
+    </w:p>
+    <w:p>
+      <w:pPr>
+        <w:pStyle w:val="a4"/>
+        <w:spacing w:before="0" w:beforeAutospacing="0" w:after="0" w:afterAutospacing="0" w:line="360" w:lineRule="auto"/>
+        <w:ind w:firstLine="709"/>
+        <w:jc w:val="both"/>
+        <w:rPr>
+          <w:sz w:val="28"/>
+          <w:szCs w:val="28"/>
+        </w:rPr>
+      </w:pPr>
+      <w:r>
+        <w:rPr>
+          <w:sz w:val="28"/>
+          <w:szCs w:val="28"/>
+        </w:rPr>
+        <w:t>Нам требуется способ получения объектов, которые реализуют данный интерфейс без необходимости в непосредственном создании объекта. Решение этой проблемы называется </w:t>
+      </w:r>
+      <w:r>
+        <w:rPr>
+          <w:rStyle w:val="a7"/>
+          <w:rFonts w:eastAsiaTheme="majorEastAsia"/>
+          <w:i/>
+          <w:iCs/>
+          <w:sz w:val="28"/>
+          <w:szCs w:val="28"/>
+        </w:rPr>
+        <w:t>внедрением зависимостей (</w:t>
+      </w:r>
+      <w:proofErr w:type="spellStart"/>
+      <w:r>
+        <w:rPr>
+          <w:rStyle w:val="a7"/>
+          <w:rFonts w:eastAsiaTheme="majorEastAsia"/>
+          <w:i/>
+          <w:iCs/>
+          <w:sz w:val="28"/>
+          <w:szCs w:val="28"/>
+        </w:rPr>
+        <w:t>dependency</w:t>
+      </w:r>
+      <w:proofErr w:type="spellEnd"/>
+      <w:r>
+        <w:rPr>
+          <w:rStyle w:val="a7"/>
+          <w:rFonts w:eastAsiaTheme="majorEastAsia"/>
+          <w:i/>
+          <w:iCs/>
+          <w:sz w:val="28"/>
+          <w:szCs w:val="28"/>
+        </w:rPr>
+        <w:t xml:space="preserve"> </w:t>
+      </w:r>
+      <w:proofErr w:type="spellStart"/>
+      <w:r>
+        <w:rPr>
+          <w:rStyle w:val="a7"/>
+          <w:rFonts w:eastAsiaTheme="majorEastAsia"/>
+          <w:i/>
+          <w:iCs/>
+          <w:sz w:val="28"/>
+          <w:szCs w:val="28"/>
+        </w:rPr>
+        <w:t>injection</w:t>
+      </w:r>
+      <w:proofErr w:type="spellEnd"/>
+      <w:r>
+        <w:rPr>
+          <w:rStyle w:val="a7"/>
+          <w:rFonts w:eastAsiaTheme="majorEastAsia"/>
+          <w:i/>
+          <w:iCs/>
+          <w:sz w:val="28"/>
+          <w:szCs w:val="28"/>
+        </w:rPr>
+        <w:t xml:space="preserve"> — DI)</w:t>
+      </w:r>
+      <w:r>
+        <w:rPr>
+          <w:sz w:val="28"/>
+          <w:szCs w:val="28"/>
+        </w:rPr>
+        <w:t> или </w:t>
+      </w:r>
+      <w:r>
+        <w:rPr>
+          <w:rStyle w:val="a7"/>
+          <w:rFonts w:eastAsiaTheme="majorEastAsia"/>
+          <w:i/>
+          <w:iCs/>
+          <w:sz w:val="28"/>
+          <w:szCs w:val="28"/>
+        </w:rPr>
+        <w:t>инверсией управления (</w:t>
+      </w:r>
+      <w:proofErr w:type="spellStart"/>
+      <w:r>
+        <w:rPr>
+          <w:rStyle w:val="a7"/>
+          <w:rFonts w:eastAsiaTheme="majorEastAsia"/>
+          <w:i/>
+          <w:iCs/>
+          <w:sz w:val="28"/>
+          <w:szCs w:val="28"/>
+        </w:rPr>
+        <w:t>inversion</w:t>
+      </w:r>
+      <w:proofErr w:type="spellEnd"/>
+      <w:r>
+        <w:rPr>
+          <w:rStyle w:val="a7"/>
+          <w:rFonts w:eastAsiaTheme="majorEastAsia"/>
+          <w:i/>
+          <w:iCs/>
+          <w:sz w:val="28"/>
+          <w:szCs w:val="28"/>
+        </w:rPr>
+        <w:t xml:space="preserve"> </w:t>
+      </w:r>
+      <w:proofErr w:type="spellStart"/>
+      <w:r>
+        <w:rPr>
+          <w:rStyle w:val="a7"/>
+          <w:rFonts w:eastAsiaTheme="majorEastAsia"/>
+          <w:i/>
+          <w:iCs/>
+          <w:sz w:val="28"/>
+          <w:szCs w:val="28"/>
+        </w:rPr>
+        <w:t>of</w:t>
+      </w:r>
+      <w:proofErr w:type="spellEnd"/>
+      <w:r>
+        <w:rPr>
+          <w:rStyle w:val="a7"/>
+          <w:rFonts w:eastAsiaTheme="majorEastAsia"/>
+          <w:i/>
+          <w:iCs/>
+          <w:sz w:val="28"/>
+          <w:szCs w:val="28"/>
+        </w:rPr>
+        <w:t xml:space="preserve"> </w:t>
+      </w:r>
+      <w:proofErr w:type="spellStart"/>
+      <w:r>
+        <w:rPr>
+          <w:rStyle w:val="a7"/>
+          <w:rFonts w:eastAsiaTheme="majorEastAsia"/>
+          <w:i/>
+          <w:iCs/>
+          <w:sz w:val="28"/>
+          <w:szCs w:val="28"/>
+        </w:rPr>
+        <w:t>control</w:t>
+      </w:r>
+      <w:proofErr w:type="spellEnd"/>
+      <w:r>
+        <w:rPr>
+          <w:rStyle w:val="a7"/>
+          <w:rFonts w:eastAsiaTheme="majorEastAsia"/>
+          <w:i/>
+          <w:iCs/>
+          <w:sz w:val="28"/>
+          <w:szCs w:val="28"/>
+        </w:rPr>
+        <w:t xml:space="preserve"> — </w:t>
+      </w:r>
+      <w:proofErr w:type="spellStart"/>
+      <w:r>
+        <w:rPr>
+          <w:rStyle w:val="a7"/>
+          <w:rFonts w:eastAsiaTheme="majorEastAsia"/>
+          <w:i/>
+          <w:iCs/>
+          <w:sz w:val="28"/>
+          <w:szCs w:val="28"/>
+        </w:rPr>
+        <w:t>IoC</w:t>
+      </w:r>
+      <w:proofErr w:type="spellEnd"/>
+      <w:r>
+        <w:rPr>
+          <w:rStyle w:val="a7"/>
+          <w:rFonts w:eastAsiaTheme="majorEastAsia"/>
+          <w:i/>
+          <w:iCs/>
+          <w:sz w:val="28"/>
+          <w:szCs w:val="28"/>
+        </w:rPr>
+        <w:t>)</w:t>
+      </w:r>
+      <w:r>
+        <w:rPr>
+          <w:sz w:val="28"/>
+          <w:szCs w:val="28"/>
+        </w:rPr>
+        <w:t>.</w:t>
+      </w:r>
+    </w:p>
+    <w:p>
+      <w:pPr>
+        <w:pStyle w:val="a4"/>
+        <w:spacing w:before="0" w:beforeAutospacing="0" w:after="0" w:afterAutospacing="0" w:line="360" w:lineRule="auto"/>
+        <w:ind w:firstLine="709"/>
+        <w:jc w:val="both"/>
+        <w:rPr>
+          <w:sz w:val="28"/>
+          <w:szCs w:val="28"/>
+        </w:rPr>
+      </w:pPr>
+      <w:r>
+        <w:rPr>
+          <w:sz w:val="28"/>
+          <w:szCs w:val="28"/>
+        </w:rPr>
+        <w:t>DI — это шаблон проектирования, дополняющий процесс слабой связи. Приведенное далее описание внедрения зависимостей может показаться не совсем понятным, но поверьте — это важная концепция, которая является центральной для эффективной разработки приложений MVC и может вызывать немало путаницы.</w:t>
+      </w:r>
+    </w:p>
+    <w:p>
+      <w:pPr>
+        <w:ind w:firstLine="708"/>
+      </w:pPr>
+      <w:r>
+        <w:t>Разрыв и объявление зависимостей</w:t>
+      </w:r>
+    </w:p>
+    <w:p>
+      <w:pPr>
+        <w:pStyle w:val="a4"/>
+        <w:spacing w:before="0" w:beforeAutospacing="0" w:after="0" w:afterAutospacing="0" w:line="360" w:lineRule="auto"/>
+        <w:ind w:firstLine="709"/>
+        <w:jc w:val="both"/>
+        <w:rPr>
+          <w:sz w:val="28"/>
+          <w:szCs w:val="28"/>
+        </w:rPr>
+      </w:pPr>
+      <w:r>
+        <w:rPr>
+          <w:sz w:val="28"/>
+          <w:szCs w:val="28"/>
+        </w:rPr>
+        <w:t xml:space="preserve">Шаблон DI состоит из двух частей. Для начала мы удаляем из компонента — в этом случае </w:t>
+      </w:r>
+      <w:proofErr w:type="spellStart"/>
+      <w:r>
+        <w:rPr>
+          <w:sz w:val="28"/>
+          <w:szCs w:val="28"/>
+        </w:rPr>
+        <w:t>PasswordResetHelper</w:t>
+      </w:r>
+      <w:proofErr w:type="spellEnd"/>
+      <w:r>
+        <w:rPr>
+          <w:sz w:val="28"/>
+          <w:szCs w:val="28"/>
+        </w:rPr>
+        <w:t xml:space="preserve"> — любые зависимости от конкретных классов. Это делается путем создания конструктора класса, который принимает реализации требуемых интерфейсов в качестве аргументов:</w:t>
+      </w:r>
+    </w:p>
+    <w:p>
+      <w:pPr>
+        <w:pStyle w:val="HTML"/>
+        <w:shd w:val="clear" w:color="auto" w:fill="D9D9D9" w:themeFill="background1" w:themeFillShade="D9"/>
+        <w:spacing w:line="360" w:lineRule="auto"/>
+        <w:ind w:firstLine="709"/>
+        <w:jc w:val="both"/>
+        <w:rPr>
+          <w:rStyle w:val="HTML1"/>
+          <w:rFonts w:ascii="Times New Roman" w:hAnsi="Times New Roman" w:cs="Times New Roman"/>
+          <w:sz w:val="28"/>
+          <w:szCs w:val="28"/>
+          <w:lang w:val="en-US"/>
+        </w:rPr>
+      </w:pPr>
+      <w:r>
+        <w:rPr>
+          <w:rStyle w:val="hljs-keyword"/>
+          <w:rFonts w:ascii="Times New Roman" w:hAnsi="Times New Roman" w:cs="Times New Roman"/>
+          <w:sz w:val="28"/>
+          <w:szCs w:val="28"/>
+          <w:lang w:val="en-US"/>
+        </w:rPr>
+        <w:t>public</w:t>
+      </w:r>
+      <w:r>
+        <w:rPr>
+          <w:rStyle w:val="HTML1"/>
+          <w:rFonts w:ascii="Times New Roman" w:hAnsi="Times New Roman" w:cs="Times New Roman"/>
+          <w:sz w:val="28"/>
+          <w:szCs w:val="28"/>
+          <w:lang w:val="en-US"/>
+        </w:rPr>
+        <w:t xml:space="preserve"> </w:t>
+      </w:r>
+      <w:r>
+        <w:rPr>
+          <w:rStyle w:val="hljs-keyword"/>
+          <w:rFonts w:ascii="Times New Roman" w:hAnsi="Times New Roman" w:cs="Times New Roman"/>
+          <w:sz w:val="28"/>
+          <w:szCs w:val="28"/>
+          <w:lang w:val="en-US"/>
+        </w:rPr>
+        <w:t>class</w:t>
+      </w:r>
+      <w:r>
+        <w:rPr>
+          <w:rStyle w:val="HTML1"/>
+          <w:rFonts w:ascii="Times New Roman" w:hAnsi="Times New Roman" w:cs="Times New Roman"/>
+          <w:sz w:val="28"/>
+          <w:szCs w:val="28"/>
+          <w:lang w:val="en-US"/>
+        </w:rPr>
+        <w:t xml:space="preserve"> </w:t>
+      </w:r>
+      <w:proofErr w:type="spellStart"/>
+      <w:r>
+        <w:rPr>
+          <w:rStyle w:val="hljs-title"/>
+          <w:rFonts w:ascii="Times New Roman" w:hAnsi="Times New Roman" w:cs="Times New Roman"/>
+          <w:sz w:val="28"/>
+          <w:szCs w:val="28"/>
+          <w:lang w:val="en-US"/>
+        </w:rPr>
+        <w:t>PasswordResetHelper</w:t>
+      </w:r>
+      <w:proofErr w:type="spellEnd"/>
+    </w:p>
+    <w:p>
+      <w:pPr>
+        <w:pStyle w:val="HTML"/>
+        <w:shd w:val="clear" w:color="auto" w:fill="D9D9D9" w:themeFill="background1" w:themeFillShade="D9"/>
+        <w:spacing w:line="360" w:lineRule="auto"/>
+        <w:ind w:firstLine="709"/>
+        <w:jc w:val="both"/>
+        <w:rPr>
+          <w:rStyle w:val="HTML1"/>
+          <w:rFonts w:ascii="Times New Roman" w:hAnsi="Times New Roman" w:cs="Times New Roman"/>
+          <w:sz w:val="28"/>
+          <w:szCs w:val="28"/>
+          <w:lang w:val="en-US"/>
+        </w:rPr>
+      </w:pPr>
+      <w:r>
+        <w:rPr>
+          <w:rStyle w:val="HTML1"/>
+          <w:rFonts w:ascii="Times New Roman" w:hAnsi="Times New Roman" w:cs="Times New Roman"/>
+          <w:sz w:val="28"/>
+          <w:szCs w:val="28"/>
+          <w:lang w:val="en-US"/>
+        </w:rPr>
+        <w:t>{</w:t>
+      </w:r>
+    </w:p>
+    <w:p>
+      <w:pPr>
+        <w:pStyle w:val="HTML"/>
+        <w:shd w:val="clear" w:color="auto" w:fill="D9D9D9" w:themeFill="background1" w:themeFillShade="D9"/>
+        <w:spacing w:line="360" w:lineRule="auto"/>
+        <w:ind w:firstLine="709"/>
+        <w:jc w:val="both"/>
+        <w:rPr>
+          <w:rStyle w:val="HTML1"/>
+          <w:rFonts w:ascii="Times New Roman" w:hAnsi="Times New Roman" w:cs="Times New Roman"/>
+          <w:sz w:val="28"/>
+          <w:szCs w:val="28"/>
+          <w:lang w:val="en-US"/>
+        </w:rPr>
+      </w:pPr>
+      <w:r>
+        <w:rPr>
+          <w:rStyle w:val="HTML1"/>
+          <w:rFonts w:ascii="Times New Roman" w:hAnsi="Times New Roman" w:cs="Times New Roman"/>
+          <w:sz w:val="28"/>
+          <w:szCs w:val="28"/>
+          <w:lang w:val="en-US"/>
+        </w:rPr>
+        <w:t xml:space="preserve">        </w:t>
+      </w:r>
+      <w:r>
+        <w:rPr>
+          <w:rStyle w:val="hljs-keyword"/>
+          <w:rFonts w:ascii="Times New Roman" w:hAnsi="Times New Roman" w:cs="Times New Roman"/>
+          <w:sz w:val="28"/>
+          <w:szCs w:val="28"/>
+          <w:lang w:val="en-US"/>
+        </w:rPr>
+        <w:t>private</w:t>
+      </w:r>
+      <w:r>
+        <w:rPr>
+          <w:rStyle w:val="HTML1"/>
+          <w:rFonts w:ascii="Times New Roman" w:hAnsi="Times New Roman" w:cs="Times New Roman"/>
+          <w:sz w:val="28"/>
+          <w:szCs w:val="28"/>
+          <w:lang w:val="en-US"/>
+        </w:rPr>
+        <w:t xml:space="preserve"> </w:t>
+      </w:r>
+      <w:proofErr w:type="spellStart"/>
+      <w:r>
+        <w:rPr>
+          <w:rStyle w:val="HTML1"/>
+          <w:rFonts w:ascii="Times New Roman" w:hAnsi="Times New Roman" w:cs="Times New Roman"/>
+          <w:sz w:val="28"/>
+          <w:szCs w:val="28"/>
+          <w:lang w:val="en-US"/>
+        </w:rPr>
+        <w:t>IEmailSender</w:t>
+      </w:r>
+      <w:proofErr w:type="spellEnd"/>
+      <w:r>
+        <w:rPr>
+          <w:rStyle w:val="HTML1"/>
+          <w:rFonts w:ascii="Times New Roman" w:hAnsi="Times New Roman" w:cs="Times New Roman"/>
+          <w:sz w:val="28"/>
+          <w:szCs w:val="28"/>
+          <w:lang w:val="en-US"/>
+        </w:rPr>
+        <w:t xml:space="preserve"> </w:t>
+      </w:r>
+      <w:proofErr w:type="spellStart"/>
+      <w:r>
+        <w:rPr>
+          <w:rStyle w:val="HTML1"/>
+          <w:rFonts w:ascii="Times New Roman" w:hAnsi="Times New Roman" w:cs="Times New Roman"/>
+          <w:sz w:val="28"/>
+          <w:szCs w:val="28"/>
+          <w:lang w:val="en-US"/>
+        </w:rPr>
+        <w:t>emailSender</w:t>
+      </w:r>
+      <w:proofErr w:type="spellEnd"/>
+      <w:r>
+        <w:rPr>
+          <w:rStyle w:val="HTML1"/>
+          <w:rFonts w:ascii="Times New Roman" w:hAnsi="Times New Roman" w:cs="Times New Roman"/>
+          <w:sz w:val="28"/>
+          <w:szCs w:val="28"/>
+          <w:lang w:val="en-US"/>
+        </w:rPr>
+        <w:t>;</w:t>
+      </w:r>
+    </w:p>
+    <w:p>
+      <w:pPr>
+        <w:pStyle w:val="HTML"/>
+        <w:shd w:val="clear" w:color="auto" w:fill="D9D9D9" w:themeFill="background1" w:themeFillShade="D9"/>
+        <w:spacing w:line="360" w:lineRule="auto"/>
+        <w:ind w:firstLine="709"/>
+        <w:jc w:val="both"/>
+        <w:rPr>
+          <w:rStyle w:val="hljs-function"/>
+          <w:rFonts w:ascii="Times New Roman" w:hAnsi="Times New Roman" w:cs="Times New Roman"/>
+          <w:sz w:val="28"/>
+          <w:szCs w:val="28"/>
+          <w:lang w:val="en-US"/>
+        </w:rPr>
+      </w:pPr>
+      <w:r>
+        <w:rPr>
+          <w:rStyle w:val="HTML1"/>
+          <w:rFonts w:ascii="Times New Roman" w:hAnsi="Times New Roman" w:cs="Times New Roman"/>
+          <w:sz w:val="28"/>
+          <w:szCs w:val="28"/>
+          <w:lang w:val="en-US"/>
+        </w:rPr>
+        <w:t xml:space="preserve">        </w:t>
+      </w:r>
+      <w:r>
+        <w:rPr>
+          <w:rStyle w:val="hljs-keyword"/>
+          <w:rFonts w:ascii="Times New Roman" w:hAnsi="Times New Roman" w:cs="Times New Roman"/>
+          <w:sz w:val="28"/>
+          <w:szCs w:val="28"/>
+          <w:lang w:val="en-US"/>
+        </w:rPr>
+        <w:t>public</w:t>
+      </w:r>
+      <w:r>
+        <w:rPr>
+          <w:rStyle w:val="hljs-function"/>
+          <w:rFonts w:ascii="Times New Roman" w:hAnsi="Times New Roman" w:cs="Times New Roman"/>
+          <w:sz w:val="28"/>
+          <w:szCs w:val="28"/>
+          <w:lang w:val="en-US"/>
+        </w:rPr>
+        <w:t xml:space="preserve"> </w:t>
+      </w:r>
+      <w:proofErr w:type="spellStart"/>
+      <w:proofErr w:type="gramStart"/>
+      <w:r>
+        <w:rPr>
+          <w:rStyle w:val="hljs-title"/>
+          <w:rFonts w:ascii="Times New Roman" w:hAnsi="Times New Roman" w:cs="Times New Roman"/>
+          <w:sz w:val="28"/>
+          <w:szCs w:val="28"/>
+          <w:lang w:val="en-US"/>
+        </w:rPr>
+        <w:t>PasswordResetHelper</w:t>
+      </w:r>
+      <w:proofErr w:type="spellEnd"/>
+      <w:r>
+        <w:rPr>
+          <w:rStyle w:val="hljs-function"/>
+          <w:rFonts w:ascii="Times New Roman" w:hAnsi="Times New Roman" w:cs="Times New Roman"/>
+          <w:sz w:val="28"/>
+          <w:szCs w:val="28"/>
+          <w:lang w:val="en-US"/>
+        </w:rPr>
+        <w:t>(</w:t>
+      </w:r>
+      <w:proofErr w:type="spellStart"/>
+      <w:proofErr w:type="gramEnd"/>
+      <w:r>
+        <w:rPr>
+          <w:rStyle w:val="hljs-params"/>
+          <w:rFonts w:ascii="Times New Roman" w:hAnsi="Times New Roman" w:cs="Times New Roman"/>
+          <w:sz w:val="28"/>
+          <w:szCs w:val="28"/>
+          <w:lang w:val="en-US"/>
+        </w:rPr>
+        <w:t>IEmailSender</w:t>
+      </w:r>
+      <w:proofErr w:type="spellEnd"/>
+      <w:r>
+        <w:rPr>
+          <w:rStyle w:val="hljs-params"/>
+          <w:rFonts w:ascii="Times New Roman" w:hAnsi="Times New Roman" w:cs="Times New Roman"/>
+          <w:sz w:val="28"/>
+          <w:szCs w:val="28"/>
+          <w:lang w:val="en-US"/>
+        </w:rPr>
+        <w:t xml:space="preserve"> </w:t>
+      </w:r>
+      <w:proofErr w:type="spellStart"/>
+      <w:r>
+        <w:rPr>
+          <w:rStyle w:val="hljs-params"/>
+          <w:rFonts w:ascii="Times New Roman" w:hAnsi="Times New Roman" w:cs="Times New Roman"/>
+          <w:sz w:val="28"/>
+          <w:szCs w:val="28"/>
+          <w:lang w:val="en-US"/>
+        </w:rPr>
+        <w:t>emailSenderParam</w:t>
+      </w:r>
+      <w:proofErr w:type="spellEnd"/>
+      <w:r>
+        <w:rPr>
+          <w:rStyle w:val="hljs-function"/>
+          <w:rFonts w:ascii="Times New Roman" w:hAnsi="Times New Roman" w:cs="Times New Roman"/>
+          <w:sz w:val="28"/>
+          <w:szCs w:val="28"/>
+          <w:lang w:val="en-US"/>
+        </w:rPr>
+        <w:t>)</w:t>
+      </w:r>
+    </w:p>
+    <w:p>
+      <w:pPr>
+        <w:pStyle w:val="HTML"/>
+        <w:shd w:val="clear" w:color="auto" w:fill="D9D9D9" w:themeFill="background1" w:themeFillShade="D9"/>
+        <w:spacing w:line="360" w:lineRule="auto"/>
+        <w:ind w:firstLine="709"/>
+        <w:jc w:val="both"/>
+        <w:rPr>
+          <w:rStyle w:val="HTML1"/>
+          <w:rFonts w:ascii="Times New Roman" w:hAnsi="Times New Roman" w:cs="Times New Roman"/>
+          <w:sz w:val="28"/>
+          <w:szCs w:val="28"/>
+          <w:lang w:val="en-US"/>
+        </w:rPr>
+      </w:pPr>
+      <w:r>
+        <w:rPr>
+          <w:rStyle w:val="hljs-function"/>
+          <w:rFonts w:ascii="Times New Roman" w:hAnsi="Times New Roman" w:cs="Times New Roman"/>
+          <w:sz w:val="28"/>
+          <w:szCs w:val="28"/>
+          <w:lang w:val="en-US"/>
+        </w:rPr>
+        <w:t xml:space="preserve">        </w:t>
+      </w:r>
+      <w:r>
+        <w:rPr>
+          <w:rStyle w:val="HTML1"/>
+          <w:rFonts w:ascii="Times New Roman" w:hAnsi="Times New Roman" w:cs="Times New Roman"/>
+          <w:sz w:val="28"/>
+          <w:szCs w:val="28"/>
+          <w:lang w:val="en-US"/>
+        </w:rPr>
+        <w:t>{</w:t>
+      </w:r>
+    </w:p>
+    <w:p>
+      <w:pPr>
+        <w:pStyle w:val="HTML"/>
+        <w:shd w:val="clear" w:color="auto" w:fill="D9D9D9" w:themeFill="background1" w:themeFillShade="D9"/>
+        <w:spacing w:line="360" w:lineRule="auto"/>
+        <w:ind w:firstLine="709"/>
+        <w:jc w:val="both"/>
+        <w:rPr>
+          <w:rStyle w:val="HTML1"/>
+          <w:rFonts w:ascii="Times New Roman" w:hAnsi="Times New Roman" w:cs="Times New Roman"/>
+          <w:sz w:val="28"/>
+          <w:szCs w:val="28"/>
+          <w:lang w:val="en-US"/>
+        </w:rPr>
+      </w:pPr>
+      <w:r>
+        <w:rPr>
+          <w:rStyle w:val="HTML1"/>
+          <w:rFonts w:ascii="Times New Roman" w:hAnsi="Times New Roman" w:cs="Times New Roman"/>
+          <w:sz w:val="28"/>
+          <w:szCs w:val="28"/>
+          <w:lang w:val="en-US"/>
+        </w:rPr>
+        <w:t xml:space="preserve">            </w:t>
+      </w:r>
+      <w:proofErr w:type="spellStart"/>
+      <w:r>
+        <w:rPr>
+          <w:rStyle w:val="HTML1"/>
+          <w:rFonts w:ascii="Times New Roman" w:hAnsi="Times New Roman" w:cs="Times New Roman"/>
+          <w:sz w:val="28"/>
+          <w:szCs w:val="28"/>
+          <w:lang w:val="en-US"/>
+        </w:rPr>
+        <w:t>emailSender</w:t>
+      </w:r>
+      <w:proofErr w:type="spellEnd"/>
+      <w:r>
+        <w:rPr>
+          <w:rStyle w:val="HTML1"/>
+          <w:rFonts w:ascii="Times New Roman" w:hAnsi="Times New Roman" w:cs="Times New Roman"/>
+          <w:sz w:val="28"/>
+          <w:szCs w:val="28"/>
+          <w:lang w:val="en-US"/>
+        </w:rPr>
+        <w:t xml:space="preserve"> = </w:t>
+      </w:r>
+      <w:proofErr w:type="spellStart"/>
+      <w:r>
+        <w:rPr>
+          <w:rStyle w:val="HTML1"/>
+          <w:rFonts w:ascii="Times New Roman" w:hAnsi="Times New Roman" w:cs="Times New Roman"/>
+          <w:sz w:val="28"/>
+          <w:szCs w:val="28"/>
+          <w:lang w:val="en-US"/>
+        </w:rPr>
+        <w:t>emailSenderParam</w:t>
+      </w:r>
+      <w:proofErr w:type="spellEnd"/>
+      <w:r>
+        <w:rPr>
+          <w:rStyle w:val="HTML1"/>
+          <w:rFonts w:ascii="Times New Roman" w:hAnsi="Times New Roman" w:cs="Times New Roman"/>
+          <w:sz w:val="28"/>
+          <w:szCs w:val="28"/>
+          <w:lang w:val="en-US"/>
+        </w:rPr>
+        <w:t>;</w:t>
+      </w:r>
+    </w:p>
+    <w:p>
+      <w:pPr>
+        <w:pStyle w:val="HTML"/>
+        <w:shd w:val="clear" w:color="auto" w:fill="D9D9D9" w:themeFill="background1" w:themeFillShade="D9"/>
+        <w:spacing w:line="360" w:lineRule="auto"/>
+        <w:ind w:firstLine="709"/>
+        <w:jc w:val="both"/>
+        <w:rPr>
+          <w:rStyle w:val="HTML1"/>
+          <w:rFonts w:ascii="Times New Roman" w:hAnsi="Times New Roman" w:cs="Times New Roman"/>
+          <w:sz w:val="28"/>
+          <w:szCs w:val="28"/>
+        </w:rPr>
+      </w:pPr>
+      <w:r>
+        <w:rPr>
+          <w:rStyle w:val="HTML1"/>
+          <w:rFonts w:ascii="Times New Roman" w:hAnsi="Times New Roman" w:cs="Times New Roman"/>
+          <w:sz w:val="28"/>
+          <w:szCs w:val="28"/>
+          <w:lang w:val="en-US"/>
+        </w:rPr>
+        <w:t xml:space="preserve">        </w:t>
+      </w:r>
+      <w:r>
+        <w:rPr>
+          <w:rStyle w:val="HTML1"/>
+          <w:rFonts w:ascii="Times New Roman" w:hAnsi="Times New Roman" w:cs="Times New Roman"/>
+          <w:sz w:val="28"/>
+          <w:szCs w:val="28"/>
+        </w:rPr>
+        <w:t>}</w:t>
+      </w:r>
+    </w:p>
+    <w:p>
+      <w:pPr>
+        <w:pStyle w:val="HTML"/>
+        <w:shd w:val="clear" w:color="auto" w:fill="D9D9D9" w:themeFill="background1" w:themeFillShade="D9"/>
+        <w:spacing w:line="360" w:lineRule="auto"/>
+        <w:ind w:firstLine="709"/>
+        <w:jc w:val="both"/>
+        <w:rPr>
+          <w:rStyle w:val="HTML1"/>
+          <w:rFonts w:ascii="Times New Roman" w:hAnsi="Times New Roman" w:cs="Times New Roman"/>
+          <w:sz w:val="28"/>
+          <w:szCs w:val="28"/>
+        </w:rPr>
+      </w:pPr>
+    </w:p>
+    <w:p>
+      <w:pPr>
+        <w:pStyle w:val="HTML"/>
+        <w:shd w:val="clear" w:color="auto" w:fill="D9D9D9" w:themeFill="background1" w:themeFillShade="D9"/>
+        <w:spacing w:line="360" w:lineRule="auto"/>
+        <w:ind w:firstLine="709"/>
+        <w:jc w:val="both"/>
+        <w:rPr>
+          <w:rStyle w:val="hljs-function"/>
+          <w:rFonts w:ascii="Times New Roman" w:hAnsi="Times New Roman" w:cs="Times New Roman"/>
+          <w:sz w:val="28"/>
+          <w:szCs w:val="28"/>
+        </w:rPr>
+      </w:pPr>
+      <w:r>
+        <w:rPr>
+          <w:rStyle w:val="HTML1"/>
+          <w:rFonts w:ascii="Times New Roman" w:hAnsi="Times New Roman" w:cs="Times New Roman"/>
+          <w:sz w:val="28"/>
+          <w:szCs w:val="28"/>
+        </w:rPr>
+        <w:t xml:space="preserve">        </w:t>
+      </w:r>
+      <w:proofErr w:type="spellStart"/>
+      <w:r>
+        <w:rPr>
+          <w:rStyle w:val="hljs-keyword"/>
+          <w:rFonts w:ascii="Times New Roman" w:hAnsi="Times New Roman" w:cs="Times New Roman"/>
+          <w:sz w:val="28"/>
+          <w:szCs w:val="28"/>
+        </w:rPr>
+        <w:t>public</w:t>
+      </w:r>
+      <w:proofErr w:type="spellEnd"/>
+      <w:r>
+        <w:rPr>
+          <w:rStyle w:val="hljs-function"/>
+          <w:rFonts w:ascii="Times New Roman" w:hAnsi="Times New Roman" w:cs="Times New Roman"/>
+          <w:sz w:val="28"/>
+          <w:szCs w:val="28"/>
+        </w:rPr>
+        <w:t xml:space="preserve"> </w:t>
+      </w:r>
+      <w:proofErr w:type="spellStart"/>
+      <w:r>
+        <w:rPr>
+          <w:rStyle w:val="hljs-keyword"/>
+          <w:rFonts w:ascii="Times New Roman" w:hAnsi="Times New Roman" w:cs="Times New Roman"/>
+          <w:sz w:val="28"/>
+          <w:szCs w:val="28"/>
+        </w:rPr>
+        <w:t>void</w:t>
+      </w:r>
+      <w:proofErr w:type="spellEnd"/>
+      <w:r>
+        <w:rPr>
+          <w:rStyle w:val="hljs-function"/>
+          <w:rFonts w:ascii="Times New Roman" w:hAnsi="Times New Roman" w:cs="Times New Roman"/>
+          <w:sz w:val="28"/>
+          <w:szCs w:val="28"/>
+        </w:rPr>
+        <w:t xml:space="preserve"> </w:t>
+      </w:r>
+      <w:proofErr w:type="spellStart"/>
+      <w:proofErr w:type="gramStart"/>
+      <w:r>
+        <w:rPr>
+          <w:rStyle w:val="hljs-title"/>
+          <w:rFonts w:ascii="Times New Roman" w:hAnsi="Times New Roman" w:cs="Times New Roman"/>
+          <w:sz w:val="28"/>
+          <w:szCs w:val="28"/>
+        </w:rPr>
+        <w:t>ResetPassword</w:t>
+      </w:r>
+      <w:proofErr w:type="spellEnd"/>
+      <w:r>
+        <w:rPr>
+          <w:rStyle w:val="hljs-function"/>
+          <w:rFonts w:ascii="Times New Roman" w:hAnsi="Times New Roman" w:cs="Times New Roman"/>
+          <w:sz w:val="28"/>
+          <w:szCs w:val="28"/>
+        </w:rPr>
+        <w:t>(</w:t>
+      </w:r>
+      <w:proofErr w:type="gramEnd"/>
+      <w:r>
+        <w:rPr>
+          <w:rStyle w:val="hljs-function"/>
+          <w:rFonts w:ascii="Times New Roman" w:hAnsi="Times New Roman" w:cs="Times New Roman"/>
+          <w:sz w:val="28"/>
+          <w:szCs w:val="28"/>
+        </w:rPr>
+        <w:t>)</w:t>
+      </w:r>
+    </w:p>
+    <w:p>
+      <w:pPr>
+        <w:pStyle w:val="HTML"/>
+        <w:shd w:val="clear" w:color="auto" w:fill="D9D9D9" w:themeFill="background1" w:themeFillShade="D9"/>
+        <w:spacing w:line="360" w:lineRule="auto"/>
+        <w:ind w:firstLine="709"/>
+        <w:jc w:val="both"/>
+        <w:rPr>
+          <w:rStyle w:val="HTML1"/>
+          <w:rFonts w:ascii="Times New Roman" w:hAnsi="Times New Roman" w:cs="Times New Roman"/>
+          <w:sz w:val="28"/>
+          <w:szCs w:val="28"/>
+        </w:rPr>
+      </w:pPr>
+      <w:r>
+        <w:rPr>
+          <w:rStyle w:val="hljs-function"/>
+          <w:rFonts w:ascii="Times New Roman" w:hAnsi="Times New Roman" w:cs="Times New Roman"/>
+          <w:sz w:val="28"/>
+          <w:szCs w:val="28"/>
+        </w:rPr>
+        <w:t xml:space="preserve">        </w:t>
+      </w:r>
+      <w:r>
+        <w:rPr>
+          <w:rStyle w:val="HTML1"/>
+          <w:rFonts w:ascii="Times New Roman" w:hAnsi="Times New Roman" w:cs="Times New Roman"/>
+          <w:sz w:val="28"/>
+          <w:szCs w:val="28"/>
+        </w:rPr>
+        <w:t>{</w:t>
+      </w:r>
+    </w:p>
+    <w:p>
+      <w:pPr>
+        <w:pStyle w:val="HTML"/>
+        <w:shd w:val="clear" w:color="auto" w:fill="D9D9D9" w:themeFill="background1" w:themeFillShade="D9"/>
+        <w:spacing w:line="360" w:lineRule="auto"/>
+        <w:ind w:firstLine="709"/>
+        <w:jc w:val="both"/>
+        <w:rPr>
+          <w:rStyle w:val="HTML1"/>
+          <w:rFonts w:ascii="Times New Roman" w:hAnsi="Times New Roman" w:cs="Times New Roman"/>
+          <w:sz w:val="28"/>
+          <w:szCs w:val="28"/>
+        </w:rPr>
+      </w:pPr>
+      <w:r>
+        <w:rPr>
+          <w:rStyle w:val="HTML1"/>
+          <w:rFonts w:ascii="Times New Roman" w:hAnsi="Times New Roman" w:cs="Times New Roman"/>
+          <w:sz w:val="28"/>
+          <w:szCs w:val="28"/>
+        </w:rPr>
+        <w:t xml:space="preserve">            </w:t>
+      </w:r>
+      <w:r>
+        <w:rPr>
+          <w:rStyle w:val="hljs-comment"/>
+          <w:rFonts w:ascii="Times New Roman" w:hAnsi="Times New Roman" w:cs="Times New Roman"/>
+          <w:sz w:val="28"/>
+          <w:szCs w:val="28"/>
+        </w:rPr>
+        <w:t xml:space="preserve">// ...вызов методов интерфейса </w:t>
+      </w:r>
+      <w:proofErr w:type="gramStart"/>
+      <w:r>
+        <w:rPr>
+          <w:rStyle w:val="hljs-comment"/>
+          <w:rFonts w:ascii="Times New Roman" w:hAnsi="Times New Roman" w:cs="Times New Roman"/>
+          <w:sz w:val="28"/>
+          <w:szCs w:val="28"/>
+        </w:rPr>
+        <w:t>для конфигурировании</w:t>
+      </w:r>
+      <w:proofErr w:type="gramEnd"/>
+      <w:r>
+        <w:rPr>
+          <w:rStyle w:val="hljs-comment"/>
+          <w:rFonts w:ascii="Times New Roman" w:hAnsi="Times New Roman" w:cs="Times New Roman"/>
+          <w:sz w:val="28"/>
+          <w:szCs w:val="28"/>
+        </w:rPr>
+        <w:t xml:space="preserve"> настроек электронной почты... </w:t>
+      </w:r>
+    </w:p>
+    <w:p>
+      <w:pPr>
+        <w:pStyle w:val="HTML"/>
+        <w:shd w:val="clear" w:color="auto" w:fill="D9D9D9" w:themeFill="background1" w:themeFillShade="D9"/>
+        <w:spacing w:line="360" w:lineRule="auto"/>
+        <w:ind w:firstLine="709"/>
+        <w:jc w:val="both"/>
+        <w:rPr>
+          <w:rStyle w:val="HTML1"/>
+          <w:rFonts w:ascii="Times New Roman" w:hAnsi="Times New Roman" w:cs="Times New Roman"/>
+          <w:sz w:val="28"/>
+          <w:szCs w:val="28"/>
+        </w:rPr>
+      </w:pPr>
+      <w:r>
+        <w:rPr>
+          <w:rStyle w:val="HTML1"/>
+          <w:rFonts w:ascii="Times New Roman" w:hAnsi="Times New Roman" w:cs="Times New Roman"/>
+          <w:sz w:val="28"/>
+          <w:szCs w:val="28"/>
+        </w:rPr>
+        <w:t xml:space="preserve">            </w:t>
+      </w:r>
+      <w:proofErr w:type="spellStart"/>
+      <w:r>
+        <w:rPr>
+          <w:rStyle w:val="HTML1"/>
+          <w:rFonts w:ascii="Times New Roman" w:hAnsi="Times New Roman" w:cs="Times New Roman"/>
+          <w:sz w:val="28"/>
+          <w:szCs w:val="28"/>
+        </w:rPr>
+        <w:t>emailSender.SendEmail</w:t>
+      </w:r>
+      <w:proofErr w:type="spellEnd"/>
+      <w:r>
+        <w:rPr>
+          <w:rStyle w:val="HTML1"/>
+          <w:rFonts w:ascii="Times New Roman" w:hAnsi="Times New Roman" w:cs="Times New Roman"/>
+          <w:sz w:val="28"/>
+          <w:szCs w:val="28"/>
+        </w:rPr>
+        <w:t>();</w:t>
+      </w:r>
+    </w:p>
+    <w:p>
+      <w:pPr>
+        <w:pStyle w:val="HTML"/>
+        <w:shd w:val="clear" w:color="auto" w:fill="D9D9D9" w:themeFill="background1" w:themeFillShade="D9"/>
+        <w:spacing w:line="360" w:lineRule="auto"/>
+        <w:ind w:firstLine="709"/>
+        <w:jc w:val="both"/>
+        <w:rPr>
+          <w:rStyle w:val="HTML1"/>
+          <w:rFonts w:ascii="Times New Roman" w:hAnsi="Times New Roman" w:cs="Times New Roman"/>
+          <w:sz w:val="28"/>
+          <w:szCs w:val="28"/>
+        </w:rPr>
+      </w:pPr>
+      <w:r>
+        <w:rPr>
+          <w:rStyle w:val="HTML1"/>
+          <w:rFonts w:ascii="Times New Roman" w:hAnsi="Times New Roman" w:cs="Times New Roman"/>
+          <w:sz w:val="28"/>
+          <w:szCs w:val="28"/>
+        </w:rPr>
+        <w:t xml:space="preserve">        }</w:t>
+      </w:r>
+    </w:p>
+    <w:p>
+      <w:pPr>
+        <w:pStyle w:val="HTML"/>
+        <w:shd w:val="clear" w:color="auto" w:fill="D9D9D9" w:themeFill="background1" w:themeFillShade="D9"/>
+        <w:spacing w:line="360" w:lineRule="auto"/>
+        <w:ind w:firstLine="709"/>
+        <w:jc w:val="both"/>
+        <w:rPr>
+          <w:rFonts w:ascii="Times New Roman" w:hAnsi="Times New Roman" w:cs="Times New Roman"/>
+          <w:sz w:val="28"/>
+          <w:szCs w:val="28"/>
+        </w:rPr>
+      </w:pPr>
+      <w:r>
+        <w:rPr>
+          <w:rStyle w:val="HTML1"/>
+          <w:rFonts w:ascii="Times New Roman" w:hAnsi="Times New Roman" w:cs="Times New Roman"/>
+          <w:sz w:val="28"/>
+          <w:szCs w:val="28"/>
+        </w:rPr>
+        <w:t>}</w:t>
+      </w:r>
+    </w:p>
+    <w:p>
+      <w:pPr>
+        <w:pStyle w:val="a4"/>
+        <w:spacing w:before="0" w:beforeAutospacing="0" w:after="0" w:afterAutospacing="0" w:line="360" w:lineRule="auto"/>
+        <w:ind w:firstLine="709"/>
+        <w:jc w:val="both"/>
+        <w:rPr>
+          <w:sz w:val="28"/>
+          <w:szCs w:val="28"/>
+        </w:rPr>
+      </w:pPr>
+      <w:r>
+        <w:rPr>
+          <w:sz w:val="28"/>
+          <w:szCs w:val="28"/>
+        </w:rPr>
+        <w:t xml:space="preserve">Говорят, что конструктор класса </w:t>
+      </w:r>
+      <w:proofErr w:type="spellStart"/>
+      <w:r>
+        <w:rPr>
+          <w:sz w:val="28"/>
+          <w:szCs w:val="28"/>
+        </w:rPr>
+        <w:t>PasswordResetHelper</w:t>
+      </w:r>
+      <w:proofErr w:type="spellEnd"/>
+      <w:r>
+        <w:rPr>
+          <w:sz w:val="28"/>
+          <w:szCs w:val="28"/>
+        </w:rPr>
+        <w:t xml:space="preserve"> теперь объявляет зависимость от интерфейса </w:t>
+      </w:r>
+      <w:proofErr w:type="spellStart"/>
+      <w:r>
+        <w:rPr>
+          <w:sz w:val="28"/>
+          <w:szCs w:val="28"/>
+        </w:rPr>
+        <w:t>IEmailSender</w:t>
+      </w:r>
+      <w:proofErr w:type="spellEnd"/>
+      <w:r>
+        <w:rPr>
+          <w:sz w:val="28"/>
+          <w:szCs w:val="28"/>
+        </w:rPr>
+        <w:t xml:space="preserve">, т.е. он не может быть создан и использоваться, пока не получит объект, который реализует интерфейс </w:t>
+      </w:r>
+      <w:proofErr w:type="spellStart"/>
+      <w:r>
+        <w:rPr>
+          <w:sz w:val="28"/>
+          <w:szCs w:val="28"/>
+        </w:rPr>
+        <w:t>IEmailSender</w:t>
+      </w:r>
+      <w:proofErr w:type="spellEnd"/>
+      <w:r>
+        <w:rPr>
+          <w:sz w:val="28"/>
+          <w:szCs w:val="28"/>
+        </w:rPr>
+        <w:t xml:space="preserve">. В объявлении своей зависимости класс </w:t>
+      </w:r>
+      <w:proofErr w:type="spellStart"/>
+      <w:r>
+        <w:rPr>
+          <w:sz w:val="28"/>
+          <w:szCs w:val="28"/>
+        </w:rPr>
+        <w:t>PasswordResetHelper</w:t>
+      </w:r>
+      <w:proofErr w:type="spellEnd"/>
+      <w:r>
+        <w:rPr>
+          <w:sz w:val="28"/>
+          <w:szCs w:val="28"/>
+        </w:rPr>
+        <w:t xml:space="preserve"> больше не содержит каких-либо сведений о классе </w:t>
+      </w:r>
+      <w:proofErr w:type="spellStart"/>
+      <w:r>
+        <w:rPr>
+          <w:sz w:val="28"/>
+          <w:szCs w:val="28"/>
+        </w:rPr>
+        <w:t>MyEmailSender</w:t>
+      </w:r>
+      <w:proofErr w:type="spellEnd"/>
+      <w:r>
+        <w:rPr>
+          <w:sz w:val="28"/>
+          <w:szCs w:val="28"/>
+        </w:rPr>
+        <w:t xml:space="preserve">, а зависит только от интерфейса </w:t>
+      </w:r>
+      <w:proofErr w:type="spellStart"/>
+      <w:r>
+        <w:rPr>
+          <w:sz w:val="28"/>
+          <w:szCs w:val="28"/>
+        </w:rPr>
+        <w:t>IEmailSender</w:t>
+      </w:r>
+      <w:proofErr w:type="spellEnd"/>
+      <w:r>
+        <w:rPr>
+          <w:sz w:val="28"/>
+          <w:szCs w:val="28"/>
+        </w:rPr>
+        <w:t xml:space="preserve">. Выражаясь кратко, класс </w:t>
+      </w:r>
+      <w:proofErr w:type="spellStart"/>
+      <w:r>
+        <w:rPr>
+          <w:sz w:val="28"/>
+          <w:szCs w:val="28"/>
+        </w:rPr>
+        <w:t>PasswordResetHelper</w:t>
+      </w:r>
+      <w:proofErr w:type="spellEnd"/>
+      <w:r>
+        <w:rPr>
+          <w:sz w:val="28"/>
+          <w:szCs w:val="28"/>
+        </w:rPr>
+        <w:t xml:space="preserve"> больше ничего не знает и не заботится о том, как реализован интерфейс </w:t>
+      </w:r>
+      <w:proofErr w:type="spellStart"/>
+      <w:r>
+        <w:rPr>
+          <w:sz w:val="28"/>
+          <w:szCs w:val="28"/>
+        </w:rPr>
+        <w:t>IEmailSender</w:t>
+      </w:r>
+      <w:proofErr w:type="spellEnd"/>
+      <w:r>
+        <w:rPr>
+          <w:sz w:val="28"/>
+          <w:szCs w:val="28"/>
+        </w:rPr>
+        <w:t>.</w:t>
+      </w:r>
+    </w:p>
+    <w:p>
+      <w:pPr>
+        <w:ind w:firstLine="708"/>
+      </w:pPr>
+      <w:r>
+        <w:t>Внедрение зависимостей</w:t>
+      </w:r>
+    </w:p>
+    <w:p>
+      <w:pPr>
+        <w:pStyle w:val="a4"/>
+        <w:spacing w:before="0" w:beforeAutospacing="0" w:after="0" w:afterAutospacing="0" w:line="360" w:lineRule="auto"/>
+        <w:ind w:firstLine="709"/>
+        <w:jc w:val="both"/>
+        <w:rPr>
+          <w:sz w:val="28"/>
+          <w:szCs w:val="28"/>
+        </w:rPr>
+      </w:pPr>
+      <w:r>
+        <w:rPr>
+          <w:sz w:val="28"/>
+          <w:szCs w:val="28"/>
+        </w:rPr>
+        <w:t xml:space="preserve">Второй частью шаблона DI является внедрение зависимостей, объявленных классом </w:t>
+      </w:r>
+      <w:proofErr w:type="spellStart"/>
+      <w:r>
+        <w:rPr>
+          <w:sz w:val="28"/>
+          <w:szCs w:val="28"/>
+        </w:rPr>
+        <w:t>PasswordResetHelper</w:t>
+      </w:r>
+      <w:proofErr w:type="spellEnd"/>
+      <w:r>
+        <w:rPr>
+          <w:sz w:val="28"/>
+          <w:szCs w:val="28"/>
+        </w:rPr>
+        <w:t>, когда создаются его экземпляры, отсюда и термин - внедрение зависимостей.</w:t>
+      </w:r>
+    </w:p>
+    <w:p>
+      <w:pPr>
+        <w:pStyle w:val="a4"/>
+        <w:spacing w:before="0" w:beforeAutospacing="0" w:after="0" w:afterAutospacing="0" w:line="360" w:lineRule="auto"/>
+        <w:ind w:firstLine="709"/>
+        <w:jc w:val="both"/>
+        <w:rPr>
+          <w:sz w:val="28"/>
+          <w:szCs w:val="28"/>
+        </w:rPr>
+      </w:pPr>
+      <w:r>
+        <w:rPr>
+          <w:sz w:val="28"/>
+          <w:szCs w:val="28"/>
+        </w:rPr>
+        <w:t xml:space="preserve">Все это на самом деле означает, что нужно решить, какой класс, реализующий интерфейс </w:t>
+      </w:r>
+      <w:proofErr w:type="spellStart"/>
+      <w:r>
+        <w:rPr>
+          <w:sz w:val="28"/>
+          <w:szCs w:val="28"/>
+        </w:rPr>
+        <w:t>IEmailSender</w:t>
+      </w:r>
+      <w:proofErr w:type="spellEnd"/>
+      <w:r>
+        <w:rPr>
+          <w:sz w:val="28"/>
+          <w:szCs w:val="28"/>
+        </w:rPr>
+        <w:t xml:space="preserve">, будет использоваться, создать объект этого класса и затем передать готовый объект в качестве аргумента конструктору </w:t>
+      </w:r>
+      <w:proofErr w:type="spellStart"/>
+      <w:r>
+        <w:rPr>
+          <w:sz w:val="28"/>
+          <w:szCs w:val="28"/>
+        </w:rPr>
+        <w:t>PasswordResetHelper</w:t>
+      </w:r>
+      <w:proofErr w:type="spellEnd"/>
+      <w:r>
+        <w:rPr>
+          <w:sz w:val="28"/>
+          <w:szCs w:val="28"/>
+        </w:rPr>
+        <w:t>.</w:t>
+      </w:r>
+    </w:p>
+    <w:p>
+      <w:pPr>
+        <w:pStyle w:val="a4"/>
+        <w:spacing w:before="0" w:beforeAutospacing="0" w:after="0" w:afterAutospacing="0" w:line="360" w:lineRule="auto"/>
+        <w:ind w:firstLine="709"/>
+        <w:jc w:val="both"/>
+        <w:rPr>
+          <w:sz w:val="28"/>
+          <w:szCs w:val="28"/>
+        </w:rPr>
+      </w:pPr>
+      <w:r>
+        <w:rPr>
+          <w:sz w:val="28"/>
+          <w:szCs w:val="28"/>
+        </w:rPr>
+        <w:t xml:space="preserve">Класс </w:t>
+      </w:r>
+      <w:proofErr w:type="spellStart"/>
+      <w:r>
+        <w:rPr>
+          <w:sz w:val="28"/>
+          <w:szCs w:val="28"/>
+        </w:rPr>
+        <w:t>PasswordResetHelper</w:t>
+      </w:r>
+      <w:proofErr w:type="spellEnd"/>
+      <w:r>
+        <w:rPr>
+          <w:sz w:val="28"/>
+          <w:szCs w:val="28"/>
+        </w:rPr>
+        <w:t xml:space="preserve"> объявляет свои зависимости в собственном конструкторе. Такой подход называется </w:t>
+      </w:r>
+      <w:r>
+        <w:rPr>
+          <w:rStyle w:val="a8"/>
+          <w:sz w:val="28"/>
+          <w:szCs w:val="28"/>
+        </w:rPr>
+        <w:t>внедрением через конструктор</w:t>
+      </w:r>
+      <w:r>
+        <w:rPr>
+          <w:sz w:val="28"/>
+          <w:szCs w:val="28"/>
+        </w:rPr>
+        <w:t>. Зависимости можно было бы также объявить через открытое свойство - этот способ известен как </w:t>
+      </w:r>
+      <w:r>
+        <w:rPr>
+          <w:rStyle w:val="a8"/>
+          <w:sz w:val="28"/>
+          <w:szCs w:val="28"/>
+        </w:rPr>
+        <w:t xml:space="preserve">внедрение </w:t>
+      </w:r>
+      <w:proofErr w:type="gramStart"/>
+      <w:r>
+        <w:rPr>
+          <w:rStyle w:val="a8"/>
+          <w:sz w:val="28"/>
+          <w:szCs w:val="28"/>
+        </w:rPr>
+        <w:t>через установщик</w:t>
+      </w:r>
+      <w:proofErr w:type="gramEnd"/>
+      <w:r>
+        <w:rPr>
+          <w:sz w:val="28"/>
+          <w:szCs w:val="28"/>
+        </w:rPr>
+        <w:t>.</w:t>
+      </w:r>
+    </w:p>
+    <w:p>
+      <w:pPr>
+        <w:pStyle w:val="a4"/>
+        <w:spacing w:before="0" w:beforeAutospacing="0" w:after="0" w:afterAutospacing="0" w:line="360" w:lineRule="auto"/>
+        <w:ind w:firstLine="709"/>
+        <w:jc w:val="both"/>
+        <w:rPr>
+          <w:sz w:val="28"/>
+          <w:szCs w:val="28"/>
+        </w:rPr>
+      </w:pPr>
+      <w:r>
+        <w:rPr>
+          <w:sz w:val="28"/>
+          <w:szCs w:val="28"/>
+        </w:rPr>
+        <w:t xml:space="preserve">Зависимости внедряются в </w:t>
+      </w:r>
+      <w:proofErr w:type="spellStart"/>
+      <w:r>
+        <w:rPr>
+          <w:sz w:val="28"/>
+          <w:szCs w:val="28"/>
+        </w:rPr>
+        <w:t>PasswordResetHelper</w:t>
+      </w:r>
+      <w:proofErr w:type="spellEnd"/>
+      <w:r>
+        <w:rPr>
+          <w:sz w:val="28"/>
+          <w:szCs w:val="28"/>
+        </w:rPr>
+        <w:t xml:space="preserve"> во время выполнения. Другими словами, экземпляр некоторого класса, реализующего интерфейс </w:t>
+      </w:r>
+      <w:proofErr w:type="spellStart"/>
+      <w:r>
+        <w:rPr>
+          <w:sz w:val="28"/>
+          <w:szCs w:val="28"/>
+        </w:rPr>
+        <w:lastRenderedPageBreak/>
+        <w:t>IEmailSender</w:t>
+      </w:r>
+      <w:proofErr w:type="spellEnd"/>
+      <w:r>
+        <w:rPr>
+          <w:sz w:val="28"/>
+          <w:szCs w:val="28"/>
+        </w:rPr>
+        <w:t xml:space="preserve">, будет создан и передан конструктору класса </w:t>
+      </w:r>
+      <w:proofErr w:type="spellStart"/>
+      <w:r>
+        <w:rPr>
+          <w:sz w:val="28"/>
+          <w:szCs w:val="28"/>
+        </w:rPr>
+        <w:t>PasswordResetHelper</w:t>
+      </w:r>
+      <w:proofErr w:type="spellEnd"/>
+      <w:r>
+        <w:rPr>
+          <w:sz w:val="28"/>
+          <w:szCs w:val="28"/>
+        </w:rPr>
+        <w:t xml:space="preserve"> во время создания его экземпляра. На этапе компиляции больше не существует никакой зависимости между </w:t>
+      </w:r>
+      <w:proofErr w:type="spellStart"/>
+      <w:r>
+        <w:rPr>
+          <w:sz w:val="28"/>
+          <w:szCs w:val="28"/>
+        </w:rPr>
+        <w:t>PasswordResetHelper</w:t>
+      </w:r>
+      <w:proofErr w:type="spellEnd"/>
+      <w:r>
+        <w:rPr>
+          <w:sz w:val="28"/>
+          <w:szCs w:val="28"/>
+        </w:rPr>
+        <w:t xml:space="preserve"> и любым классом, реализующим интерфейсы, от которых он зависит.</w:t>
+      </w:r>
+    </w:p>
+    <w:p>
+      <w:pPr>
+        <w:pStyle w:val="a4"/>
+        <w:spacing w:before="0" w:beforeAutospacing="0" w:after="0" w:afterAutospacing="0" w:line="360" w:lineRule="auto"/>
+        <w:ind w:firstLine="709"/>
+        <w:jc w:val="both"/>
+        <w:rPr>
+          <w:sz w:val="28"/>
+          <w:szCs w:val="28"/>
+        </w:rPr>
+      </w:pPr>
+      <w:r>
+        <w:rPr>
+          <w:sz w:val="28"/>
+          <w:szCs w:val="28"/>
+        </w:rPr>
+        <w:t>Поскольку с зависимостями приходится иметь дело во время выполнения, при запуске приложения можно решить, какие реализации интерфейсов должны применяться. Доступен выбор из множества поставщиков электронной почты или внедрение специальной имитированной реализации, предназначенной для тестирования. Внедрение зависимостей позволило обеспечить наличие отношений, к которым мы стремились.</w:t>
+      </w:r>
+    </w:p>
+    <w:p>
+      <w:pPr>
+        <w:ind w:firstLine="708"/>
+      </w:pPr>
+      <w:r>
+        <w:t>Использование контейнера внедрения зависимостей</w:t>
+      </w:r>
+    </w:p>
+    <w:p>
+      <w:pPr>
+        <w:pStyle w:val="a4"/>
+        <w:spacing w:before="0" w:beforeAutospacing="0" w:after="0" w:afterAutospacing="0" w:line="360" w:lineRule="auto"/>
+        <w:ind w:firstLine="709"/>
+        <w:jc w:val="both"/>
+        <w:rPr>
+          <w:sz w:val="28"/>
+          <w:szCs w:val="28"/>
+        </w:rPr>
+      </w:pPr>
+      <w:r>
+        <w:rPr>
+          <w:sz w:val="28"/>
+          <w:szCs w:val="28"/>
+        </w:rPr>
+        <w:t>Проблема с зависимостями решена, но как создать экземпляр конкретной реализации интерфейса, не создавая зависимости в других частях приложения? Другими словами, по-прежнему необходимо иметь где-то в коде приложения операторы следующего вида:</w:t>
+      </w:r>
+    </w:p>
+    <w:p>
+      <w:pPr>
+        <w:pStyle w:val="HTML"/>
+        <w:spacing w:line="360" w:lineRule="auto"/>
+        <w:ind w:firstLine="709"/>
+        <w:jc w:val="both"/>
+        <w:rPr>
+          <w:rStyle w:val="HTML1"/>
+          <w:rFonts w:ascii="Times New Roman" w:hAnsi="Times New Roman" w:cs="Times New Roman"/>
+          <w:sz w:val="28"/>
+          <w:szCs w:val="28"/>
+          <w:lang w:val="en-US"/>
+        </w:rPr>
+      </w:pPr>
+      <w:proofErr w:type="spellStart"/>
+      <w:r>
+        <w:rPr>
+          <w:rStyle w:val="HTML1"/>
+          <w:rFonts w:ascii="Times New Roman" w:hAnsi="Times New Roman" w:cs="Times New Roman"/>
+          <w:sz w:val="28"/>
+          <w:szCs w:val="28"/>
+          <w:lang w:val="en-US"/>
+        </w:rPr>
+        <w:t>IEmailSender</w:t>
+      </w:r>
+      <w:proofErr w:type="spellEnd"/>
+      <w:r>
+        <w:rPr>
+          <w:rStyle w:val="HTML1"/>
+          <w:rFonts w:ascii="Times New Roman" w:hAnsi="Times New Roman" w:cs="Times New Roman"/>
+          <w:sz w:val="28"/>
+          <w:szCs w:val="28"/>
+          <w:lang w:val="en-US"/>
+        </w:rPr>
+        <w:t xml:space="preserve"> sender = </w:t>
+      </w:r>
+      <w:r>
+        <w:rPr>
+          <w:rStyle w:val="hljs-keyword"/>
+          <w:rFonts w:ascii="Times New Roman" w:hAnsi="Times New Roman" w:cs="Times New Roman"/>
+          <w:sz w:val="28"/>
+          <w:szCs w:val="28"/>
+          <w:lang w:val="en-US"/>
+        </w:rPr>
+        <w:t>new</w:t>
+      </w:r>
+      <w:r>
+        <w:rPr>
+          <w:rStyle w:val="HTML1"/>
+          <w:rFonts w:ascii="Times New Roman" w:hAnsi="Times New Roman" w:cs="Times New Roman"/>
+          <w:sz w:val="28"/>
+          <w:szCs w:val="28"/>
+          <w:lang w:val="en-US"/>
+        </w:rPr>
+        <w:t xml:space="preserve"> </w:t>
+      </w:r>
+      <w:proofErr w:type="spellStart"/>
+      <w:proofErr w:type="gramStart"/>
+      <w:r>
+        <w:rPr>
+          <w:rStyle w:val="HTML1"/>
+          <w:rFonts w:ascii="Times New Roman" w:hAnsi="Times New Roman" w:cs="Times New Roman"/>
+          <w:sz w:val="28"/>
+          <w:szCs w:val="28"/>
+          <w:lang w:val="en-US"/>
+        </w:rPr>
+        <w:t>MyEmailSender</w:t>
+      </w:r>
+      <w:proofErr w:type="spellEnd"/>
+      <w:r>
+        <w:rPr>
+          <w:rStyle w:val="HTML1"/>
+          <w:rFonts w:ascii="Times New Roman" w:hAnsi="Times New Roman" w:cs="Times New Roman"/>
+          <w:sz w:val="28"/>
+          <w:szCs w:val="28"/>
+          <w:lang w:val="en-US"/>
+        </w:rPr>
+        <w:t>(</w:t>
+      </w:r>
+      <w:proofErr w:type="gramEnd"/>
+      <w:r>
+        <w:rPr>
+          <w:rStyle w:val="HTML1"/>
+          <w:rFonts w:ascii="Times New Roman" w:hAnsi="Times New Roman" w:cs="Times New Roman"/>
+          <w:sz w:val="28"/>
+          <w:szCs w:val="28"/>
+          <w:lang w:val="en-US"/>
+        </w:rPr>
+        <w:t>);</w:t>
+      </w:r>
+    </w:p>
+    <w:p>
+      <w:pPr>
+        <w:pStyle w:val="HTML"/>
+        <w:spacing w:line="360" w:lineRule="auto"/>
+        <w:ind w:firstLine="709"/>
+        <w:jc w:val="both"/>
+        <w:rPr>
+          <w:rFonts w:ascii="Times New Roman" w:hAnsi="Times New Roman" w:cs="Times New Roman"/>
+          <w:sz w:val="28"/>
+          <w:szCs w:val="28"/>
+          <w:lang w:val="en-US"/>
+        </w:rPr>
+      </w:pPr>
+      <w:r>
+        <w:rPr>
+          <w:rStyle w:val="HTML1"/>
+          <w:rFonts w:ascii="Times New Roman" w:hAnsi="Times New Roman" w:cs="Times New Roman"/>
+          <w:sz w:val="28"/>
+          <w:szCs w:val="28"/>
+          <w:lang w:val="en-US"/>
+        </w:rPr>
+        <w:t xml:space="preserve">helper = </w:t>
+      </w:r>
+      <w:r>
+        <w:rPr>
+          <w:rStyle w:val="hljs-keyword"/>
+          <w:rFonts w:ascii="Times New Roman" w:hAnsi="Times New Roman" w:cs="Times New Roman"/>
+          <w:sz w:val="28"/>
+          <w:szCs w:val="28"/>
+          <w:lang w:val="en-US"/>
+        </w:rPr>
+        <w:t>new</w:t>
+      </w:r>
+      <w:r>
+        <w:rPr>
+          <w:rStyle w:val="HTML1"/>
+          <w:rFonts w:ascii="Times New Roman" w:hAnsi="Times New Roman" w:cs="Times New Roman"/>
+          <w:sz w:val="28"/>
+          <w:szCs w:val="28"/>
+          <w:lang w:val="en-US"/>
+        </w:rPr>
+        <w:t xml:space="preserve"> </w:t>
+      </w:r>
+      <w:proofErr w:type="spellStart"/>
+      <w:r>
+        <w:rPr>
+          <w:rStyle w:val="HTML1"/>
+          <w:rFonts w:ascii="Times New Roman" w:hAnsi="Times New Roman" w:cs="Times New Roman"/>
+          <w:sz w:val="28"/>
+          <w:szCs w:val="28"/>
+          <w:lang w:val="en-US"/>
+        </w:rPr>
+        <w:t>PasswordResetHelper</w:t>
+      </w:r>
+      <w:proofErr w:type="spellEnd"/>
+      <w:r>
+        <w:rPr>
+          <w:rStyle w:val="HTML1"/>
+          <w:rFonts w:ascii="Times New Roman" w:hAnsi="Times New Roman" w:cs="Times New Roman"/>
+          <w:sz w:val="28"/>
+          <w:szCs w:val="28"/>
+          <w:lang w:val="en-US"/>
+        </w:rPr>
+        <w:t>(sender);</w:t>
+      </w:r>
+    </w:p>
+    <w:p>
+      <w:pPr>
+        <w:pStyle w:val="a4"/>
+        <w:spacing w:before="0" w:beforeAutospacing="0" w:after="0" w:afterAutospacing="0" w:line="360" w:lineRule="auto"/>
+        <w:ind w:firstLine="709"/>
+        <w:jc w:val="both"/>
+        <w:rPr>
+          <w:sz w:val="28"/>
+          <w:szCs w:val="28"/>
+        </w:rPr>
+      </w:pPr>
+      <w:r>
+        <w:rPr>
+          <w:sz w:val="28"/>
+          <w:szCs w:val="28"/>
+        </w:rPr>
+        <w:t>Ответ заключается в использовании контейнера внедрения зависимостей, который также называют </w:t>
+      </w:r>
+      <w:r>
+        <w:rPr>
+          <w:rStyle w:val="a8"/>
+          <w:sz w:val="28"/>
+          <w:szCs w:val="28"/>
+        </w:rPr>
+        <w:t>контейнером инверсии управления (</w:t>
+      </w:r>
+      <w:proofErr w:type="spellStart"/>
+      <w:r>
+        <w:rPr>
+          <w:rStyle w:val="a8"/>
+          <w:sz w:val="28"/>
+          <w:szCs w:val="28"/>
+        </w:rPr>
+        <w:t>inversion</w:t>
+      </w:r>
+      <w:proofErr w:type="spellEnd"/>
+      <w:r>
+        <w:rPr>
+          <w:rStyle w:val="a8"/>
+          <w:sz w:val="28"/>
+          <w:szCs w:val="28"/>
+        </w:rPr>
+        <w:t xml:space="preserve"> </w:t>
+      </w:r>
+      <w:proofErr w:type="spellStart"/>
+      <w:r>
+        <w:rPr>
+          <w:rStyle w:val="a8"/>
+          <w:sz w:val="28"/>
+          <w:szCs w:val="28"/>
+        </w:rPr>
+        <w:t>of</w:t>
+      </w:r>
+      <w:proofErr w:type="spellEnd"/>
+      <w:r>
+        <w:rPr>
+          <w:rStyle w:val="a8"/>
+          <w:sz w:val="28"/>
+          <w:szCs w:val="28"/>
+        </w:rPr>
+        <w:t xml:space="preserve"> </w:t>
+      </w:r>
+      <w:proofErr w:type="spellStart"/>
+      <w:r>
+        <w:rPr>
+          <w:rStyle w:val="a8"/>
+          <w:sz w:val="28"/>
+          <w:szCs w:val="28"/>
+        </w:rPr>
+        <w:t>control</w:t>
+      </w:r>
+      <w:proofErr w:type="spellEnd"/>
+      <w:r>
+        <w:rPr>
+          <w:rStyle w:val="a8"/>
+          <w:sz w:val="28"/>
+          <w:szCs w:val="28"/>
+        </w:rPr>
+        <w:t xml:space="preserve"> - </w:t>
+      </w:r>
+      <w:proofErr w:type="spellStart"/>
+      <w:r>
+        <w:rPr>
+          <w:rStyle w:val="a8"/>
+          <w:sz w:val="28"/>
+          <w:szCs w:val="28"/>
+        </w:rPr>
+        <w:t>IoC</w:t>
+      </w:r>
+      <w:proofErr w:type="spellEnd"/>
+      <w:r>
+        <w:rPr>
+          <w:rStyle w:val="a8"/>
+          <w:sz w:val="28"/>
+          <w:szCs w:val="28"/>
+        </w:rPr>
+        <w:t>)</w:t>
+      </w:r>
+      <w:r>
+        <w:rPr>
+          <w:sz w:val="28"/>
+          <w:szCs w:val="28"/>
+        </w:rPr>
+        <w:t xml:space="preserve">. Он представляет собой компонент, действующий в качестве посредника между зависимостями, которые объявляет класс вроде </w:t>
+      </w:r>
+      <w:proofErr w:type="spellStart"/>
+      <w:r>
+        <w:rPr>
+          <w:sz w:val="28"/>
+          <w:szCs w:val="28"/>
+        </w:rPr>
+        <w:t>PasswordResetHelper</w:t>
+      </w:r>
+      <w:proofErr w:type="spellEnd"/>
+      <w:r>
+        <w:rPr>
+          <w:sz w:val="28"/>
+          <w:szCs w:val="28"/>
+        </w:rPr>
+        <w:t xml:space="preserve">, и классами, которые могут применяться для распознавания этих зависимостей, такими как </w:t>
+      </w:r>
+      <w:proofErr w:type="spellStart"/>
+      <w:r>
+        <w:rPr>
+          <w:sz w:val="28"/>
+          <w:szCs w:val="28"/>
+        </w:rPr>
+        <w:t>MyEmailSender</w:t>
+      </w:r>
+      <w:proofErr w:type="spellEnd"/>
+      <w:r>
+        <w:rPr>
+          <w:sz w:val="28"/>
+          <w:szCs w:val="28"/>
+        </w:rPr>
+        <w:t>.</w:t>
+      </w:r>
+    </w:p>
+    <w:p>
+      <w:pPr>
+        <w:pStyle w:val="a4"/>
+        <w:spacing w:before="0" w:beforeAutospacing="0" w:after="0" w:afterAutospacing="0" w:line="360" w:lineRule="auto"/>
+        <w:ind w:firstLine="709"/>
+        <w:jc w:val="both"/>
+        <w:rPr>
+          <w:sz w:val="28"/>
+          <w:szCs w:val="28"/>
+        </w:rPr>
+      </w:pPr>
+      <w:r>
+        <w:rPr>
+          <w:sz w:val="28"/>
+          <w:szCs w:val="28"/>
+        </w:rPr>
+        <w:t xml:space="preserve">Мы регистрируем в контейнере DI набор интерфейсов или абстрактных типов, которые использует приложение, и указываем, экземпляры каких классов реализации должны быть созданы для удовлетворения зависимостей. Таким образом, нам понадобится зарегистрировать в контейнере интерфейс </w:t>
+      </w:r>
+      <w:proofErr w:type="spellStart"/>
+      <w:r>
+        <w:rPr>
+          <w:sz w:val="28"/>
+          <w:szCs w:val="28"/>
+        </w:rPr>
+        <w:t>IEmailSender</w:t>
+      </w:r>
+      <w:proofErr w:type="spellEnd"/>
+      <w:r>
+        <w:rPr>
+          <w:sz w:val="28"/>
+          <w:szCs w:val="28"/>
+        </w:rPr>
+        <w:t xml:space="preserve"> и указать, что экземпляр класса </w:t>
+      </w:r>
+      <w:proofErr w:type="spellStart"/>
+      <w:r>
+        <w:rPr>
+          <w:sz w:val="28"/>
+          <w:szCs w:val="28"/>
+        </w:rPr>
+        <w:t>MyEmailSender</w:t>
+      </w:r>
+      <w:proofErr w:type="spellEnd"/>
+      <w:r>
+        <w:rPr>
+          <w:sz w:val="28"/>
+          <w:szCs w:val="28"/>
+        </w:rPr>
+        <w:t xml:space="preserve"> должен создаваться во всех случаях, когда требуется реализация </w:t>
+      </w:r>
+      <w:proofErr w:type="spellStart"/>
+      <w:r>
+        <w:rPr>
+          <w:sz w:val="28"/>
+          <w:szCs w:val="28"/>
+        </w:rPr>
+        <w:t>IEmailSender</w:t>
+      </w:r>
+      <w:proofErr w:type="spellEnd"/>
+      <w:r>
+        <w:rPr>
+          <w:sz w:val="28"/>
+          <w:szCs w:val="28"/>
+        </w:rPr>
+        <w:t>.</w:t>
+      </w:r>
+    </w:p>
+    <w:p>
+      <w:pPr>
+        <w:pStyle w:val="a4"/>
+        <w:spacing w:before="0" w:beforeAutospacing="0" w:after="0" w:afterAutospacing="0" w:line="360" w:lineRule="auto"/>
+        <w:ind w:firstLine="709"/>
+        <w:jc w:val="both"/>
+        <w:rPr>
+          <w:sz w:val="28"/>
+          <w:szCs w:val="28"/>
+        </w:rPr>
+      </w:pPr>
+      <w:r>
+        <w:rPr>
+          <w:sz w:val="28"/>
+          <w:szCs w:val="28"/>
+        </w:rPr>
+        <w:lastRenderedPageBreak/>
+        <w:t xml:space="preserve">Когда внутри приложения нужен объект </w:t>
+      </w:r>
+      <w:proofErr w:type="spellStart"/>
+      <w:r>
+        <w:rPr>
+          <w:sz w:val="28"/>
+          <w:szCs w:val="28"/>
+        </w:rPr>
+        <w:t>PasswordResetHelper</w:t>
+      </w:r>
+      <w:proofErr w:type="spellEnd"/>
+      <w:r>
+        <w:rPr>
+          <w:sz w:val="28"/>
+          <w:szCs w:val="28"/>
+        </w:rPr>
+        <w:t xml:space="preserve">, его создание запрашивается у контейнера DI. Контейнеру DI известно, что класс </w:t>
+      </w:r>
+      <w:proofErr w:type="spellStart"/>
+      <w:r>
+        <w:rPr>
+          <w:sz w:val="28"/>
+          <w:szCs w:val="28"/>
+        </w:rPr>
+        <w:t>PasswordResetHelper</w:t>
+      </w:r>
+      <w:proofErr w:type="spellEnd"/>
+      <w:r>
+        <w:rPr>
+          <w:sz w:val="28"/>
+          <w:szCs w:val="28"/>
+        </w:rPr>
+        <w:t xml:space="preserve"> объявляет зависимость от интерфейса </w:t>
+      </w:r>
+      <w:proofErr w:type="spellStart"/>
+      <w:r>
+        <w:rPr>
+          <w:sz w:val="28"/>
+          <w:szCs w:val="28"/>
+        </w:rPr>
+        <w:t>IEmailSender</w:t>
+      </w:r>
+      <w:proofErr w:type="spellEnd"/>
+      <w:r>
+        <w:rPr>
+          <w:sz w:val="28"/>
+          <w:szCs w:val="28"/>
+        </w:rPr>
+        <w:t xml:space="preserve"> и что в качестве реализации этого интерфейса указан класс </w:t>
+      </w:r>
+      <w:proofErr w:type="spellStart"/>
+      <w:r>
+        <w:rPr>
+          <w:sz w:val="28"/>
+          <w:szCs w:val="28"/>
+        </w:rPr>
+        <w:t>MyEmailSender</w:t>
+      </w:r>
+      <w:proofErr w:type="spellEnd"/>
+      <w:r>
+        <w:rPr>
+          <w:sz w:val="28"/>
+          <w:szCs w:val="28"/>
+        </w:rPr>
+        <w:t xml:space="preserve">. Контейнер DI объединяет эти две порции информации, создает объект </w:t>
+      </w:r>
+      <w:proofErr w:type="spellStart"/>
+      <w:r>
+        <w:rPr>
+          <w:sz w:val="28"/>
+          <w:szCs w:val="28"/>
+        </w:rPr>
+        <w:t>MyEmailSender</w:t>
+      </w:r>
+      <w:proofErr w:type="spellEnd"/>
+      <w:r>
+        <w:rPr>
+          <w:sz w:val="28"/>
+          <w:szCs w:val="28"/>
+        </w:rPr>
+        <w:t xml:space="preserve"> и затем применяет его как аргумент при создании объекта </w:t>
+      </w:r>
+      <w:proofErr w:type="spellStart"/>
+      <w:r>
+        <w:rPr>
+          <w:sz w:val="28"/>
+          <w:szCs w:val="28"/>
+        </w:rPr>
+        <w:t>PasswordResetHelper</w:t>
+      </w:r>
+      <w:proofErr w:type="spellEnd"/>
+      <w:r>
+        <w:rPr>
+          <w:sz w:val="28"/>
+          <w:szCs w:val="28"/>
+        </w:rPr>
+        <w:t>, с которым впоследствии можно работать в приложении.</w:t>
+      </w:r>
+    </w:p>
+    <w:p>
+      <w:pPr>
+        <w:pStyle w:val="a4"/>
+        <w:spacing w:before="0" w:beforeAutospacing="0" w:after="0" w:afterAutospacing="0" w:line="360" w:lineRule="auto"/>
+        <w:ind w:firstLine="709"/>
+        <w:jc w:val="both"/>
+        <w:rPr>
+          <w:sz w:val="28"/>
+          <w:szCs w:val="28"/>
+        </w:rPr>
+      </w:pPr>
+      <w:r>
+        <w:rPr>
+          <w:sz w:val="28"/>
+          <w:szCs w:val="28"/>
+        </w:rPr>
+        <w:t xml:space="preserve">Важно отметить, что мы больше не создаем объекты в приложении самостоятельно с помощью ключевого слова </w:t>
+      </w:r>
+      <w:proofErr w:type="spellStart"/>
+      <w:r>
+        <w:rPr>
+          <w:sz w:val="28"/>
+          <w:szCs w:val="28"/>
+        </w:rPr>
+        <w:t>new</w:t>
+      </w:r>
+      <w:proofErr w:type="spellEnd"/>
+      <w:r>
+        <w:rPr>
+          <w:sz w:val="28"/>
+          <w:szCs w:val="28"/>
+        </w:rPr>
+        <w:t>. Вместо этого мы обращаемся к контейнеру DI и запрашиваем необходимые объекты. Привыкание к такому подходу может занять некоторое время у новичков в DI, но, как вы увидите, инфраструктура MVC Framework предлагает ряд средств, помогающих упростить данный процесс.</w:t>
+      </w:r>
+    </w:p>
+    <w:p>
+      <w:pPr>
+        <w:pStyle w:val="a4"/>
+        <w:spacing w:before="0" w:beforeAutospacing="0" w:after="0" w:afterAutospacing="0" w:line="360" w:lineRule="auto"/>
+        <w:ind w:firstLine="709"/>
+        <w:jc w:val="both"/>
+        <w:rPr>
+          <w:sz w:val="28"/>
+          <w:szCs w:val="28"/>
+        </w:rPr>
+      </w:pPr>
+      <w:r>
+        <w:rPr>
+          <w:sz w:val="28"/>
+          <w:szCs w:val="28"/>
+        </w:rPr>
+        <w:t xml:space="preserve">Контейнер DI не придется создавать самостоятельно - доступно несколько прекрасных реализаций с открытым исходным кодом и свободно лицензируемых реализаций. Одной из них является реализация </w:t>
+      </w:r>
+      <w:proofErr w:type="spellStart"/>
+      <w:r>
+        <w:rPr>
+          <w:sz w:val="28"/>
+          <w:szCs w:val="28"/>
+        </w:rPr>
+        <w:t>Ninject</w:t>
+      </w:r>
+      <w:proofErr w:type="spellEnd"/>
+      <w:r>
+        <w:rPr>
+          <w:sz w:val="28"/>
+          <w:szCs w:val="28"/>
+        </w:rPr>
+        <w:t>.</w:t>
+      </w:r>
+    </w:p>
+    <w:p>
+      <w:pPr>
+        <w:pStyle w:val="a4"/>
+        <w:spacing w:before="0" w:beforeAutospacing="0" w:after="0" w:afterAutospacing="0" w:line="360" w:lineRule="auto"/>
+        <w:ind w:firstLine="709"/>
+        <w:jc w:val="both"/>
+        <w:rPr>
+          <w:sz w:val="28"/>
+          <w:szCs w:val="28"/>
+        </w:rPr>
+      </w:pPr>
+      <w:r>
+        <w:rPr>
+          <w:sz w:val="28"/>
+          <w:szCs w:val="28"/>
+        </w:rPr>
+        <w:t xml:space="preserve">Роль контейнера DI может казаться простой и тривиальной, но на самом деле это не так. Хороший контейнер DI, такой как </w:t>
+      </w:r>
+      <w:proofErr w:type="spellStart"/>
+      <w:r>
+        <w:rPr>
+          <w:sz w:val="28"/>
+          <w:szCs w:val="28"/>
+        </w:rPr>
+        <w:t>Ninject</w:t>
+      </w:r>
+      <w:proofErr w:type="spellEnd"/>
+      <w:r>
+        <w:rPr>
+          <w:sz w:val="28"/>
+          <w:szCs w:val="28"/>
+        </w:rPr>
+        <w:t>, обладает рядом удобных функциональных возможностей:</w:t>
+      </w:r>
+    </w:p>
+    <w:p>
+      <w:pPr>
+        <w:spacing w:after="0" w:line="360" w:lineRule="auto"/>
+        <w:ind w:firstLine="709"/>
+        <w:jc w:val="both"/>
+        <w:rPr>
+          <w:rFonts w:cs="Times New Roman"/>
+          <w:b/>
+          <w:bCs/>
+          <w:szCs w:val="28"/>
+        </w:rPr>
+      </w:pPr>
+      <w:r>
+        <w:rPr>
+          <w:rStyle w:val="a7"/>
+          <w:rFonts w:cs="Times New Roman"/>
+          <w:szCs w:val="28"/>
+        </w:rPr>
+        <w:t>Распознавание цепочки зависимостей</w:t>
+      </w:r>
+    </w:p>
+    <w:p>
+      <w:pPr>
+        <w:pStyle w:val="a4"/>
+        <w:spacing w:before="0" w:beforeAutospacing="0" w:after="0" w:afterAutospacing="0" w:line="360" w:lineRule="auto"/>
+        <w:ind w:firstLine="709"/>
+        <w:jc w:val="both"/>
+        <w:rPr>
+          <w:sz w:val="28"/>
+          <w:szCs w:val="28"/>
+        </w:rPr>
+      </w:pPr>
+      <w:r>
+        <w:rPr>
+          <w:sz w:val="28"/>
+          <w:szCs w:val="28"/>
+        </w:rPr>
+        <w:t xml:space="preserve">В случае запроса компонента, который имеет собственные зависимости (например, параметры конструктора), контейнер удовлетворит и эти зависимости. Таким образом, если конструктор класса </w:t>
+      </w:r>
+      <w:proofErr w:type="spellStart"/>
+      <w:r>
+        <w:rPr>
+          <w:sz w:val="28"/>
+          <w:szCs w:val="28"/>
+        </w:rPr>
+        <w:t>MyEmailSender</w:t>
+      </w:r>
+      <w:proofErr w:type="spellEnd"/>
+      <w:r>
+        <w:rPr>
+          <w:sz w:val="28"/>
+          <w:szCs w:val="28"/>
+        </w:rPr>
+        <w:t xml:space="preserve"> требует реализацию интерфейса </w:t>
+      </w:r>
+      <w:proofErr w:type="spellStart"/>
+      <w:r>
+        <w:rPr>
+          <w:sz w:val="28"/>
+          <w:szCs w:val="28"/>
+        </w:rPr>
+        <w:t>INetworkTransport</w:t>
+      </w:r>
+      <w:proofErr w:type="spellEnd"/>
+      <w:r>
+        <w:rPr>
+          <w:sz w:val="28"/>
+          <w:szCs w:val="28"/>
+        </w:rPr>
+        <w:t xml:space="preserve">, то контейнер DI создаст экземпляр стандартной реализации этого интерфейса, передаст ее конструктору </w:t>
+      </w:r>
+      <w:proofErr w:type="spellStart"/>
+      <w:r>
+        <w:rPr>
+          <w:sz w:val="28"/>
+          <w:szCs w:val="28"/>
+        </w:rPr>
+        <w:t>MyEmailSender</w:t>
+      </w:r>
+      <w:proofErr w:type="spellEnd"/>
+      <w:r>
+        <w:rPr>
+          <w:sz w:val="28"/>
+          <w:szCs w:val="28"/>
+        </w:rPr>
+        <w:t xml:space="preserve"> и возвратит результат в виде стандартной реализации </w:t>
+      </w:r>
+      <w:proofErr w:type="spellStart"/>
+      <w:r>
+        <w:rPr>
+          <w:sz w:val="28"/>
+          <w:szCs w:val="28"/>
+        </w:rPr>
+        <w:t>IEmailSender</w:t>
+      </w:r>
+      <w:proofErr w:type="spellEnd"/>
+      <w:r>
+        <w:rPr>
+          <w:sz w:val="28"/>
+          <w:szCs w:val="28"/>
+        </w:rPr>
+        <w:t>.</w:t>
+      </w:r>
+    </w:p>
+    <w:p>
+      <w:pPr>
+        <w:spacing w:after="0" w:line="360" w:lineRule="auto"/>
+        <w:ind w:firstLine="709"/>
+        <w:jc w:val="both"/>
+        <w:rPr>
+          <w:rFonts w:cs="Times New Roman"/>
+          <w:b/>
+          <w:bCs/>
+          <w:szCs w:val="28"/>
+        </w:rPr>
+      </w:pPr>
+      <w:r>
+        <w:rPr>
+          <w:rStyle w:val="a7"/>
+          <w:rFonts w:cs="Times New Roman"/>
+          <w:szCs w:val="28"/>
+        </w:rPr>
+        <w:t>Управление жизненным циклом объектов</w:t>
+      </w:r>
+    </w:p>
+    <w:p>
+      <w:pPr>
+        <w:pStyle w:val="a4"/>
+        <w:spacing w:before="0" w:beforeAutospacing="0" w:after="0" w:afterAutospacing="0" w:line="360" w:lineRule="auto"/>
+        <w:ind w:firstLine="709"/>
+        <w:jc w:val="both"/>
+        <w:rPr>
+          <w:sz w:val="28"/>
+          <w:szCs w:val="28"/>
+        </w:rPr>
+      </w:pPr>
+      <w:r>
+        <w:rPr>
+          <w:sz w:val="28"/>
+          <w:szCs w:val="28"/>
+        </w:rPr>
+        <w:t xml:space="preserve">Если компонент запрашивается более одного раза, должен ли каждый раз выдаваться один и тот же или совершенно новый экземпляр? Хороший </w:t>
+      </w:r>
+      <w:r>
+        <w:rPr>
+          <w:sz w:val="28"/>
+          <w:szCs w:val="28"/>
+        </w:rPr>
+        <w:lastRenderedPageBreak/>
+        <w:t>контейнер DI позволяет конфигурировать жизненный цикл компонента, предоставляя возможность выбора из заранее определенных вариантов: единственный экземпляр (один и тот же экземпляр во всех случаях), кратковременный экземпляр (новый экземпляр в каждом случае), экземпляр на поток, экземпляр на HTTP-запрос, экземпляр из пула и т.д.</w:t>
+      </w:r>
+    </w:p>
+    <w:p>
+      <w:pPr>
+        <w:ind w:firstLine="708"/>
+      </w:pPr>
+      <w:r>
+        <w:rPr>
+          <w:rStyle w:val="a7"/>
+          <w:rFonts w:cs="Times New Roman"/>
+          <w:szCs w:val="28"/>
+        </w:rPr>
+        <w:t>Конфигурирование значений параметров конструктора</w:t>
+      </w:r>
+    </w:p>
+    <w:p>
+      <w:pPr>
+        <w:pStyle w:val="a4"/>
+        <w:spacing w:before="0" w:beforeAutospacing="0" w:after="0" w:afterAutospacing="0" w:line="360" w:lineRule="auto"/>
+        <w:ind w:firstLine="709"/>
+        <w:jc w:val="both"/>
+        <w:rPr>
+          <w:sz w:val="28"/>
+          <w:szCs w:val="28"/>
+        </w:rPr>
+      </w:pPr>
+      <w:r>
+        <w:rPr>
+          <w:sz w:val="28"/>
+          <w:szCs w:val="28"/>
+        </w:rPr>
+        <w:t xml:space="preserve">Если реализация интерфейса </w:t>
+      </w:r>
+      <w:proofErr w:type="spellStart"/>
+      <w:r>
+        <w:rPr>
+          <w:sz w:val="28"/>
+          <w:szCs w:val="28"/>
+        </w:rPr>
+        <w:t>INetworkTransport</w:t>
+      </w:r>
+      <w:proofErr w:type="spellEnd"/>
+      <w:r>
+        <w:rPr>
+          <w:sz w:val="28"/>
+          <w:szCs w:val="28"/>
+        </w:rPr>
+        <w:t xml:space="preserve"> требует, к примеру, строку по имени </w:t>
+      </w:r>
+      <w:proofErr w:type="spellStart"/>
+      <w:r>
+        <w:rPr>
+          <w:sz w:val="28"/>
+          <w:szCs w:val="28"/>
+        </w:rPr>
+        <w:t>serverName</w:t>
+      </w:r>
+      <w:proofErr w:type="spellEnd"/>
+      <w:r>
+        <w:rPr>
+          <w:sz w:val="28"/>
+          <w:szCs w:val="28"/>
+        </w:rPr>
+        <w:t>, должна существовать возможность установки ее значения в конфигурации контейнера DI. Это грубая, но простая система конфигурирования, которая избавляет код от необходимости передавать строки подключения, адреса серверов и т.п.</w:t>
+      </w:r>
+    </w:p>
+    <w:bookmarkEnd w:id="5"/>
+    <w:p>
+      <w:pPr>
+        <w:pStyle w:val="a5"/>
+        <w:rPr>
+          <w:rFonts w:cs="Times New Roman"/>
+          <w:szCs w:val="28"/>
+        </w:rPr>
+      </w:pPr>
     </w:p>
     <w:sectPr>
       <w:pgSz w:w="11906" w:h="16838"/>
@@ -2590,6 +8439,345 @@
 <file path=word/numbering.xml><?xml version="1.0" encoding="utf-8"?>
 <w:numbering xmlns:wpc="http://schemas.microsoft.com/office/word/2010/wordprocessingCanvas" xmlns:cx="http://schemas.microsoft.com/office/drawing/2014/chartex" xmlns:cx1="http://schemas.microsoft.com/office/drawing/2015/9/8/chartex" xmlns:cx2="http://schemas.microsoft.com/office/drawing/2015/10/21/chartex" xmlns:cx3="http://schemas.microsoft.com/office/drawing/2016/5/9/chartex" xmlns:cx4="http://schemas.microsoft.com/office/drawing/2016/5/10/chartex" xmlns:cx5="http://schemas.microsoft.com/office/drawing/2016/5/11/chartex" xmlns:cx6="http://schemas.microsoft.com/office/drawing/2016/5/12/chartex" xmlns:cx7="http://schemas.microsoft.com/office/drawing/2016/5/13/chartex" xmlns:cx8="http://schemas.microsoft.com/office/drawing/2016/5/14/chartex" xmlns:mc="http://schemas.openxmlformats.org/markup-compatibility/2006" xmlns:aink="http://schemas.microsoft.com/office/drawing/2016/ink" xmlns:am3d="http://schemas.microsoft.com/office/drawing/2017/model3d" xmlns:o="urn:schemas-microsoft-com:office:office" xmlns:r="http://schemas.openxmlformats.org/officeDocument/2006/relationships" xmlns:m="http://schemas.openxmlformats.org/officeDocument/2006/math" xmlns:v="urn:schemas-microsoft-com:vml" xmlns:wp14="http://schemas.microsoft.com/office/word/2010/wordprocessingDrawing" xmlns:wp="http://schemas.openxmlformats.org/drawingml/2006/wordprocessingDrawing" xmlns:w10="urn:schemas-microsoft-com:office:word" xmlns:w="http://schemas.openxmlformats.org/wordprocessingml/2006/main" xmlns:w14="http://schemas.microsoft.com/office/word/2010/wordml" xmlns:w15="http://schemas.microsoft.com/office/word/2012/wordml" xmlns:w16cex="http://schemas.microsoft.com/office/word/2018/wordml/cex" xmlns:w16cid="http://schemas.microsoft.com/office/word/2016/wordml/cid" xmlns:w16="http://schemas.microsoft.com/office/word/2018/wordml" xmlns:w16sdtdh="http://schemas.microsoft.com/office/word/2020/wordml/sdtdatahash" xmlns:w16se="http://schemas.microsoft.com/office/word/2015/wordml/symex" xmlns:wpg="http://schemas.microsoft.com/office/word/2010/wordprocessingGroup" xmlns:wpi="http://schemas.microsoft.com/office/word/2010/wordprocessingInk" xmlns:wne="http://schemas.microsoft.com/office/word/2006/wordml" xmlns:wps="http://schemas.microsoft.com/office/word/2010/wordprocessingShape" mc:Ignorable="w14 w15 w16se w16cid w16 w16cex w16sdtdh wp14">
   <w:abstractNum w:abstractNumId="0" w15:restartNumberingAfterBreak="0">
+    <w:nsid w:val="10D866DB"/>
+    <w:multiLevelType w:val="hybridMultilevel"/>
+    <w:tmpl w:val="52120CBA"/>
+    <w:lvl w:ilvl="0" w:tplc="04190001">
+      <w:start w:val="1"/>
+      <w:numFmt w:val="bullet"/>
+      <w:lvlText w:val=""/>
+      <w:lvlJc w:val="left"/>
+      <w:pPr>
+        <w:ind w:left="720" w:hanging="360"/>
+      </w:pPr>
+      <w:rPr>
+        <w:rFonts w:ascii="Symbol" w:hAnsi="Symbol" w:hint="default"/>
+      </w:rPr>
+    </w:lvl>
+    <w:lvl w:ilvl="1" w:tplc="04190003" w:tentative="1">
+      <w:start w:val="1"/>
+      <w:numFmt w:val="bullet"/>
+      <w:lvlText w:val="o"/>
+      <w:lvlJc w:val="left"/>
+      <w:pPr>
+        <w:ind w:left="1440" w:hanging="360"/>
+      </w:pPr>
+      <w:rPr>
+        <w:rFonts w:ascii="Courier New" w:hAnsi="Courier New" w:cs="Courier New" w:hint="default"/>
+      </w:rPr>
+    </w:lvl>
+    <w:lvl w:ilvl="2" w:tplc="04190005" w:tentative="1">
+      <w:start w:val="1"/>
+      <w:numFmt w:val="bullet"/>
+      <w:lvlText w:val=""/>
+      <w:lvlJc w:val="left"/>
+      <w:pPr>
+        <w:ind w:left="2160" w:hanging="360"/>
+      </w:pPr>
+      <w:rPr>
+        <w:rFonts w:ascii="Wingdings" w:hAnsi="Wingdings" w:hint="default"/>
+      </w:rPr>
+    </w:lvl>
+    <w:lvl w:ilvl="3" w:tplc="04190001" w:tentative="1">
+      <w:start w:val="1"/>
+      <w:numFmt w:val="bullet"/>
+      <w:lvlText w:val=""/>
+      <w:lvlJc w:val="left"/>
+      <w:pPr>
+        <w:ind w:left="2880" w:hanging="360"/>
+      </w:pPr>
+      <w:rPr>
+        <w:rFonts w:ascii="Symbol" w:hAnsi="Symbol" w:hint="default"/>
+      </w:rPr>
+    </w:lvl>
+    <w:lvl w:ilvl="4" w:tplc="04190003" w:tentative="1">
+      <w:start w:val="1"/>
+      <w:numFmt w:val="bullet"/>
+      <w:lvlText w:val="o"/>
+      <w:lvlJc w:val="left"/>
+      <w:pPr>
+        <w:ind w:left="3600" w:hanging="360"/>
+      </w:pPr>
+      <w:rPr>
+        <w:rFonts w:ascii="Courier New" w:hAnsi="Courier New" w:cs="Courier New" w:hint="default"/>
+      </w:rPr>
+    </w:lvl>
+    <w:lvl w:ilvl="5" w:tplc="04190005" w:tentative="1">
+      <w:start w:val="1"/>
+      <w:numFmt w:val="bullet"/>
+      <w:lvlText w:val=""/>
+      <w:lvlJc w:val="left"/>
+      <w:pPr>
+        <w:ind w:left="4320" w:hanging="360"/>
+      </w:pPr>
+      <w:rPr>
+        <w:rFonts w:ascii="Wingdings" w:hAnsi="Wingdings" w:hint="default"/>
+      </w:rPr>
+    </w:lvl>
+    <w:lvl w:ilvl="6" w:tplc="04190001" w:tentative="1">
+      <w:start w:val="1"/>
+      <w:numFmt w:val="bullet"/>
+      <w:lvlText w:val=""/>
+      <w:lvlJc w:val="left"/>
+      <w:pPr>
+        <w:ind w:left="5040" w:hanging="360"/>
+      </w:pPr>
+      <w:rPr>
+        <w:rFonts w:ascii="Symbol" w:hAnsi="Symbol" w:hint="default"/>
+      </w:rPr>
+    </w:lvl>
+    <w:lvl w:ilvl="7" w:tplc="04190003" w:tentative="1">
+      <w:start w:val="1"/>
+      <w:numFmt w:val="bullet"/>
+      <w:lvlText w:val="o"/>
+      <w:lvlJc w:val="left"/>
+      <w:pPr>
+        <w:ind w:left="5760" w:hanging="360"/>
+      </w:pPr>
+      <w:rPr>
+        <w:rFonts w:ascii="Courier New" w:hAnsi="Courier New" w:cs="Courier New" w:hint="default"/>
+      </w:rPr>
+    </w:lvl>
+    <w:lvl w:ilvl="8" w:tplc="04190005" w:tentative="1">
+      <w:start w:val="1"/>
+      <w:numFmt w:val="bullet"/>
+      <w:lvlText w:val=""/>
+      <w:lvlJc w:val="left"/>
+      <w:pPr>
+        <w:ind w:left="6480" w:hanging="360"/>
+      </w:pPr>
+      <w:rPr>
+        <w:rFonts w:ascii="Wingdings" w:hAnsi="Wingdings" w:hint="default"/>
+      </w:rPr>
+    </w:lvl>
+  </w:abstractNum>
+  <w:abstractNum w:abstractNumId="1" w15:restartNumberingAfterBreak="0">
+    <w:nsid w:val="144E2815"/>
+    <w:multiLevelType w:val="hybridMultilevel"/>
+    <w:tmpl w:val="D4BA7806"/>
+    <w:lvl w:ilvl="0" w:tplc="4156FEFA">
+      <w:start w:val="1"/>
+      <w:numFmt w:val="bullet"/>
+      <w:lvlText w:val=""/>
+      <w:lvlJc w:val="left"/>
+      <w:pPr>
+        <w:ind w:left="720" w:hanging="360"/>
+      </w:pPr>
+      <w:rPr>
+        <w:rFonts w:ascii="Symbol" w:hAnsi="Symbol" w:hint="default"/>
+      </w:rPr>
+    </w:lvl>
+    <w:lvl w:ilvl="1" w:tplc="04190003" w:tentative="1">
+      <w:start w:val="1"/>
+      <w:numFmt w:val="bullet"/>
+      <w:lvlText w:val="o"/>
+      <w:lvlJc w:val="left"/>
+      <w:pPr>
+        <w:ind w:left="1440" w:hanging="360"/>
+      </w:pPr>
+      <w:rPr>
+        <w:rFonts w:ascii="Courier New" w:hAnsi="Courier New" w:cs="Courier New" w:hint="default"/>
+      </w:rPr>
+    </w:lvl>
+    <w:lvl w:ilvl="2" w:tplc="04190005" w:tentative="1">
+      <w:start w:val="1"/>
+      <w:numFmt w:val="bullet"/>
+      <w:lvlText w:val=""/>
+      <w:lvlJc w:val="left"/>
+      <w:pPr>
+        <w:ind w:left="2160" w:hanging="360"/>
+      </w:pPr>
+      <w:rPr>
+        <w:rFonts w:ascii="Wingdings" w:hAnsi="Wingdings" w:hint="default"/>
+      </w:rPr>
+    </w:lvl>
+    <w:lvl w:ilvl="3" w:tplc="04190001" w:tentative="1">
+      <w:start w:val="1"/>
+      <w:numFmt w:val="bullet"/>
+      <w:lvlText w:val=""/>
+      <w:lvlJc w:val="left"/>
+      <w:pPr>
+        <w:ind w:left="2880" w:hanging="360"/>
+      </w:pPr>
+      <w:rPr>
+        <w:rFonts w:ascii="Symbol" w:hAnsi="Symbol" w:hint="default"/>
+      </w:rPr>
+    </w:lvl>
+    <w:lvl w:ilvl="4" w:tplc="04190003" w:tentative="1">
+      <w:start w:val="1"/>
+      <w:numFmt w:val="bullet"/>
+      <w:lvlText w:val="o"/>
+      <w:lvlJc w:val="left"/>
+      <w:pPr>
+        <w:ind w:left="3600" w:hanging="360"/>
+      </w:pPr>
+      <w:rPr>
+        <w:rFonts w:ascii="Courier New" w:hAnsi="Courier New" w:cs="Courier New" w:hint="default"/>
+      </w:rPr>
+    </w:lvl>
+    <w:lvl w:ilvl="5" w:tplc="04190005" w:tentative="1">
+      <w:start w:val="1"/>
+      <w:numFmt w:val="bullet"/>
+      <w:lvlText w:val=""/>
+      <w:lvlJc w:val="left"/>
+      <w:pPr>
+        <w:ind w:left="4320" w:hanging="360"/>
+      </w:pPr>
+      <w:rPr>
+        <w:rFonts w:ascii="Wingdings" w:hAnsi="Wingdings" w:hint="default"/>
+      </w:rPr>
+    </w:lvl>
+    <w:lvl w:ilvl="6" w:tplc="04190001" w:tentative="1">
+      <w:start w:val="1"/>
+      <w:numFmt w:val="bullet"/>
+      <w:lvlText w:val=""/>
+      <w:lvlJc w:val="left"/>
+      <w:pPr>
+        <w:ind w:left="5040" w:hanging="360"/>
+      </w:pPr>
+      <w:rPr>
+        <w:rFonts w:ascii="Symbol" w:hAnsi="Symbol" w:hint="default"/>
+      </w:rPr>
+    </w:lvl>
+    <w:lvl w:ilvl="7" w:tplc="04190003" w:tentative="1">
+      <w:start w:val="1"/>
+      <w:numFmt w:val="bullet"/>
+      <w:lvlText w:val="o"/>
+      <w:lvlJc w:val="left"/>
+      <w:pPr>
+        <w:ind w:left="5760" w:hanging="360"/>
+      </w:pPr>
+      <w:rPr>
+        <w:rFonts w:ascii="Courier New" w:hAnsi="Courier New" w:cs="Courier New" w:hint="default"/>
+      </w:rPr>
+    </w:lvl>
+    <w:lvl w:ilvl="8" w:tplc="04190005" w:tentative="1">
+      <w:start w:val="1"/>
+      <w:numFmt w:val="bullet"/>
+      <w:lvlText w:val=""/>
+      <w:lvlJc w:val="left"/>
+      <w:pPr>
+        <w:ind w:left="6480" w:hanging="360"/>
+      </w:pPr>
+      <w:rPr>
+        <w:rFonts w:ascii="Wingdings" w:hAnsi="Wingdings" w:hint="default"/>
+      </w:rPr>
+    </w:lvl>
+  </w:abstractNum>
+  <w:abstractNum w:abstractNumId="2" w15:restartNumberingAfterBreak="0">
+    <w:nsid w:val="17D15C47"/>
+    <w:multiLevelType w:val="hybridMultilevel"/>
+    <w:tmpl w:val="8F96084C"/>
+    <w:lvl w:ilvl="0" w:tplc="4156FEFA">
+      <w:start w:val="1"/>
+      <w:numFmt w:val="bullet"/>
+      <w:lvlText w:val=""/>
+      <w:lvlJc w:val="left"/>
+      <w:pPr>
+        <w:ind w:left="720" w:hanging="360"/>
+      </w:pPr>
+      <w:rPr>
+        <w:rFonts w:ascii="Symbol" w:hAnsi="Symbol" w:hint="default"/>
+      </w:rPr>
+    </w:lvl>
+    <w:lvl w:ilvl="1" w:tplc="04190003" w:tentative="1">
+      <w:start w:val="1"/>
+      <w:numFmt w:val="bullet"/>
+      <w:lvlText w:val="o"/>
+      <w:lvlJc w:val="left"/>
+      <w:pPr>
+        <w:ind w:left="1440" w:hanging="360"/>
+      </w:pPr>
+      <w:rPr>
+        <w:rFonts w:ascii="Courier New" w:hAnsi="Courier New" w:cs="Courier New" w:hint="default"/>
+      </w:rPr>
+    </w:lvl>
+    <w:lvl w:ilvl="2" w:tplc="04190005" w:tentative="1">
+      <w:start w:val="1"/>
+      <w:numFmt w:val="bullet"/>
+      <w:lvlText w:val=""/>
+      <w:lvlJc w:val="left"/>
+      <w:pPr>
+        <w:ind w:left="2160" w:hanging="360"/>
+      </w:pPr>
+      <w:rPr>
+        <w:rFonts w:ascii="Wingdings" w:hAnsi="Wingdings" w:hint="default"/>
+      </w:rPr>
+    </w:lvl>
+    <w:lvl w:ilvl="3" w:tplc="04190001" w:tentative="1">
+      <w:start w:val="1"/>
+      <w:numFmt w:val="bullet"/>
+      <w:lvlText w:val=""/>
+      <w:lvlJc w:val="left"/>
+      <w:pPr>
+        <w:ind w:left="2880" w:hanging="360"/>
+      </w:pPr>
+      <w:rPr>
+        <w:rFonts w:ascii="Symbol" w:hAnsi="Symbol" w:hint="default"/>
+      </w:rPr>
+    </w:lvl>
+    <w:lvl w:ilvl="4" w:tplc="04190003" w:tentative="1">
+      <w:start w:val="1"/>
+      <w:numFmt w:val="bullet"/>
+      <w:lvlText w:val="o"/>
+      <w:lvlJc w:val="left"/>
+      <w:pPr>
+        <w:ind w:left="3600" w:hanging="360"/>
+      </w:pPr>
+      <w:rPr>
+        <w:rFonts w:ascii="Courier New" w:hAnsi="Courier New" w:cs="Courier New" w:hint="default"/>
+      </w:rPr>
+    </w:lvl>
+    <w:lvl w:ilvl="5" w:tplc="04190005" w:tentative="1">
+      <w:start w:val="1"/>
+      <w:numFmt w:val="bullet"/>
+      <w:lvlText w:val=""/>
+      <w:lvlJc w:val="left"/>
+      <w:pPr>
+        <w:ind w:left="4320" w:hanging="360"/>
+      </w:pPr>
+      <w:rPr>
+        <w:rFonts w:ascii="Wingdings" w:hAnsi="Wingdings" w:hint="default"/>
+      </w:rPr>
+    </w:lvl>
+    <w:lvl w:ilvl="6" w:tplc="04190001" w:tentative="1">
+      <w:start w:val="1"/>
+      <w:numFmt w:val="bullet"/>
+      <w:lvlText w:val=""/>
+      <w:lvlJc w:val="left"/>
+      <w:pPr>
+        <w:ind w:left="5040" w:hanging="360"/>
+      </w:pPr>
+      <w:rPr>
+        <w:rFonts w:ascii="Symbol" w:hAnsi="Symbol" w:hint="default"/>
+      </w:rPr>
+    </w:lvl>
+    <w:lvl w:ilvl="7" w:tplc="04190003" w:tentative="1">
+      <w:start w:val="1"/>
+      <w:numFmt w:val="bullet"/>
+      <w:lvlText w:val="o"/>
+      <w:lvlJc w:val="left"/>
+      <w:pPr>
+        <w:ind w:left="5760" w:hanging="360"/>
+      </w:pPr>
+      <w:rPr>
+        <w:rFonts w:ascii="Courier New" w:hAnsi="Courier New" w:cs="Courier New" w:hint="default"/>
+      </w:rPr>
+    </w:lvl>
+    <w:lvl w:ilvl="8" w:tplc="04190005" w:tentative="1">
+      <w:start w:val="1"/>
+      <w:numFmt w:val="bullet"/>
+      <w:lvlText w:val=""/>
+      <w:lvlJc w:val="left"/>
+      <w:pPr>
+        <w:ind w:left="6480" w:hanging="360"/>
+      </w:pPr>
+      <w:rPr>
+        <w:rFonts w:ascii="Wingdings" w:hAnsi="Wingdings" w:hint="default"/>
+      </w:rPr>
+    </w:lvl>
+  </w:abstractNum>
+  <w:abstractNum w:abstractNumId="3" w15:restartNumberingAfterBreak="0">
     <w:nsid w:val="1B2E63F4"/>
     <w:multiLevelType w:val="multilevel"/>
     <w:tmpl w:val="9D1CBD32"/>
@@ -2738,8 +8926,169 @@
       </w:rPr>
     </w:lvl>
   </w:abstractNum>
+  <w:abstractNum w:abstractNumId="4" w15:restartNumberingAfterBreak="0">
+    <w:nsid w:val="4A987F5D"/>
+    <w:multiLevelType w:val="multilevel"/>
+    <w:tmpl w:val="F95A85C0"/>
+    <w:lvl w:ilvl="0">
+      <w:start w:val="1"/>
+      <w:numFmt w:val="bullet"/>
+      <w:lvlText w:val=""/>
+      <w:lvlJc w:val="left"/>
+      <w:pPr>
+        <w:tabs>
+          <w:tab w:val="num" w:pos="720"/>
+        </w:tabs>
+        <w:ind w:left="720" w:hanging="360"/>
+      </w:pPr>
+      <w:rPr>
+        <w:rFonts w:ascii="Symbol" w:hAnsi="Symbol" w:hint="default"/>
+        <w:sz w:val="20"/>
+      </w:rPr>
+    </w:lvl>
+    <w:lvl w:ilvl="1" w:tentative="1">
+      <w:start w:val="1"/>
+      <w:numFmt w:val="bullet"/>
+      <w:lvlText w:val="o"/>
+      <w:lvlJc w:val="left"/>
+      <w:pPr>
+        <w:tabs>
+          <w:tab w:val="num" w:pos="1440"/>
+        </w:tabs>
+        <w:ind w:left="1440" w:hanging="360"/>
+      </w:pPr>
+      <w:rPr>
+        <w:rFonts w:ascii="Courier New" w:hAnsi="Courier New" w:hint="default"/>
+        <w:sz w:val="20"/>
+      </w:rPr>
+    </w:lvl>
+    <w:lvl w:ilvl="2" w:tentative="1">
+      <w:start w:val="1"/>
+      <w:numFmt w:val="bullet"/>
+      <w:lvlText w:val=""/>
+      <w:lvlJc w:val="left"/>
+      <w:pPr>
+        <w:tabs>
+          <w:tab w:val="num" w:pos="2160"/>
+        </w:tabs>
+        <w:ind w:left="2160" w:hanging="360"/>
+      </w:pPr>
+      <w:rPr>
+        <w:rFonts w:ascii="Wingdings" w:hAnsi="Wingdings" w:hint="default"/>
+        <w:sz w:val="20"/>
+      </w:rPr>
+    </w:lvl>
+    <w:lvl w:ilvl="3" w:tentative="1">
+      <w:start w:val="1"/>
+      <w:numFmt w:val="bullet"/>
+      <w:lvlText w:val=""/>
+      <w:lvlJc w:val="left"/>
+      <w:pPr>
+        <w:tabs>
+          <w:tab w:val="num" w:pos="2880"/>
+        </w:tabs>
+        <w:ind w:left="2880" w:hanging="360"/>
+      </w:pPr>
+      <w:rPr>
+        <w:rFonts w:ascii="Wingdings" w:hAnsi="Wingdings" w:hint="default"/>
+        <w:sz w:val="20"/>
+      </w:rPr>
+    </w:lvl>
+    <w:lvl w:ilvl="4" w:tentative="1">
+      <w:start w:val="1"/>
+      <w:numFmt w:val="bullet"/>
+      <w:lvlText w:val=""/>
+      <w:lvlJc w:val="left"/>
+      <w:pPr>
+        <w:tabs>
+          <w:tab w:val="num" w:pos="3600"/>
+        </w:tabs>
+        <w:ind w:left="3600" w:hanging="360"/>
+      </w:pPr>
+      <w:rPr>
+        <w:rFonts w:ascii="Wingdings" w:hAnsi="Wingdings" w:hint="default"/>
+        <w:sz w:val="20"/>
+      </w:rPr>
+    </w:lvl>
+    <w:lvl w:ilvl="5" w:tentative="1">
+      <w:start w:val="1"/>
+      <w:numFmt w:val="bullet"/>
+      <w:lvlText w:val=""/>
+      <w:lvlJc w:val="left"/>
+      <w:pPr>
+        <w:tabs>
+          <w:tab w:val="num" w:pos="4320"/>
+        </w:tabs>
+        <w:ind w:left="4320" w:hanging="360"/>
+      </w:pPr>
+      <w:rPr>
+        <w:rFonts w:ascii="Wingdings" w:hAnsi="Wingdings" w:hint="default"/>
+        <w:sz w:val="20"/>
+      </w:rPr>
+    </w:lvl>
+    <w:lvl w:ilvl="6" w:tentative="1">
+      <w:start w:val="1"/>
+      <w:numFmt w:val="bullet"/>
+      <w:lvlText w:val=""/>
+      <w:lvlJc w:val="left"/>
+      <w:pPr>
+        <w:tabs>
+          <w:tab w:val="num" w:pos="5040"/>
+        </w:tabs>
+        <w:ind w:left="5040" w:hanging="360"/>
+      </w:pPr>
+      <w:rPr>
+        <w:rFonts w:ascii="Wingdings" w:hAnsi="Wingdings" w:hint="default"/>
+        <w:sz w:val="20"/>
+      </w:rPr>
+    </w:lvl>
+    <w:lvl w:ilvl="7" w:tentative="1">
+      <w:start w:val="1"/>
+      <w:numFmt w:val="bullet"/>
+      <w:lvlText w:val=""/>
+      <w:lvlJc w:val="left"/>
+      <w:pPr>
+        <w:tabs>
+          <w:tab w:val="num" w:pos="5760"/>
+        </w:tabs>
+        <w:ind w:left="5760" w:hanging="360"/>
+      </w:pPr>
+      <w:rPr>
+        <w:rFonts w:ascii="Wingdings" w:hAnsi="Wingdings" w:hint="default"/>
+        <w:sz w:val="20"/>
+      </w:rPr>
+    </w:lvl>
+    <w:lvl w:ilvl="8" w:tentative="1">
+      <w:start w:val="1"/>
+      <w:numFmt w:val="bullet"/>
+      <w:lvlText w:val=""/>
+      <w:lvlJc w:val="left"/>
+      <w:pPr>
+        <w:tabs>
+          <w:tab w:val="num" w:pos="6480"/>
+        </w:tabs>
+        <w:ind w:left="6480" w:hanging="360"/>
+      </w:pPr>
+      <w:rPr>
+        <w:rFonts w:ascii="Wingdings" w:hAnsi="Wingdings" w:hint="default"/>
+        <w:sz w:val="20"/>
+      </w:rPr>
+    </w:lvl>
+  </w:abstractNum>
   <w:num w:numId="1">
+    <w:abstractNumId w:val="3"/>
+  </w:num>
+  <w:num w:numId="2">
     <w:abstractNumId w:val="0"/>
+  </w:num>
+  <w:num w:numId="3">
+    <w:abstractNumId w:val="2"/>
+  </w:num>
+  <w:num w:numId="4">
+    <w:abstractNumId w:val="1"/>
+  </w:num>
+  <w:num w:numId="5">
+    <w:abstractNumId w:val="4"/>
   </w:num>
 </w:numbering>
 </file>
@@ -3164,6 +9513,74 @@
       <w:lang w:eastAsia="ru-RU"/>
     </w:rPr>
   </w:style>
+  <w:style w:type="paragraph" w:styleId="2">
+    <w:name w:val="heading 2"/>
+    <w:basedOn w:val="a"/>
+    <w:next w:val="a"/>
+    <w:link w:val="20"/>
+    <w:uiPriority w:val="9"/>
+    <w:unhideWhenUsed/>
+    <w:qFormat/>
+    <w:rsid w:val="002415C5"/>
+    <w:pPr>
+      <w:keepNext/>
+      <w:keepLines/>
+      <w:spacing w:before="40" w:after="0"/>
+      <w:outlineLvl w:val="1"/>
+    </w:pPr>
+    <w:rPr>
+      <w:rFonts w:asciiTheme="majorHAnsi" w:eastAsiaTheme="majorEastAsia" w:hAnsiTheme="majorHAnsi" w:cstheme="majorBidi"/>
+      <w:color w:val="2F5496" w:themeColor="accent1" w:themeShade="BF"/>
+      <w:sz w:val="26"/>
+      <w:szCs w:val="26"/>
+    </w:rPr>
+  </w:style>
+  <w:style w:type="paragraph" w:styleId="3">
+    <w:name w:val="heading 3"/>
+    <w:basedOn w:val="a"/>
+    <w:next w:val="a"/>
+    <w:link w:val="30"/>
+    <w:uiPriority w:val="9"/>
+    <w:semiHidden/>
+    <w:unhideWhenUsed/>
+    <w:qFormat/>
+    <w:rsid w:val="002A1455"/>
+    <w:pPr>
+      <w:keepNext/>
+      <w:keepLines/>
+      <w:spacing w:before="40" w:after="0"/>
+      <w:outlineLvl w:val="2"/>
+    </w:pPr>
+    <w:rPr>
+      <w:rFonts w:asciiTheme="majorHAnsi" w:eastAsiaTheme="majorEastAsia" w:hAnsiTheme="majorHAnsi" w:cstheme="majorBidi"/>
+      <w:color w:val="1F3763" w:themeColor="accent1" w:themeShade="7F"/>
+      <w:sz w:val="24"/>
+      <w:szCs w:val="24"/>
+    </w:rPr>
+  </w:style>
+  <w:style w:type="paragraph" w:styleId="4">
+    <w:name w:val="heading 4"/>
+    <w:basedOn w:val="a"/>
+    <w:next w:val="a"/>
+    <w:link w:val="40"/>
+    <w:uiPriority w:val="9"/>
+    <w:semiHidden/>
+    <w:unhideWhenUsed/>
+    <w:qFormat/>
+    <w:rsid w:val="002A1455"/>
+    <w:pPr>
+      <w:keepNext/>
+      <w:keepLines/>
+      <w:spacing w:before="40" w:after="0"/>
+      <w:outlineLvl w:val="3"/>
+    </w:pPr>
+    <w:rPr>
+      <w:rFonts w:asciiTheme="majorHAnsi" w:eastAsiaTheme="majorEastAsia" w:hAnsiTheme="majorHAnsi" w:cstheme="majorBidi"/>
+      <w:i/>
+      <w:iCs/>
+      <w:color w:val="2F5496" w:themeColor="accent1" w:themeShade="BF"/>
+    </w:rPr>
+  </w:style>
   <w:style w:type="character" w:default="1" w:styleId="a0">
     <w:name w:val="Default Paragraph Font"/>
     <w:uiPriority w:val="1"/>
@@ -3239,6 +9656,191 @@
     <w:name w:val="b"/>
     <w:basedOn w:val="a0"/>
     <w:rsid w:val="003C37CE"/>
+  </w:style>
+  <w:style w:type="character" w:customStyle="1" w:styleId="20">
+    <w:name w:val="Заголовок 2 Знак"/>
+    <w:basedOn w:val="a0"/>
+    <w:link w:val="2"/>
+    <w:uiPriority w:val="9"/>
+    <w:rsid w:val="002415C5"/>
+    <w:rPr>
+      <w:rFonts w:asciiTheme="majorHAnsi" w:eastAsiaTheme="majorEastAsia" w:hAnsiTheme="majorHAnsi" w:cstheme="majorBidi"/>
+      <w:color w:val="2F5496" w:themeColor="accent1" w:themeShade="BF"/>
+      <w:sz w:val="26"/>
+      <w:szCs w:val="26"/>
+    </w:rPr>
+  </w:style>
+  <w:style w:type="paragraph" w:styleId="a5">
+    <w:name w:val="No Spacing"/>
+    <w:uiPriority w:val="1"/>
+    <w:qFormat/>
+    <w:rsid w:val="002415C5"/>
+    <w:pPr>
+      <w:spacing w:after="0" w:line="240" w:lineRule="auto"/>
+    </w:pPr>
+  </w:style>
+  <w:style w:type="paragraph" w:styleId="a6">
+    <w:name w:val="List Paragraph"/>
+    <w:basedOn w:val="a"/>
+    <w:uiPriority w:val="34"/>
+    <w:qFormat/>
+    <w:rsid w:val="00742DC3"/>
+    <w:pPr>
+      <w:ind w:left="720"/>
+      <w:contextualSpacing/>
+    </w:pPr>
+  </w:style>
+  <w:style w:type="character" w:customStyle="1" w:styleId="30">
+    <w:name w:val="Заголовок 3 Знак"/>
+    <w:basedOn w:val="a0"/>
+    <w:link w:val="3"/>
+    <w:uiPriority w:val="9"/>
+    <w:semiHidden/>
+    <w:rsid w:val="002A1455"/>
+    <w:rPr>
+      <w:rFonts w:asciiTheme="majorHAnsi" w:eastAsiaTheme="majorEastAsia" w:hAnsiTheme="majorHAnsi" w:cstheme="majorBidi"/>
+      <w:color w:val="1F3763" w:themeColor="accent1" w:themeShade="7F"/>
+      <w:sz w:val="24"/>
+      <w:szCs w:val="24"/>
+    </w:rPr>
+  </w:style>
+  <w:style w:type="character" w:customStyle="1" w:styleId="40">
+    <w:name w:val="Заголовок 4 Знак"/>
+    <w:basedOn w:val="a0"/>
+    <w:link w:val="4"/>
+    <w:uiPriority w:val="9"/>
+    <w:semiHidden/>
+    <w:rsid w:val="002A1455"/>
+    <w:rPr>
+      <w:rFonts w:asciiTheme="majorHAnsi" w:eastAsiaTheme="majorEastAsia" w:hAnsiTheme="majorHAnsi" w:cstheme="majorBidi"/>
+      <w:i/>
+      <w:iCs/>
+      <w:color w:val="2F5496" w:themeColor="accent1" w:themeShade="BF"/>
+    </w:rPr>
+  </w:style>
+  <w:style w:type="paragraph" w:customStyle="1" w:styleId="maplink">
+    <w:name w:val="maplink"/>
+    <w:basedOn w:val="a"/>
+    <w:rsid w:val="002A1455"/>
+    <w:pPr>
+      <w:spacing w:before="100" w:beforeAutospacing="1" w:after="100" w:afterAutospacing="1" w:line="240" w:lineRule="auto"/>
+    </w:pPr>
+    <w:rPr>
+      <w:rFonts w:eastAsia="Times New Roman" w:cs="Times New Roman"/>
+      <w:sz w:val="24"/>
+      <w:szCs w:val="24"/>
+      <w:lang w:eastAsia="ru-RU"/>
+    </w:rPr>
+  </w:style>
+  <w:style w:type="character" w:styleId="a7">
+    <w:name w:val="Strong"/>
+    <w:basedOn w:val="a0"/>
+    <w:uiPriority w:val="22"/>
+    <w:qFormat/>
+    <w:rsid w:val="002A1455"/>
+    <w:rPr>
+      <w:b/>
+      <w:bCs/>
+    </w:rPr>
+  </w:style>
+  <w:style w:type="character" w:styleId="a8">
+    <w:name w:val="Emphasis"/>
+    <w:basedOn w:val="a0"/>
+    <w:uiPriority w:val="20"/>
+    <w:qFormat/>
+    <w:rsid w:val="002A1455"/>
+    <w:rPr>
+      <w:i/>
+      <w:iCs/>
+    </w:rPr>
+  </w:style>
+  <w:style w:type="paragraph" w:styleId="HTML">
+    <w:name w:val="HTML Preformatted"/>
+    <w:basedOn w:val="a"/>
+    <w:link w:val="HTML0"/>
+    <w:uiPriority w:val="99"/>
+    <w:semiHidden/>
+    <w:unhideWhenUsed/>
+    <w:rsid w:val="002A1455"/>
+    <w:pPr>
+      <w:tabs>
+        <w:tab w:val="left" w:pos="916"/>
+        <w:tab w:val="left" w:pos="1832"/>
+        <w:tab w:val="left" w:pos="2748"/>
+        <w:tab w:val="left" w:pos="3664"/>
+        <w:tab w:val="left" w:pos="4580"/>
+        <w:tab w:val="left" w:pos="5496"/>
+        <w:tab w:val="left" w:pos="6412"/>
+        <w:tab w:val="left" w:pos="7328"/>
+        <w:tab w:val="left" w:pos="8244"/>
+        <w:tab w:val="left" w:pos="9160"/>
+        <w:tab w:val="left" w:pos="10076"/>
+        <w:tab w:val="left" w:pos="10992"/>
+        <w:tab w:val="left" w:pos="11908"/>
+        <w:tab w:val="left" w:pos="12824"/>
+        <w:tab w:val="left" w:pos="13740"/>
+        <w:tab w:val="left" w:pos="14656"/>
+      </w:tabs>
+      <w:spacing w:after="0" w:line="240" w:lineRule="auto"/>
+    </w:pPr>
+    <w:rPr>
+      <w:rFonts w:ascii="Courier New" w:eastAsia="Times New Roman" w:hAnsi="Courier New" w:cs="Courier New"/>
+      <w:sz w:val="20"/>
+      <w:szCs w:val="20"/>
+      <w:lang w:eastAsia="ru-RU"/>
+    </w:rPr>
+  </w:style>
+  <w:style w:type="character" w:customStyle="1" w:styleId="HTML0">
+    <w:name w:val="Стандартный HTML Знак"/>
+    <w:basedOn w:val="a0"/>
+    <w:link w:val="HTML"/>
+    <w:uiPriority w:val="99"/>
+    <w:semiHidden/>
+    <w:rsid w:val="002A1455"/>
+    <w:rPr>
+      <w:rFonts w:ascii="Courier New" w:eastAsia="Times New Roman" w:hAnsi="Courier New" w:cs="Courier New"/>
+      <w:sz w:val="20"/>
+      <w:szCs w:val="20"/>
+      <w:lang w:eastAsia="ru-RU"/>
+    </w:rPr>
+  </w:style>
+  <w:style w:type="character" w:styleId="HTML1">
+    <w:name w:val="HTML Code"/>
+    <w:basedOn w:val="a0"/>
+    <w:uiPriority w:val="99"/>
+    <w:semiHidden/>
+    <w:unhideWhenUsed/>
+    <w:rsid w:val="002A1455"/>
+    <w:rPr>
+      <w:rFonts w:ascii="Courier New" w:eastAsia="Times New Roman" w:hAnsi="Courier New" w:cs="Courier New"/>
+      <w:sz w:val="20"/>
+      <w:szCs w:val="20"/>
+    </w:rPr>
+  </w:style>
+  <w:style w:type="character" w:customStyle="1" w:styleId="hljs-keyword">
+    <w:name w:val="hljs-keyword"/>
+    <w:basedOn w:val="a0"/>
+    <w:rsid w:val="002A1455"/>
+  </w:style>
+  <w:style w:type="character" w:customStyle="1" w:styleId="hljs-title">
+    <w:name w:val="hljs-title"/>
+    <w:basedOn w:val="a0"/>
+    <w:rsid w:val="002A1455"/>
+  </w:style>
+  <w:style w:type="character" w:customStyle="1" w:styleId="hljs-function">
+    <w:name w:val="hljs-function"/>
+    <w:basedOn w:val="a0"/>
+    <w:rsid w:val="002A1455"/>
+  </w:style>
+  <w:style w:type="character" w:customStyle="1" w:styleId="hljs-params">
+    <w:name w:val="hljs-params"/>
+    <w:basedOn w:val="a0"/>
+    <w:rsid w:val="002A1455"/>
+  </w:style>
+  <w:style w:type="character" w:customStyle="1" w:styleId="hljs-comment">
+    <w:name w:val="hljs-comment"/>
+    <w:basedOn w:val="a0"/>
+    <w:rsid w:val="002A1455"/>
   </w:style>
 </w:styles>
 </file>
